--- a/docs/ONU_CP_123_2026_KOROBOV_O.V.docx
+++ b/docs/ONU_CP_123_2026_KOROBOV_O.V.docx
@@ -5,7 +5,8 @@
     <w:sdt>
       <w:sdtPr>
         <w:rPr>
-          <w:rFonts w:ascii="Times New Roman" w:hAnsi="Times New Roman" w:cs="Times New Roman"/>
+          <w:rFonts w:ascii="Times New Roman" w:eastAsiaTheme="majorEastAsia" w:hAnsi="Times New Roman" w:cs="Times New Roman"/>
+          <w:color w:val="2F5496" w:themeColor="accent1" w:themeShade="BF"/>
           <w:sz w:val="28"/>
           <w:szCs w:val="28"/>
         </w:rPr>
@@ -17,9 +18,9 @@
       </w:sdtPr>
       <w:sdtEndPr>
         <w:rPr>
-          <w:rFonts w:eastAsiaTheme="majorEastAsia"/>
+          <w:rFonts w:eastAsiaTheme="minorHAnsi"/>
           <w:b/>
-          <w:color w:val="000000" w:themeColor="text1"/>
+          <w:color w:val="auto"/>
           <w:sz w:val="32"/>
           <w:szCs w:val="32"/>
           <w:lang w:val="uk-UA"/>
@@ -237,7 +238,6 @@
               <w:rFonts w:ascii="Times New Roman" w:eastAsia="Times New Roman" w:hAnsi="Times New Roman" w:cs="Times New Roman"/>
               <w:sz w:val="28"/>
               <w:szCs w:val="28"/>
-              <w:lang/>
             </w:rPr>
           </w:pPr>
           <w:r>
@@ -338,7 +338,6 @@
               <w:rFonts w:ascii="Times New Roman" w:eastAsia="Times New Roman" w:hAnsi="Times New Roman" w:cs="Times New Roman"/>
               <w:sz w:val="28"/>
               <w:szCs w:val="28"/>
-              <w:lang/>
             </w:rPr>
           </w:pPr>
           <w:r>
@@ -634,21 +633,28 @@
         </w:p>
         <w:p>
           <w:pPr>
-            <w:pStyle w:val="1"/>
-            <w:jc w:val="center"/>
             <w:rPr>
-              <w:rFonts w:ascii="Times New Roman" w:eastAsia="Times New Roman" w:hAnsi="Times New Roman" w:cs="Times New Roman"/>
-              <w:b/>
-              <w:color w:val="000000" w:themeColor="text1"/>
               <w:lang w:val="uk-UA"/>
             </w:rPr>
           </w:pPr>
-          <w:bookmarkStart w:id="0" w:name="_Toc231598375"/>
+        </w:p>
+        <w:p>
+          <w:pPr>
+            <w:jc w:val="center"/>
+            <w:rPr>
+              <w:rFonts w:ascii="Times New Roman" w:hAnsi="Times New Roman" w:cs="Times New Roman"/>
+              <w:b/>
+              <w:sz w:val="32"/>
+              <w:szCs w:val="32"/>
+              <w:lang w:val="uk-UA"/>
+            </w:rPr>
+          </w:pPr>
           <w:r>
             <w:rPr>
-              <w:rFonts w:ascii="Times New Roman" w:eastAsia="Times New Roman" w:hAnsi="Times New Roman" w:cs="Times New Roman"/>
+              <w:rFonts w:ascii="Times New Roman" w:hAnsi="Times New Roman" w:cs="Times New Roman"/>
               <w:b/>
-              <w:color w:val="000000" w:themeColor="text1"/>
+              <w:sz w:val="32"/>
+              <w:szCs w:val="32"/>
               <w:lang w:val="uk-UA"/>
             </w:rPr>
             <w:lastRenderedPageBreak/>
@@ -657,25 +663,14 @@
         </w:p>
       </w:sdtContent>
     </w:sdt>
-    <w:bookmarkEnd w:id="0" w:displacedByCustomXml="prev"/>
-    <w:p>
-      <w:pPr>
-        <w:spacing w:line="360" w:lineRule="auto"/>
-        <w:jc w:val="both"/>
-        <w:rPr>
-          <w:rFonts w:ascii="Times New Roman" w:hAnsi="Times New Roman" w:cs="Times New Roman"/>
-          <w:sz w:val="28"/>
-          <w:szCs w:val="28"/>
-          <w:lang w:val="uk-UA"/>
-        </w:rPr>
-      </w:pPr>
-    </w:p>
     <w:sdt>
       <w:sdtPr>
         <w:rPr>
-          <w:rFonts w:ascii="Times New Roman" w:hAnsi="Times New Roman" w:cs="Times New Roman"/>
-          <w:sz w:val="28"/>
-          <w:szCs w:val="28"/>
+          <w:rFonts w:ascii="Times New Roman" w:eastAsiaTheme="minorHAnsi" w:hAnsi="Times New Roman" w:cs="Times New Roman"/>
+          <w:color w:val="auto"/>
+          <w:sz w:val="28"/>
+          <w:szCs w:val="28"/>
+          <w:lang w:eastAsia="en-US"/>
         </w:rPr>
         <w:id w:val="-694387239"/>
         <w:docPartObj>
@@ -685,11 +680,8 @@
       </w:sdtPr>
       <w:sdtEndPr>
         <w:rPr>
-          <w:rFonts w:eastAsiaTheme="minorHAnsi"/>
           <w:b/>
           <w:bCs/>
-          <w:color w:val="auto"/>
-          <w:lang w:eastAsia="en-US"/>
         </w:rPr>
       </w:sdtEndPr>
       <w:sdtContent>
@@ -722,7 +714,7 @@
               <w:szCs w:val="28"/>
               <w:lang w:val="uk-UA"/>
             </w:rPr>
-            <w:t>С</w:t>
+            <w:t>с</w:t>
           </w:r>
           <w:r>
             <w:rPr>
@@ -771,80 +763,7 @@
             </w:rPr>
             <w:fldChar w:fldCharType="separate"/>
           </w:r>
-          <w:hyperlink w:anchor="_Toc231598375" w:history="1">
-            <w:r>
-              <w:rPr>
-                <w:rStyle w:val="af"/>
-                <w:rFonts w:ascii="Times New Roman" w:eastAsia="Times New Roman" w:hAnsi="Times New Roman" w:cs="Times New Roman"/>
-                <w:b/>
-                <w:noProof/>
-                <w:lang w:val="uk-UA"/>
-              </w:rPr>
-              <w:t>ЗМІСТ</w:t>
-            </w:r>
-            <w:r>
-              <w:rPr>
-                <w:noProof/>
-                <w:webHidden/>
-              </w:rPr>
-              <w:tab/>
-            </w:r>
-            <w:r>
-              <w:rPr>
-                <w:noProof/>
-                <w:webHidden/>
-              </w:rPr>
-              <w:fldChar w:fldCharType="begin"/>
-            </w:r>
-            <w:r>
-              <w:rPr>
-                <w:noProof/>
-                <w:webHidden/>
-              </w:rPr>
-              <w:instrText xml:space="preserve"> PAGEREF _Toc231598375 \h </w:instrText>
-            </w:r>
-            <w:r>
-              <w:rPr>
-                <w:noProof/>
-                <w:webHidden/>
-              </w:rPr>
-            </w:r>
-            <w:r>
-              <w:rPr>
-                <w:noProof/>
-                <w:webHidden/>
-              </w:rPr>
-              <w:fldChar w:fldCharType="separate"/>
-            </w:r>
-            <w:r>
-              <w:rPr>
-                <w:noProof/>
-                <w:webHidden/>
-              </w:rPr>
-              <w:t>2</w:t>
-            </w:r>
-            <w:r>
-              <w:rPr>
-                <w:noProof/>
-                <w:webHidden/>
-              </w:rPr>
-              <w:fldChar w:fldCharType="end"/>
-            </w:r>
-          </w:hyperlink>
-        </w:p>
-        <w:p>
-          <w:pPr>
-            <w:pStyle w:val="11"/>
-            <w:tabs>
-              <w:tab w:val="right" w:leader="dot" w:pos="9345"/>
-            </w:tabs>
-            <w:rPr>
-              <w:rFonts w:eastAsiaTheme="minorEastAsia"/>
-              <w:noProof/>
-              <w:lang w:eastAsia="ru-RU"/>
-            </w:rPr>
-          </w:pPr>
-          <w:hyperlink w:anchor="_Toc231598376" w:history="1">
+          <w:hyperlink w:anchor="_Toc231731793" w:history="1">
             <w:r>
               <w:rPr>
                 <w:rStyle w:val="af"/>
@@ -874,7 +793,7 @@
                 <w:noProof/>
                 <w:webHidden/>
               </w:rPr>
-              <w:instrText xml:space="preserve"> PAGEREF _Toc231598376 \h </w:instrText>
+              <w:instrText xml:space="preserve"> PAGEREF _Toc231731793 \h </w:instrText>
             </w:r>
             <w:r>
               <w:rPr>
@@ -909,6 +828,7 @@
           <w:pPr>
             <w:pStyle w:val="11"/>
             <w:tabs>
+              <w:tab w:val="left" w:pos="425"/>
               <w:tab w:val="right" w:leader="dot" w:pos="9345"/>
             </w:tabs>
             <w:rPr>
@@ -917,81 +837,7 @@
               <w:lang w:eastAsia="ru-RU"/>
             </w:rPr>
           </w:pPr>
-          <w:hyperlink w:anchor="_Toc231598377" w:history="1">
-            <w:r>
-              <w:rPr>
-                <w:rStyle w:val="af"/>
-                <w:rFonts w:ascii="Times New Roman" w:hAnsi="Times New Roman" w:cs="Times New Roman"/>
-                <w:b/>
-                <w:noProof/>
-                <w:lang w:val="uk-UA"/>
-              </w:rPr>
-              <w:t>ОСНОВНА ЧАСТИНА</w:t>
-            </w:r>
-            <w:r>
-              <w:rPr>
-                <w:noProof/>
-                <w:webHidden/>
-              </w:rPr>
-              <w:tab/>
-            </w:r>
-            <w:r>
-              <w:rPr>
-                <w:noProof/>
-                <w:webHidden/>
-              </w:rPr>
-              <w:fldChar w:fldCharType="begin"/>
-            </w:r>
-            <w:r>
-              <w:rPr>
-                <w:noProof/>
-                <w:webHidden/>
-              </w:rPr>
-              <w:instrText xml:space="preserve"> PAGEREF _Toc231598377 \h </w:instrText>
-            </w:r>
-            <w:r>
-              <w:rPr>
-                <w:noProof/>
-                <w:webHidden/>
-              </w:rPr>
-            </w:r>
-            <w:r>
-              <w:rPr>
-                <w:noProof/>
-                <w:webHidden/>
-              </w:rPr>
-              <w:fldChar w:fldCharType="separate"/>
-            </w:r>
-            <w:r>
-              <w:rPr>
-                <w:noProof/>
-                <w:webHidden/>
-              </w:rPr>
-              <w:t>5</w:t>
-            </w:r>
-            <w:r>
-              <w:rPr>
-                <w:noProof/>
-                <w:webHidden/>
-              </w:rPr>
-              <w:fldChar w:fldCharType="end"/>
-            </w:r>
-          </w:hyperlink>
-        </w:p>
-        <w:p>
-          <w:pPr>
-            <w:pStyle w:val="21"/>
-            <w:tabs>
-              <w:tab w:val="left" w:pos="660"/>
-              <w:tab w:val="right" w:leader="dot" w:pos="9345"/>
-            </w:tabs>
-            <w:rPr>
-              <w:rFonts w:eastAsiaTheme="minorEastAsia"/>
-              <w:noProof/>
-              <w:lang w:eastAsia="ru-RU"/>
-            </w:rPr>
-          </w:pPr>
-          <w:hyperlink w:anchor="_Toc231598378" w:history="1">
+          <w:hyperlink w:anchor="_Toc231731794" w:history="1">
             <w:r>
               <w:rPr>
                 <w:rStyle w:val="af"/>
@@ -1039,7 +885,7 @@
                 <w:noProof/>
                 <w:webHidden/>
               </w:rPr>
-              <w:instrText xml:space="preserve"> PAGEREF _Toc231598378 \h </w:instrText>
+              <w:instrText xml:space="preserve"> PAGEREF _Toc231731794 \h </w:instrText>
             </w:r>
             <w:r>
               <w:rPr>
@@ -1059,7 +905,7 @@
                 <w:noProof/>
                 <w:webHidden/>
               </w:rPr>
-              <w:t>5</w:t>
+              <w:t>4</w:t>
             </w:r>
             <w:r>
               <w:rPr>
@@ -1072,9 +918,9 @@
         </w:p>
         <w:p>
           <w:pPr>
-            <w:pStyle w:val="21"/>
+            <w:pStyle w:val="11"/>
             <w:tabs>
-              <w:tab w:val="left" w:pos="660"/>
+              <w:tab w:val="left" w:pos="425"/>
               <w:tab w:val="right" w:leader="dot" w:pos="9345"/>
             </w:tabs>
             <w:rPr>
@@ -1083,7 +929,7 @@
               <w:lang w:eastAsia="ru-RU"/>
             </w:rPr>
           </w:pPr>
-          <w:hyperlink w:anchor="_Toc231598379" w:history="1">
+          <w:hyperlink w:anchor="_Toc231731795" w:history="1">
             <w:r>
               <w:rPr>
                 <w:rStyle w:val="af"/>
@@ -1131,7 +977,191 @@
                 <w:noProof/>
                 <w:webHidden/>
               </w:rPr>
-              <w:instrText xml:space="preserve"> PAGEREF _Toc231598379 \h </w:instrText>
+              <w:instrText xml:space="preserve"> PAGEREF _Toc231731795 \h </w:instrText>
+            </w:r>
+            <w:r>
+              <w:rPr>
+                <w:noProof/>
+                <w:webHidden/>
+              </w:rPr>
+            </w:r>
+            <w:r>
+              <w:rPr>
+                <w:noProof/>
+                <w:webHidden/>
+              </w:rPr>
+              <w:fldChar w:fldCharType="separate"/>
+            </w:r>
+            <w:r>
+              <w:rPr>
+                <w:noProof/>
+                <w:webHidden/>
+              </w:rPr>
+              <w:t>5</w:t>
+            </w:r>
+            <w:r>
+              <w:rPr>
+                <w:noProof/>
+                <w:webHidden/>
+              </w:rPr>
+              <w:fldChar w:fldCharType="end"/>
+            </w:r>
+          </w:hyperlink>
+        </w:p>
+        <w:p>
+          <w:pPr>
+            <w:pStyle w:val="21"/>
+            <w:tabs>
+              <w:tab w:val="left" w:pos="880"/>
+              <w:tab w:val="right" w:leader="dot" w:pos="9345"/>
+            </w:tabs>
+            <w:rPr>
+              <w:rFonts w:eastAsiaTheme="minorEastAsia"/>
+              <w:noProof/>
+              <w:lang w:eastAsia="ru-RU"/>
+            </w:rPr>
+          </w:pPr>
+          <w:hyperlink w:anchor="_Toc231731796" w:history="1">
+            <w:r>
+              <w:rPr>
+                <w:rStyle w:val="af"/>
+                <w:rFonts w:ascii="Times New Roman" w:hAnsi="Times New Roman" w:cs="Times New Roman"/>
+                <w:b/>
+                <w:noProof/>
+                <w:lang w:val="uk-UA"/>
+              </w:rPr>
+              <w:t>2.1</w:t>
+            </w:r>
+            <w:r>
+              <w:rPr>
+                <w:rFonts w:eastAsiaTheme="minorEastAsia"/>
+                <w:noProof/>
+                <w:lang w:eastAsia="ru-RU"/>
+              </w:rPr>
+              <w:tab/>
+            </w:r>
+            <w:r>
+              <w:rPr>
+                <w:rStyle w:val="af"/>
+                <w:rFonts w:ascii="Times New Roman" w:hAnsi="Times New Roman" w:cs="Times New Roman"/>
+                <w:b/>
+                <w:noProof/>
+                <w:lang w:val="uk-UA"/>
+              </w:rPr>
+              <w:t>Клас «PhoneBook»</w:t>
+            </w:r>
+            <w:r>
+              <w:rPr>
+                <w:noProof/>
+                <w:webHidden/>
+              </w:rPr>
+              <w:tab/>
+            </w:r>
+            <w:r>
+              <w:rPr>
+                <w:noProof/>
+                <w:webHidden/>
+              </w:rPr>
+              <w:fldChar w:fldCharType="begin"/>
+            </w:r>
+            <w:r>
+              <w:rPr>
+                <w:noProof/>
+                <w:webHidden/>
+              </w:rPr>
+              <w:instrText xml:space="preserve"> PAGEREF _Toc231731796 \h </w:instrText>
+            </w:r>
+            <w:r>
+              <w:rPr>
+                <w:noProof/>
+                <w:webHidden/>
+              </w:rPr>
+            </w:r>
+            <w:r>
+              <w:rPr>
+                <w:noProof/>
+                <w:webHidden/>
+              </w:rPr>
+              <w:fldChar w:fldCharType="separate"/>
+            </w:r>
+            <w:r>
+              <w:rPr>
+                <w:noProof/>
+                <w:webHidden/>
+              </w:rPr>
+              <w:t>5</w:t>
+            </w:r>
+            <w:r>
+              <w:rPr>
+                <w:noProof/>
+                <w:webHidden/>
+              </w:rPr>
+              <w:fldChar w:fldCharType="end"/>
+            </w:r>
+          </w:hyperlink>
+        </w:p>
+        <w:p>
+          <w:pPr>
+            <w:pStyle w:val="21"/>
+            <w:tabs>
+              <w:tab w:val="left" w:pos="880"/>
+              <w:tab w:val="right" w:leader="dot" w:pos="9345"/>
+            </w:tabs>
+            <w:rPr>
+              <w:rFonts w:eastAsiaTheme="minorEastAsia"/>
+              <w:noProof/>
+              <w:lang w:eastAsia="ru-RU"/>
+            </w:rPr>
+          </w:pPr>
+          <w:hyperlink w:anchor="_Toc231731797" w:history="1">
+            <w:r>
+              <w:rPr>
+                <w:rStyle w:val="af"/>
+                <w:rFonts w:ascii="Times New Roman" w:hAnsi="Times New Roman" w:cs="Times New Roman"/>
+                <w:b/>
+                <w:noProof/>
+                <w:lang w:val="uk-UA"/>
+              </w:rPr>
+              <w:t>2.2</w:t>
+            </w:r>
+            <w:r>
+              <w:rPr>
+                <w:rFonts w:eastAsiaTheme="minorEastAsia"/>
+                <w:noProof/>
+                <w:lang w:eastAsia="ru-RU"/>
+              </w:rPr>
+              <w:tab/>
+            </w:r>
+            <w:r>
+              <w:rPr>
+                <w:rStyle w:val="af"/>
+                <w:rFonts w:ascii="Times New Roman" w:hAnsi="Times New Roman" w:cs="Times New Roman"/>
+                <w:b/>
+                <w:noProof/>
+                <w:lang w:val="uk-UA"/>
+              </w:rPr>
+              <w:t>Абстрактний клас «Record»</w:t>
+            </w:r>
+            <w:r>
+              <w:rPr>
+                <w:noProof/>
+                <w:webHidden/>
+              </w:rPr>
+              <w:tab/>
+            </w:r>
+            <w:r>
+              <w:rPr>
+                <w:noProof/>
+                <w:webHidden/>
+              </w:rPr>
+              <w:fldChar w:fldCharType="begin"/>
+            </w:r>
+            <w:r>
+              <w:rPr>
+                <w:noProof/>
+                <w:webHidden/>
+              </w:rPr>
+              <w:instrText xml:space="preserve"> PAGEREF _Toc231731797 \h </w:instrText>
             </w:r>
             <w:r>
               <w:rPr>
@@ -1164,14 +1194,18 @@
         </w:p>
         <w:p>
           <w:pPr>
-            <w:pStyle w:val="31"/>
+            <w:pStyle w:val="21"/>
+            <w:tabs>
+              <w:tab w:val="left" w:pos="880"/>
+              <w:tab w:val="right" w:leader="dot" w:pos="9345"/>
+            </w:tabs>
             <w:rPr>
               <w:rFonts w:eastAsiaTheme="minorEastAsia"/>
               <w:noProof/>
               <w:lang w:eastAsia="ru-RU"/>
             </w:rPr>
           </w:pPr>
-          <w:hyperlink w:anchor="_Toc231598380" w:history="1">
+          <w:hyperlink w:anchor="_Toc231731798" w:history="1">
             <w:r>
               <w:rPr>
                 <w:rStyle w:val="af"/>
@@ -1180,20 +1214,16 @@
                 <w:noProof/>
                 <w:lang w:val="uk-UA"/>
               </w:rPr>
-              <w:t xml:space="preserve">2.1 </w:t>
+              <w:t>2.3</w:t>
             </w:r>
             <w:r>
               <w:rPr>
-                <w:rStyle w:val="af"/>
-                <w:rFonts w:ascii="Times New Roman" w:hAnsi="Times New Roman" w:cs="Times New Roman"/>
-                <w:b/>
+                <w:rFonts w:eastAsiaTheme="minorEastAsia"/>
                 <w:noProof/>
-                <w:lang w:val="en-US"/>
+                <w:lang w:eastAsia="ru-RU"/>
               </w:rPr>
-              <w:t xml:space="preserve">      </w:t>
+              <w:tab/>
             </w:r>
-            <w:bookmarkStart w:id="1" w:name="_GoBack"/>
-            <w:bookmarkEnd w:id="1"/>
             <w:r>
               <w:rPr>
                 <w:rStyle w:val="af"/>
@@ -1202,17 +1232,7 @@
                 <w:noProof/>
                 <w:lang w:val="uk-UA"/>
               </w:rPr>
-              <w:t xml:space="preserve">Клас </w:t>
-            </w:r>
-            <w:r>
-              <w:rPr>
-                <w:rStyle w:val="af"/>
-                <w:rFonts w:ascii="Times New Roman" w:hAnsi="Times New Roman" w:cs="Times New Roman"/>
-                <w:b/>
-                <w:noProof/>
-                <w:lang w:val="en-US"/>
-              </w:rPr>
-              <w:t>PhoneBook</w:t>
+              <w:t>Клас «Person»</w:t>
             </w:r>
             <w:r>
               <w:rPr>
@@ -1233,95 +1253,7 @@
                 <w:noProof/>
                 <w:webHidden/>
               </w:rPr>
-              <w:instrText xml:space="preserve"> PAGEREF _Toc231598380 \h </w:instrText>
-            </w:r>
-            <w:r>
-              <w:rPr>
-                <w:noProof/>
-                <w:webHidden/>
-              </w:rPr>
-            </w:r>
-            <w:r>
-              <w:rPr>
-                <w:noProof/>
-                <w:webHidden/>
-              </w:rPr>
-              <w:fldChar w:fldCharType="separate"/>
-            </w:r>
-            <w:r>
-              <w:rPr>
-                <w:noProof/>
-                <w:webHidden/>
-              </w:rPr>
-              <w:t>6</w:t>
-            </w:r>
-            <w:r>
-              <w:rPr>
-                <w:noProof/>
-                <w:webHidden/>
-              </w:rPr>
-              <w:fldChar w:fldCharType="end"/>
-            </w:r>
-          </w:hyperlink>
-        </w:p>
-        <w:p>
-          <w:pPr>
-            <w:pStyle w:val="31"/>
-            <w:rPr>
-              <w:rFonts w:eastAsiaTheme="minorEastAsia"/>
-              <w:noProof/>
-              <w:lang w:eastAsia="ru-RU"/>
-            </w:rPr>
-          </w:pPr>
-          <w:hyperlink w:anchor="_Toc231598381" w:history="1">
-            <w:r>
-              <w:rPr>
-                <w:rStyle w:val="af"/>
-                <w:rFonts w:ascii="Times New Roman" w:hAnsi="Times New Roman" w:cs="Times New Roman"/>
-                <w:b/>
-                <w:noProof/>
-                <w:lang w:val="uk-UA"/>
-              </w:rPr>
-              <w:t>2.2</w:t>
-            </w:r>
-            <w:r>
-              <w:rPr>
-                <w:rFonts w:eastAsiaTheme="minorEastAsia"/>
-                <w:noProof/>
-                <w:lang w:eastAsia="ru-RU"/>
-              </w:rPr>
-              <w:tab/>
-            </w:r>
-            <w:r>
-              <w:rPr>
-                <w:rStyle w:val="af"/>
-                <w:rFonts w:ascii="Times New Roman" w:hAnsi="Times New Roman" w:cs="Times New Roman"/>
-                <w:b/>
-                <w:noProof/>
-                <w:lang w:val="uk-UA"/>
-              </w:rPr>
-              <w:t>Абстрактний клас Record</w:t>
-            </w:r>
-            <w:r>
-              <w:rPr>
-                <w:noProof/>
-                <w:webHidden/>
-              </w:rPr>
-              <w:tab/>
-            </w:r>
-            <w:r>
-              <w:rPr>
-                <w:noProof/>
-                <w:webHidden/>
-              </w:rPr>
-              <w:fldChar w:fldCharType="begin"/>
-            </w:r>
-            <w:r>
-              <w:rPr>
-                <w:noProof/>
-                <w:webHidden/>
-              </w:rPr>
-              <w:instrText xml:space="preserve"> PAGEREF _Toc231598381 \h </w:instrText>
+              <w:instrText xml:space="preserve"> PAGEREF _Toc231731798 \h </w:instrText>
             </w:r>
             <w:r>
               <w:rPr>
@@ -1354,14 +1286,18 @@
         </w:p>
         <w:p>
           <w:pPr>
-            <w:pStyle w:val="31"/>
+            <w:pStyle w:val="21"/>
+            <w:tabs>
+              <w:tab w:val="left" w:pos="880"/>
+              <w:tab w:val="right" w:leader="dot" w:pos="9345"/>
+            </w:tabs>
             <w:rPr>
               <w:rFonts w:eastAsiaTheme="minorEastAsia"/>
               <w:noProof/>
               <w:lang w:eastAsia="ru-RU"/>
             </w:rPr>
           </w:pPr>
-          <w:hyperlink w:anchor="_Toc231598382" w:history="1">
+          <w:hyperlink w:anchor="_Toc231731799" w:history="1">
             <w:r>
               <w:rPr>
                 <w:rStyle w:val="af"/>
@@ -1370,7 +1306,7 @@
                 <w:noProof/>
                 <w:lang w:val="uk-UA"/>
               </w:rPr>
-              <w:t>2.3</w:t>
+              <w:t>2.4</w:t>
             </w:r>
             <w:r>
               <w:rPr>
@@ -1388,7 +1324,7 @@
                 <w:noProof/>
                 <w:lang w:val="uk-UA"/>
               </w:rPr>
-              <w:t>Клас Person</w:t>
+              <w:t>Клас «Organization»</w:t>
             </w:r>
             <w:r>
               <w:rPr>
@@ -1409,7 +1345,99 @@
                 <w:noProof/>
                 <w:webHidden/>
               </w:rPr>
-              <w:instrText xml:space="preserve"> PAGEREF _Toc231598382 \h </w:instrText>
+              <w:instrText xml:space="preserve"> PAGEREF _Toc231731799 \h </w:instrText>
+            </w:r>
+            <w:r>
+              <w:rPr>
+                <w:noProof/>
+                <w:webHidden/>
+              </w:rPr>
+            </w:r>
+            <w:r>
+              <w:rPr>
+                <w:noProof/>
+                <w:webHidden/>
+              </w:rPr>
+              <w:fldChar w:fldCharType="separate"/>
+            </w:r>
+            <w:r>
+              <w:rPr>
+                <w:noProof/>
+                <w:webHidden/>
+              </w:rPr>
+              <w:t>7</w:t>
+            </w:r>
+            <w:r>
+              <w:rPr>
+                <w:noProof/>
+                <w:webHidden/>
+              </w:rPr>
+              <w:fldChar w:fldCharType="end"/>
+            </w:r>
+          </w:hyperlink>
+        </w:p>
+        <w:p>
+          <w:pPr>
+            <w:pStyle w:val="21"/>
+            <w:tabs>
+              <w:tab w:val="left" w:pos="880"/>
+              <w:tab w:val="right" w:leader="dot" w:pos="9345"/>
+            </w:tabs>
+            <w:rPr>
+              <w:rFonts w:eastAsiaTheme="minorEastAsia"/>
+              <w:noProof/>
+              <w:lang w:eastAsia="ru-RU"/>
+            </w:rPr>
+          </w:pPr>
+          <w:hyperlink w:anchor="_Toc231731800" w:history="1">
+            <w:r>
+              <w:rPr>
+                <w:rStyle w:val="af"/>
+                <w:rFonts w:ascii="Times New Roman" w:hAnsi="Times New Roman" w:cs="Times New Roman"/>
+                <w:b/>
+                <w:noProof/>
+                <w:lang w:val="uk-UA"/>
+              </w:rPr>
+              <w:t>2.5</w:t>
+            </w:r>
+            <w:r>
+              <w:rPr>
+                <w:rFonts w:eastAsiaTheme="minorEastAsia"/>
+                <w:noProof/>
+                <w:lang w:eastAsia="ru-RU"/>
+              </w:rPr>
+              <w:tab/>
+            </w:r>
+            <w:r>
+              <w:rPr>
+                <w:rStyle w:val="af"/>
+                <w:rFonts w:ascii="Times New Roman" w:hAnsi="Times New Roman" w:cs="Times New Roman"/>
+                <w:b/>
+                <w:noProof/>
+                <w:lang w:val="uk-UA"/>
+              </w:rPr>
+              <w:t>Клас «Phone»</w:t>
+            </w:r>
+            <w:r>
+              <w:rPr>
+                <w:noProof/>
+                <w:webHidden/>
+              </w:rPr>
+              <w:tab/>
+            </w:r>
+            <w:r>
+              <w:rPr>
+                <w:noProof/>
+                <w:webHidden/>
+              </w:rPr>
+              <w:fldChar w:fldCharType="begin"/>
+            </w:r>
+            <w:r>
+              <w:rPr>
+                <w:noProof/>
+                <w:webHidden/>
+              </w:rPr>
+              <w:instrText xml:space="preserve"> PAGEREF _Toc231731800 \h </w:instrText>
             </w:r>
             <w:r>
               <w:rPr>
@@ -1442,14 +1470,18 @@
         </w:p>
         <w:p>
           <w:pPr>
-            <w:pStyle w:val="31"/>
+            <w:pStyle w:val="21"/>
+            <w:tabs>
+              <w:tab w:val="left" w:pos="880"/>
+              <w:tab w:val="right" w:leader="dot" w:pos="9345"/>
+            </w:tabs>
             <w:rPr>
               <w:rFonts w:eastAsiaTheme="minorEastAsia"/>
               <w:noProof/>
               <w:lang w:eastAsia="ru-RU"/>
             </w:rPr>
           </w:pPr>
-          <w:hyperlink w:anchor="_Toc231598383" w:history="1">
+          <w:hyperlink w:anchor="_Toc231731801" w:history="1">
             <w:r>
               <w:rPr>
                 <w:rStyle w:val="af"/>
@@ -1458,7 +1490,7 @@
                 <w:noProof/>
                 <w:lang w:val="uk-UA"/>
               </w:rPr>
-              <w:t>2.4</w:t>
+              <w:t>2.6</w:t>
             </w:r>
             <w:r>
               <w:rPr>
@@ -1476,7 +1508,7 @@
                 <w:noProof/>
                 <w:lang w:val="uk-UA"/>
               </w:rPr>
-              <w:t>Клас Organization</w:t>
+              <w:t>Опис деяких функцій</w:t>
             </w:r>
             <w:r>
               <w:rPr>
@@ -1497,95 +1529,7 @@
                 <w:noProof/>
                 <w:webHidden/>
               </w:rPr>
-              <w:instrText xml:space="preserve"> PAGEREF _Toc231598383 \h </w:instrText>
-            </w:r>
-            <w:r>
-              <w:rPr>
-                <w:noProof/>
-                <w:webHidden/>
-              </w:rPr>
-            </w:r>
-            <w:r>
-              <w:rPr>
-                <w:noProof/>
-                <w:webHidden/>
-              </w:rPr>
-              <w:fldChar w:fldCharType="separate"/>
-            </w:r>
-            <w:r>
-              <w:rPr>
-                <w:noProof/>
-                <w:webHidden/>
-              </w:rPr>
-              <w:t>8</w:t>
-            </w:r>
-            <w:r>
-              <w:rPr>
-                <w:noProof/>
-                <w:webHidden/>
-              </w:rPr>
-              <w:fldChar w:fldCharType="end"/>
-            </w:r>
-          </w:hyperlink>
-        </w:p>
-        <w:p>
-          <w:pPr>
-            <w:pStyle w:val="31"/>
-            <w:rPr>
-              <w:rFonts w:eastAsiaTheme="minorEastAsia"/>
-              <w:noProof/>
-              <w:lang w:eastAsia="ru-RU"/>
-            </w:rPr>
-          </w:pPr>
-          <w:hyperlink w:anchor="_Toc231598384" w:history="1">
-            <w:r>
-              <w:rPr>
-                <w:rStyle w:val="af"/>
-                <w:rFonts w:ascii="Times New Roman" w:hAnsi="Times New Roman" w:cs="Times New Roman"/>
-                <w:b/>
-                <w:noProof/>
-                <w:lang w:val="uk-UA"/>
-              </w:rPr>
-              <w:t>2.5</w:t>
-            </w:r>
-            <w:r>
-              <w:rPr>
-                <w:rFonts w:eastAsiaTheme="minorEastAsia"/>
-                <w:noProof/>
-                <w:lang w:eastAsia="ru-RU"/>
-              </w:rPr>
-              <w:tab/>
-            </w:r>
-            <w:r>
-              <w:rPr>
-                <w:rStyle w:val="af"/>
-                <w:rFonts w:ascii="Times New Roman" w:hAnsi="Times New Roman" w:cs="Times New Roman"/>
-                <w:b/>
-                <w:noProof/>
-                <w:lang w:val="uk-UA"/>
-              </w:rPr>
-              <w:t>Клас Phone</w:t>
-            </w:r>
-            <w:r>
-              <w:rPr>
-                <w:noProof/>
-                <w:webHidden/>
-              </w:rPr>
-              <w:tab/>
-            </w:r>
-            <w:r>
-              <w:rPr>
-                <w:noProof/>
-                <w:webHidden/>
-              </w:rPr>
-              <w:fldChar w:fldCharType="begin"/>
-            </w:r>
-            <w:r>
-              <w:rPr>
-                <w:noProof/>
-                <w:webHidden/>
-              </w:rPr>
-              <w:instrText xml:space="preserve"> PAGEREF _Toc231598384 \h </w:instrText>
+              <w:instrText xml:space="preserve"> PAGEREF _Toc231731801 \h </w:instrText>
             </w:r>
             <w:r>
               <w:rPr>
@@ -1618,97 +1562,9 @@
         </w:p>
         <w:p>
           <w:pPr>
-            <w:pStyle w:val="31"/>
-            <w:rPr>
-              <w:rFonts w:eastAsiaTheme="minorEastAsia"/>
-              <w:noProof/>
-              <w:lang w:eastAsia="ru-RU"/>
-            </w:rPr>
-          </w:pPr>
-          <w:hyperlink w:anchor="_Toc231598385" w:history="1">
-            <w:r>
-              <w:rPr>
-                <w:rStyle w:val="af"/>
-                <w:rFonts w:ascii="Times New Roman" w:hAnsi="Times New Roman" w:cs="Times New Roman"/>
-                <w:b/>
-                <w:noProof/>
-                <w:lang w:val="uk-UA"/>
-              </w:rPr>
-              <w:t>2.6</w:t>
-            </w:r>
-            <w:r>
-              <w:rPr>
-                <w:rFonts w:eastAsiaTheme="minorEastAsia"/>
-                <w:noProof/>
-                <w:lang w:eastAsia="ru-RU"/>
-              </w:rPr>
-              <w:tab/>
-            </w:r>
-            <w:r>
-              <w:rPr>
-                <w:rStyle w:val="af"/>
-                <w:rFonts w:ascii="Times New Roman" w:hAnsi="Times New Roman" w:cs="Times New Roman"/>
-                <w:b/>
-                <w:noProof/>
-                <w:lang w:val="uk-UA"/>
-              </w:rPr>
-              <w:t>Короткий опис функцій:</w:t>
-            </w:r>
-            <w:r>
-              <w:rPr>
-                <w:noProof/>
-                <w:webHidden/>
-              </w:rPr>
-              <w:tab/>
-            </w:r>
-            <w:r>
-              <w:rPr>
-                <w:noProof/>
-                <w:webHidden/>
-              </w:rPr>
-              <w:fldChar w:fldCharType="begin"/>
-            </w:r>
-            <w:r>
-              <w:rPr>
-                <w:noProof/>
-                <w:webHidden/>
-              </w:rPr>
-              <w:instrText xml:space="preserve"> PAGEREF _Toc231598385 \h </w:instrText>
-            </w:r>
-            <w:r>
-              <w:rPr>
-                <w:noProof/>
-                <w:webHidden/>
-              </w:rPr>
-            </w:r>
-            <w:r>
-              <w:rPr>
-                <w:noProof/>
-                <w:webHidden/>
-              </w:rPr>
-              <w:fldChar w:fldCharType="separate"/>
-            </w:r>
-            <w:r>
-              <w:rPr>
-                <w:noProof/>
-                <w:webHidden/>
-              </w:rPr>
-              <w:t>10</w:t>
-            </w:r>
-            <w:r>
-              <w:rPr>
-                <w:noProof/>
-                <w:webHidden/>
-              </w:rPr>
-              <w:fldChar w:fldCharType="end"/>
-            </w:r>
-          </w:hyperlink>
-        </w:p>
-        <w:p>
-          <w:pPr>
-            <w:pStyle w:val="21"/>
+            <w:pStyle w:val="11"/>
             <w:tabs>
-              <w:tab w:val="left" w:pos="660"/>
+              <w:tab w:val="left" w:pos="425"/>
               <w:tab w:val="right" w:leader="dot" w:pos="9345"/>
             </w:tabs>
             <w:rPr>
@@ -1717,7 +1573,7 @@
               <w:lang w:eastAsia="ru-RU"/>
             </w:rPr>
           </w:pPr>
-          <w:hyperlink w:anchor="_Toc231598386" w:history="1">
+          <w:hyperlink w:anchor="_Toc231731802" w:history="1">
             <w:r>
               <w:rPr>
                 <w:rStyle w:val="af"/>
@@ -1765,7 +1621,7 @@
                 <w:noProof/>
                 <w:webHidden/>
               </w:rPr>
-              <w:instrText xml:space="preserve"> PAGEREF _Toc231598386 \h </w:instrText>
+              <w:instrText xml:space="preserve"> PAGEREF _Toc231731802 \h </w:instrText>
             </w:r>
             <w:r>
               <w:rPr>
@@ -1785,7 +1641,7 @@
                 <w:noProof/>
                 <w:webHidden/>
               </w:rPr>
-              <w:t>11</w:t>
+              <w:t>10</w:t>
             </w:r>
             <w:r>
               <w:rPr>
@@ -1808,7 +1664,7 @@
               <w:lang w:eastAsia="ru-RU"/>
             </w:rPr>
           </w:pPr>
-          <w:hyperlink w:anchor="_Toc231598387" w:history="1">
+          <w:hyperlink w:anchor="_Toc231731803" w:history="1">
             <w:r>
               <w:rPr>
                 <w:rStyle w:val="af"/>
@@ -1838,7 +1694,80 @@
                 <w:noProof/>
                 <w:webHidden/>
               </w:rPr>
-              <w:instrText xml:space="preserve"> PAGEREF _Toc231598387 \h </w:instrText>
+              <w:instrText xml:space="preserve"> PAGEREF _Toc231731803 \h </w:instrText>
+            </w:r>
+            <w:r>
+              <w:rPr>
+                <w:noProof/>
+                <w:webHidden/>
+              </w:rPr>
+            </w:r>
+            <w:r>
+              <w:rPr>
+                <w:noProof/>
+                <w:webHidden/>
+              </w:rPr>
+              <w:fldChar w:fldCharType="separate"/>
+            </w:r>
+            <w:r>
+              <w:rPr>
+                <w:noProof/>
+                <w:webHidden/>
+              </w:rPr>
+              <w:t>13</w:t>
+            </w:r>
+            <w:r>
+              <w:rPr>
+                <w:noProof/>
+                <w:webHidden/>
+              </w:rPr>
+              <w:fldChar w:fldCharType="end"/>
+            </w:r>
+          </w:hyperlink>
+        </w:p>
+        <w:p>
+          <w:pPr>
+            <w:pStyle w:val="11"/>
+            <w:tabs>
+              <w:tab w:val="right" w:leader="dot" w:pos="9345"/>
+            </w:tabs>
+            <w:rPr>
+              <w:rFonts w:eastAsiaTheme="minorEastAsia"/>
+              <w:noProof/>
+              <w:lang w:eastAsia="ru-RU"/>
+            </w:rPr>
+          </w:pPr>
+          <w:hyperlink w:anchor="_Toc231731804" w:history="1">
+            <w:r>
+              <w:rPr>
+                <w:rStyle w:val="af"/>
+                <w:rFonts w:ascii="Times New Roman" w:hAnsi="Times New Roman" w:cs="Times New Roman"/>
+                <w:b/>
+                <w:noProof/>
+                <w:lang w:val="uk-UA"/>
+              </w:rPr>
+              <w:t>ДОДАТОК А</w:t>
+            </w:r>
+            <w:r>
+              <w:rPr>
+                <w:noProof/>
+                <w:webHidden/>
+              </w:rPr>
+              <w:tab/>
+            </w:r>
+            <w:r>
+              <w:rPr>
+                <w:noProof/>
+                <w:webHidden/>
+              </w:rPr>
+              <w:fldChar w:fldCharType="begin"/>
+            </w:r>
+            <w:r>
+              <w:rPr>
+                <w:noProof/>
+                <w:webHidden/>
+              </w:rPr>
+              <w:instrText xml:space="preserve"> PAGEREF _Toc231731804 \h </w:instrText>
             </w:r>
             <w:r>
               <w:rPr>
@@ -1872,7 +1801,6 @@
         <w:p>
           <w:pPr>
             <w:spacing w:line="360" w:lineRule="auto"/>
-            <w:jc w:val="both"/>
             <w:rPr>
               <w:rFonts w:ascii="Times New Roman" w:hAnsi="Times New Roman" w:cs="Times New Roman"/>
               <w:sz w:val="28"/>
@@ -1963,6 +1891,7 @@
     <w:p>
       <w:pPr>
         <w:pStyle w:val="1"/>
+        <w:spacing w:line="360" w:lineRule="auto"/>
         <w:jc w:val="center"/>
         <w:rPr>
           <w:rFonts w:ascii="Times New Roman" w:hAnsi="Times New Roman" w:cs="Times New Roman"/>
@@ -1971,7 +1900,7 @@
           <w:lang w:val="uk-UA"/>
         </w:rPr>
       </w:pPr>
-      <w:bookmarkStart w:id="2" w:name="_Toc231598376"/>
+      <w:bookmarkStart w:id="0" w:name="_Toc231731793"/>
       <w:r>
         <w:rPr>
           <w:rFonts w:ascii="Times New Roman" w:hAnsi="Times New Roman" w:cs="Times New Roman"/>
@@ -1982,18 +1911,19 @@
         <w:lastRenderedPageBreak/>
         <w:t>ПОСТАНОВКА ЗАВДАННЯ</w:t>
       </w:r>
-      <w:bookmarkEnd w:id="2"/>
-    </w:p>
-    <w:p>
-      <w:pPr>
-        <w:rPr>
-          <w:lang w:val="uk-UA"/>
-        </w:rPr>
-      </w:pPr>
-    </w:p>
-    <w:p>
-      <w:pPr>
-        <w:spacing w:line="360" w:lineRule="auto"/>
+      <w:bookmarkEnd w:id="0"/>
+    </w:p>
+    <w:p>
+      <w:pPr>
+        <w:spacing w:after="0"/>
+        <w:rPr>
+          <w:lang w:val="uk-UA"/>
+        </w:rPr>
+      </w:pPr>
+    </w:p>
+    <w:p>
+      <w:pPr>
+        <w:spacing w:after="0" w:line="360" w:lineRule="auto"/>
         <w:ind w:firstLine="709"/>
         <w:jc w:val="both"/>
         <w:rPr>
@@ -2308,7 +2238,7 @@
     </w:p>
     <w:p>
       <w:pPr>
-        <w:spacing w:line="360" w:lineRule="auto"/>
+        <w:spacing w:after="0" w:line="360" w:lineRule="auto"/>
         <w:ind w:firstLine="709"/>
         <w:jc w:val="both"/>
         <w:rPr>
@@ -2335,7 +2265,7 @@
           <w:ilvl w:val="0"/>
           <w:numId w:val="21"/>
         </w:numPr>
-        <w:spacing w:line="360" w:lineRule="auto"/>
+        <w:spacing w:after="0" w:line="360" w:lineRule="auto"/>
         <w:jc w:val="both"/>
         <w:rPr>
           <w:rFonts w:ascii="Times New Roman" w:hAnsi="Times New Roman" w:cs="Times New Roman"/>
@@ -2360,7 +2290,25 @@
           <w:szCs w:val="28"/>
           <w:lang w:val="uk-UA"/>
         </w:rPr>
-        <w:t xml:space="preserve">: </w:t>
+        <w:t xml:space="preserve"> </w:t>
+      </w:r>
+      <w:r>
+        <w:rPr>
+          <w:rFonts w:ascii="Times New Roman" w:hAnsi="Times New Roman" w:cs="Times New Roman"/>
+          <w:sz w:val="28"/>
+          <w:szCs w:val="28"/>
+          <w:lang w:val="uk-UA"/>
+        </w:rPr>
+        <w:t>—</w:t>
+      </w:r>
+      <w:r>
+        <w:rPr>
+          <w:rFonts w:ascii="Times New Roman" w:hAnsi="Times New Roman" w:cs="Times New Roman"/>
+          <w:sz w:val="28"/>
+          <w:szCs w:val="28"/>
+          <w:lang w:val="uk-UA"/>
+        </w:rPr>
+        <w:t xml:space="preserve"> </w:t>
       </w:r>
       <w:r>
         <w:rPr>
@@ -2424,7 +2372,7 @@
           <w:ilvl w:val="0"/>
           <w:numId w:val="21"/>
         </w:numPr>
-        <w:spacing w:line="360" w:lineRule="auto"/>
+        <w:spacing w:after="0" w:line="360" w:lineRule="auto"/>
         <w:jc w:val="both"/>
         <w:rPr>
           <w:rFonts w:ascii="Times New Roman" w:hAnsi="Times New Roman" w:cs="Times New Roman"/>
@@ -2449,7 +2397,25 @@
           <w:szCs w:val="28"/>
           <w:lang w:val="uk-UA"/>
         </w:rPr>
-        <w:t xml:space="preserve">: </w:t>
+        <w:t xml:space="preserve"> </w:t>
+      </w:r>
+      <w:r>
+        <w:rPr>
+          <w:rFonts w:ascii="Times New Roman" w:hAnsi="Times New Roman" w:cs="Times New Roman"/>
+          <w:sz w:val="28"/>
+          <w:szCs w:val="28"/>
+          <w:lang w:val="uk-UA"/>
+        </w:rPr>
+        <w:t>—</w:t>
+      </w:r>
+      <w:r>
+        <w:rPr>
+          <w:rFonts w:ascii="Times New Roman" w:hAnsi="Times New Roman" w:cs="Times New Roman"/>
+          <w:sz w:val="28"/>
+          <w:szCs w:val="28"/>
+          <w:lang w:val="uk-UA"/>
+        </w:rPr>
+        <w:t xml:space="preserve"> </w:t>
       </w:r>
       <w:r>
         <w:rPr>
@@ -2531,7 +2497,7 @@
           <w:ilvl w:val="0"/>
           <w:numId w:val="21"/>
         </w:numPr>
-        <w:spacing w:line="360" w:lineRule="auto"/>
+        <w:spacing w:after="0" w:line="360" w:lineRule="auto"/>
         <w:jc w:val="both"/>
         <w:rPr>
           <w:rFonts w:ascii="Times New Roman" w:hAnsi="Times New Roman" w:cs="Times New Roman"/>
@@ -2547,7 +2513,34 @@
           <w:szCs w:val="28"/>
           <w:lang w:val="uk-UA"/>
         </w:rPr>
-        <w:t xml:space="preserve">Людина: </w:t>
+        <w:t>Людина</w:t>
+      </w:r>
+      <w:r>
+        <w:rPr>
+          <w:rFonts w:ascii="Times New Roman" w:hAnsi="Times New Roman" w:cs="Times New Roman"/>
+          <w:sz w:val="28"/>
+          <w:szCs w:val="28"/>
+          <w:lang w:val="uk-UA"/>
+        </w:rPr>
+        <w:t xml:space="preserve"> </w:t>
+      </w:r>
+      <w:r>
+        <w:rPr>
+          <w:rFonts w:ascii="Times New Roman" w:hAnsi="Times New Roman" w:cs="Times New Roman"/>
+          <w:sz w:val="28"/>
+          <w:szCs w:val="28"/>
+          <w:lang w:val="uk-UA"/>
+        </w:rPr>
+        <w:t>—</w:t>
+      </w:r>
+      <w:r>
+        <w:rPr>
+          <w:rFonts w:ascii="Times New Roman" w:hAnsi="Times New Roman" w:cs="Times New Roman"/>
+          <w:sz w:val="28"/>
+          <w:szCs w:val="28"/>
+          <w:lang w:val="uk-UA"/>
+        </w:rPr>
+        <w:t xml:space="preserve"> </w:t>
       </w:r>
       <w:r>
         <w:rPr>
@@ -2602,7 +2595,7 @@
           <w:ilvl w:val="0"/>
           <w:numId w:val="21"/>
         </w:numPr>
-        <w:spacing w:line="360" w:lineRule="auto"/>
+        <w:spacing w:after="0" w:line="360" w:lineRule="auto"/>
         <w:jc w:val="both"/>
         <w:rPr>
           <w:rFonts w:ascii="Times New Roman" w:hAnsi="Times New Roman" w:cs="Times New Roman"/>
@@ -2627,7 +2620,25 @@
           <w:szCs w:val="28"/>
           <w:lang w:val="uk-UA"/>
         </w:rPr>
-        <w:t>: клас-</w:t>
+        <w:t xml:space="preserve"> </w:t>
+      </w:r>
+      <w:r>
+        <w:rPr>
+          <w:rFonts w:ascii="Times New Roman" w:hAnsi="Times New Roman" w:cs="Times New Roman"/>
+          <w:sz w:val="28"/>
+          <w:szCs w:val="28"/>
+          <w:lang w:val="uk-UA"/>
+        </w:rPr>
+        <w:t>—</w:t>
+      </w:r>
+      <w:r>
+        <w:rPr>
+          <w:rFonts w:ascii="Times New Roman" w:hAnsi="Times New Roman" w:cs="Times New Roman"/>
+          <w:sz w:val="28"/>
+          <w:szCs w:val="28"/>
+          <w:lang w:val="uk-UA"/>
+        </w:rPr>
+        <w:t xml:space="preserve"> клас-</w:t>
       </w:r>
       <w:r>
         <w:rPr>
@@ -2664,269 +2675,73 @@
           <w:ilvl w:val="0"/>
           <w:numId w:val="21"/>
         </w:numPr>
+        <w:spacing w:after="0" w:line="360" w:lineRule="auto"/>
+        <w:ind w:left="708"/>
+        <w:jc w:val="both"/>
+        <w:rPr>
+          <w:rFonts w:ascii="Times New Roman" w:hAnsi="Times New Roman" w:cs="Times New Roman"/>
+          <w:sz w:val="28"/>
+          <w:szCs w:val="28"/>
+          <w:lang w:val="uk-UA"/>
+        </w:rPr>
+      </w:pPr>
+      <w:r>
+        <w:rPr>
+          <w:rFonts w:ascii="Times New Roman" w:hAnsi="Times New Roman" w:cs="Times New Roman"/>
+          <w:sz w:val="28"/>
+          <w:szCs w:val="28"/>
+          <w:lang w:val="uk-UA"/>
+        </w:rPr>
+        <w:t>Телефон</w:t>
+      </w:r>
+      <w:r>
+        <w:rPr>
+          <w:rFonts w:ascii="Times New Roman" w:hAnsi="Times New Roman" w:cs="Times New Roman"/>
+          <w:sz w:val="28"/>
+          <w:szCs w:val="28"/>
+          <w:lang w:val="uk-UA"/>
+        </w:rPr>
+        <w:t xml:space="preserve"> —</w:t>
+      </w:r>
+      <w:r>
+        <w:rPr>
+          <w:rFonts w:ascii="Times New Roman" w:hAnsi="Times New Roman" w:cs="Times New Roman"/>
+          <w:sz w:val="28"/>
+          <w:szCs w:val="28"/>
+          <w:lang w:val="uk-UA"/>
+        </w:rPr>
+        <w:t xml:space="preserve"> </w:t>
+      </w:r>
+      <w:r>
+        <w:rPr>
+          <w:rFonts w:ascii="Times New Roman" w:hAnsi="Times New Roman" w:cs="Times New Roman"/>
+          <w:sz w:val="28"/>
+          <w:szCs w:val="28"/>
+          <w:lang w:val="uk-UA"/>
+        </w:rPr>
+        <w:t xml:space="preserve">окремий клас, містить три категорії (домашній, мобільний та робочий) та три форми (повна, середня та коротка). </w:t>
+      </w:r>
+    </w:p>
+    <w:p>
+      <w:pPr>
+        <w:spacing w:after="0" w:line="360" w:lineRule="auto"/>
+        <w:jc w:val="both"/>
+        <w:rPr>
+          <w:rFonts w:ascii="Times New Roman" w:hAnsi="Times New Roman" w:cs="Times New Roman"/>
+          <w:sz w:val="28"/>
+          <w:szCs w:val="28"/>
+          <w:lang w:val="uk-UA"/>
+        </w:rPr>
+      </w:pPr>
+    </w:p>
+    <w:p>
+      <w:pPr>
+        <w:pStyle w:val="1"/>
+        <w:numPr>
+          <w:ilvl w:val="0"/>
+          <w:numId w:val="27"/>
+        </w:numPr>
         <w:spacing w:line="360" w:lineRule="auto"/>
-        <w:jc w:val="both"/>
-        <w:rPr>
-          <w:rFonts w:ascii="Times New Roman" w:hAnsi="Times New Roman" w:cs="Times New Roman"/>
-          <w:sz w:val="28"/>
-          <w:szCs w:val="28"/>
-          <w:lang w:val="uk-UA"/>
-        </w:rPr>
-      </w:pPr>
-      <w:r>
-        <w:rPr>
-          <w:rFonts w:ascii="Times New Roman" w:hAnsi="Times New Roman" w:cs="Times New Roman"/>
-          <w:sz w:val="28"/>
-          <w:szCs w:val="28"/>
-          <w:lang w:val="uk-UA"/>
-        </w:rPr>
-        <w:lastRenderedPageBreak/>
-        <w:t>Телефон</w:t>
-      </w:r>
-      <w:r>
-        <w:rPr>
-          <w:rFonts w:ascii="Times New Roman" w:hAnsi="Times New Roman" w:cs="Times New Roman"/>
-          <w:sz w:val="28"/>
-          <w:szCs w:val="28"/>
-          <w:lang w:val="uk-UA"/>
-        </w:rPr>
-        <w:t xml:space="preserve">: </w:t>
-      </w:r>
-      <w:r>
-        <w:rPr>
-          <w:rFonts w:ascii="Times New Roman" w:hAnsi="Times New Roman" w:cs="Times New Roman"/>
-          <w:sz w:val="28"/>
-          <w:szCs w:val="28"/>
-          <w:lang w:val="uk-UA"/>
-        </w:rPr>
-        <w:t xml:space="preserve">окремий клас, містить три категорії (домашній, мобільний та робочий) та три форми (повна, середня та коротка). </w:t>
-      </w:r>
-      <w:r>
-        <w:rPr>
-          <w:rFonts w:ascii="Times New Roman" w:hAnsi="Times New Roman" w:cs="Times New Roman"/>
-          <w:sz w:val="28"/>
-          <w:szCs w:val="28"/>
-          <w:lang w:val="uk-UA"/>
-        </w:rPr>
-        <w:t>Використовується створення об’єктів «номер телефону» та їх виведення.</w:t>
-      </w:r>
-    </w:p>
-    <w:p>
-      <w:pPr>
-        <w:spacing w:line="360" w:lineRule="auto"/>
-        <w:ind w:left="360" w:firstLine="709"/>
-        <w:jc w:val="both"/>
-        <w:rPr>
-          <w:rFonts w:ascii="Times New Roman" w:hAnsi="Times New Roman" w:cs="Times New Roman"/>
-          <w:sz w:val="28"/>
-          <w:szCs w:val="28"/>
-          <w:lang w:val="uk-UA"/>
-        </w:rPr>
-      </w:pPr>
-    </w:p>
-    <w:p>
-      <w:pPr>
-        <w:ind w:firstLine="709"/>
-        <w:rPr>
-          <w:lang w:val="uk-UA"/>
-        </w:rPr>
-      </w:pPr>
-    </w:p>
-    <w:p>
-      <w:pPr>
-        <w:ind w:firstLine="709"/>
-        <w:rPr>
-          <w:lang w:val="uk-UA"/>
-        </w:rPr>
-      </w:pPr>
-    </w:p>
-    <w:p>
-      <w:pPr>
-        <w:ind w:firstLine="709"/>
-        <w:rPr>
-          <w:lang w:val="uk-UA"/>
-        </w:rPr>
-      </w:pPr>
-    </w:p>
-    <w:p>
-      <w:pPr>
-        <w:ind w:firstLine="709"/>
-        <w:rPr>
-          <w:lang w:val="uk-UA"/>
-        </w:rPr>
-      </w:pPr>
-    </w:p>
-    <w:p>
-      <w:pPr>
-        <w:ind w:firstLine="709"/>
-        <w:rPr>
-          <w:lang w:val="uk-UA"/>
-        </w:rPr>
-      </w:pPr>
-    </w:p>
-    <w:p>
-      <w:pPr>
-        <w:ind w:firstLine="709"/>
-        <w:rPr>
-          <w:lang w:val="uk-UA"/>
-        </w:rPr>
-      </w:pPr>
-    </w:p>
-    <w:p>
-      <w:pPr>
-        <w:ind w:firstLine="709"/>
-        <w:rPr>
-          <w:lang w:val="uk-UA"/>
-        </w:rPr>
-      </w:pPr>
-    </w:p>
-    <w:p>
-      <w:pPr>
-        <w:ind w:firstLine="709"/>
-        <w:rPr>
-          <w:lang w:val="uk-UA"/>
-        </w:rPr>
-      </w:pPr>
-    </w:p>
-    <w:p>
-      <w:pPr>
-        <w:ind w:firstLine="709"/>
-        <w:rPr>
-          <w:lang w:val="uk-UA"/>
-        </w:rPr>
-      </w:pPr>
-    </w:p>
-    <w:p>
-      <w:pPr>
-        <w:ind w:firstLine="709"/>
-        <w:rPr>
-          <w:lang w:val="uk-UA"/>
-        </w:rPr>
-      </w:pPr>
-    </w:p>
-    <w:p>
-      <w:pPr>
-        <w:ind w:firstLine="709"/>
-        <w:rPr>
-          <w:lang w:val="uk-UA"/>
-        </w:rPr>
-      </w:pPr>
-    </w:p>
-    <w:p>
-      <w:pPr>
-        <w:ind w:firstLine="709"/>
-        <w:rPr>
-          <w:lang w:val="uk-UA"/>
-        </w:rPr>
-      </w:pPr>
-    </w:p>
-    <w:p>
-      <w:pPr>
-        <w:ind w:firstLine="709"/>
-        <w:rPr>
-          <w:lang w:val="uk-UA"/>
-        </w:rPr>
-      </w:pPr>
-    </w:p>
-    <w:p>
-      <w:pPr>
-        <w:ind w:firstLine="709"/>
-        <w:rPr>
-          <w:lang w:val="uk-UA"/>
-        </w:rPr>
-      </w:pPr>
-    </w:p>
-    <w:p>
-      <w:pPr>
-        <w:ind w:firstLine="709"/>
-        <w:rPr>
-          <w:lang w:val="uk-UA"/>
-        </w:rPr>
-      </w:pPr>
-    </w:p>
-    <w:p>
-      <w:pPr>
-        <w:ind w:firstLine="709"/>
-        <w:rPr>
-          <w:lang w:val="uk-UA"/>
-        </w:rPr>
-      </w:pPr>
-    </w:p>
-    <w:p>
-      <w:pPr>
-        <w:ind w:firstLine="709"/>
-        <w:rPr>
-          <w:lang w:val="uk-UA"/>
-        </w:rPr>
-      </w:pPr>
-    </w:p>
-    <w:p>
-      <w:pPr>
-        <w:ind w:firstLine="709"/>
-        <w:rPr>
-          <w:lang w:val="uk-UA"/>
-        </w:rPr>
-      </w:pPr>
-    </w:p>
-    <w:p>
-      <w:pPr>
-        <w:ind w:firstLine="709"/>
-        <w:rPr>
-          <w:lang w:val="uk-UA"/>
-        </w:rPr>
-      </w:pPr>
-    </w:p>
-    <w:p>
-      <w:pPr>
-        <w:ind w:firstLine="709"/>
-        <w:rPr>
-          <w:lang w:val="uk-UA"/>
-        </w:rPr>
-      </w:pPr>
-    </w:p>
-    <w:p>
-      <w:pPr>
-        <w:ind w:firstLine="709"/>
-        <w:rPr>
-          <w:lang w:val="uk-UA"/>
-        </w:rPr>
-      </w:pPr>
-    </w:p>
-    <w:p>
-      <w:pPr>
-        <w:ind w:firstLine="709"/>
-        <w:rPr>
-          <w:lang w:val="uk-UA"/>
-        </w:rPr>
-      </w:pPr>
-    </w:p>
-    <w:p>
-      <w:pPr>
-        <w:ind w:firstLine="709"/>
-        <w:rPr>
-          <w:lang w:val="uk-UA"/>
-        </w:rPr>
-      </w:pPr>
-    </w:p>
-    <w:p>
-      <w:pPr>
-        <w:ind w:firstLine="709"/>
-        <w:rPr>
-          <w:lang w:val="uk-UA"/>
-        </w:rPr>
-      </w:pPr>
-    </w:p>
-    <w:p>
-      <w:pPr>
-        <w:ind w:firstLine="709"/>
-        <w:rPr>
-          <w:lang w:val="uk-UA"/>
-        </w:rPr>
-      </w:pPr>
-    </w:p>
-    <w:p>
-      <w:pPr>
-        <w:pStyle w:val="1"/>
         <w:jc w:val="center"/>
         <w:rPr>
           <w:rFonts w:ascii="Times New Roman" w:hAnsi="Times New Roman" w:cs="Times New Roman"/>
@@ -2935,7 +2750,7 @@
           <w:lang w:val="uk-UA"/>
         </w:rPr>
       </w:pPr>
-      <w:bookmarkStart w:id="3" w:name="_Toc231598377"/>
+      <w:bookmarkStart w:id="1" w:name="_Toc231731794"/>
       <w:r>
         <w:rPr>
           <w:rFonts w:ascii="Times New Roman" w:hAnsi="Times New Roman" w:cs="Times New Roman"/>
@@ -2944,7 +2759,7 @@
           <w:lang w:val="uk-UA"/>
         </w:rPr>
         <w:lastRenderedPageBreak/>
-        <w:t>О</w:t>
+        <w:t>Т</w:t>
       </w:r>
       <w:r>
         <w:rPr>
@@ -2953,24 +2768,465 @@
           <w:color w:val="000000" w:themeColor="text1"/>
           <w:lang w:val="uk-UA"/>
         </w:rPr>
-        <w:t>СНОВНА ЧАСТИНА</w:t>
-      </w:r>
-      <w:bookmarkEnd w:id="3"/>
-    </w:p>
-    <w:p>
-      <w:pPr>
-        <w:pStyle w:val="a9"/>
+        <w:t>ЕОРЕТИЧНІ ВІДОМОСТІ</w:t>
+      </w:r>
+      <w:bookmarkEnd w:id="1"/>
+    </w:p>
+    <w:p>
+      <w:pPr>
+        <w:spacing w:after="0"/>
+        <w:rPr>
+          <w:lang w:val="uk-UA"/>
+        </w:rPr>
+      </w:pPr>
+    </w:p>
+    <w:p>
+      <w:pPr>
+        <w:spacing w:after="0" w:line="360" w:lineRule="auto"/>
+        <w:ind w:firstLine="709"/>
+        <w:jc w:val="both"/>
+        <w:rPr>
+          <w:rFonts w:ascii="Times New Roman" w:hAnsi="Times New Roman" w:cs="Times New Roman"/>
+          <w:sz w:val="28"/>
+          <w:szCs w:val="28"/>
+          <w:lang w:val="uk-UA"/>
+        </w:rPr>
+      </w:pPr>
+      <w:r>
+        <w:rPr>
+          <w:rFonts w:ascii="Times New Roman" w:hAnsi="Times New Roman" w:cs="Times New Roman"/>
+          <w:sz w:val="28"/>
+          <w:szCs w:val="28"/>
+          <w:lang w:val="uk-UA"/>
+        </w:rPr>
+        <w:t>Об'єктно-орієнтоване програмування (ООП)</w:t>
+      </w:r>
+      <w:r>
+        <w:rPr>
+          <w:rFonts w:ascii="Times New Roman" w:hAnsi="Times New Roman" w:cs="Times New Roman"/>
+          <w:sz w:val="28"/>
+          <w:szCs w:val="28"/>
+          <w:lang w:val="uk-UA"/>
+        </w:rPr>
+        <w:t xml:space="preserve"> </w:t>
+      </w:r>
+      <w:r>
+        <w:rPr>
+          <w:rFonts w:ascii="Times New Roman" w:hAnsi="Times New Roman" w:cs="Times New Roman"/>
+          <w:sz w:val="28"/>
+          <w:szCs w:val="28"/>
+          <w:lang w:val="uk-UA"/>
+        </w:rPr>
+        <w:t>—</w:t>
+      </w:r>
+      <w:r>
+        <w:rPr>
+          <w:rFonts w:ascii="Times New Roman" w:hAnsi="Times New Roman" w:cs="Times New Roman"/>
+          <w:sz w:val="28"/>
+          <w:szCs w:val="28"/>
+          <w:lang w:val="uk-UA"/>
+        </w:rPr>
+        <w:t xml:space="preserve"> </w:t>
+      </w:r>
+      <w:r>
+        <w:rPr>
+          <w:rFonts w:ascii="Times New Roman" w:hAnsi="Times New Roman" w:cs="Times New Roman"/>
+          <w:sz w:val="28"/>
+          <w:szCs w:val="28"/>
+          <w:lang w:val="uk-UA"/>
+        </w:rPr>
+        <w:t xml:space="preserve">це сукупність методів програмування, що вбачає програму як сукупність об'єктів, що взаємодіють між собою. Воно виникло як протидія ускладненим процесам розробки великого програмного забезпечення, і наразі використовується майже всіма. В ООП кожен об'єкт </w:t>
+      </w:r>
+      <w:r>
+        <w:rPr>
+          <w:rFonts w:ascii="Times New Roman" w:hAnsi="Times New Roman" w:cs="Times New Roman"/>
+          <w:sz w:val="28"/>
+          <w:szCs w:val="28"/>
+          <w:lang w:val="uk-UA"/>
+        </w:rPr>
+        <w:t>—</w:t>
+      </w:r>
+      <w:r>
+        <w:rPr>
+          <w:rFonts w:ascii="Times New Roman" w:hAnsi="Times New Roman" w:cs="Times New Roman"/>
+          <w:sz w:val="28"/>
+          <w:szCs w:val="28"/>
+          <w:lang w:val="uk-UA"/>
+        </w:rPr>
+        <w:t xml:space="preserve"> </w:t>
+      </w:r>
+      <w:r>
+        <w:rPr>
+          <w:rFonts w:ascii="Times New Roman" w:hAnsi="Times New Roman" w:cs="Times New Roman"/>
+          <w:sz w:val="28"/>
+          <w:szCs w:val="28"/>
+          <w:lang w:val="uk-UA"/>
+        </w:rPr>
+        <w:t>це екземпляр класу, а кожен клас є каркасом, який задає стан та поведінку об'єкта. ООП поширює такі принципи:</w:t>
+      </w:r>
+    </w:p>
+    <w:p>
+      <w:pPr>
+        <w:pStyle w:val="a6"/>
         <w:numPr>
           <w:ilvl w:val="0"/>
-          <w:numId w:val="0"/>
+          <w:numId w:val="34"/>
+        </w:numPr>
+        <w:spacing w:after="0" w:line="360" w:lineRule="auto"/>
+        <w:jc w:val="both"/>
+        <w:rPr>
+          <w:rFonts w:ascii="Times New Roman" w:hAnsi="Times New Roman" w:cs="Times New Roman"/>
+          <w:sz w:val="28"/>
+          <w:szCs w:val="28"/>
+          <w:lang w:val="uk-UA"/>
+        </w:rPr>
+      </w:pPr>
+      <w:r>
+        <w:rPr>
+          <w:rFonts w:ascii="Times New Roman" w:hAnsi="Times New Roman" w:cs="Times New Roman"/>
+          <w:sz w:val="28"/>
+          <w:szCs w:val="28"/>
+          <w:lang w:val="uk-UA"/>
+        </w:rPr>
+        <w:t>Інкапсуляція</w:t>
+      </w:r>
+      <w:r>
+        <w:rPr>
+          <w:rFonts w:ascii="Times New Roman" w:hAnsi="Times New Roman" w:cs="Times New Roman"/>
+          <w:sz w:val="28"/>
+          <w:szCs w:val="28"/>
+          <w:lang w:val="uk-UA"/>
+        </w:rPr>
+        <w:t xml:space="preserve"> —</w:t>
+      </w:r>
+      <w:r>
+        <w:rPr>
+          <w:rFonts w:ascii="Times New Roman" w:hAnsi="Times New Roman" w:cs="Times New Roman"/>
+          <w:sz w:val="28"/>
+          <w:szCs w:val="28"/>
+          <w:lang w:val="uk-UA"/>
+        </w:rPr>
+        <w:t xml:space="preserve"> Приховування внутрішньої </w:t>
+      </w:r>
+      <w:r>
+        <w:rPr>
+          <w:rFonts w:ascii="Times New Roman" w:hAnsi="Times New Roman" w:cs="Times New Roman"/>
+          <w:sz w:val="28"/>
+          <w:szCs w:val="28"/>
+          <w:lang w:val="uk-UA"/>
+        </w:rPr>
+        <w:t>реалізації</w:t>
+      </w:r>
+      <w:r>
+        <w:rPr>
+          <w:rFonts w:ascii="Times New Roman" w:hAnsi="Times New Roman" w:cs="Times New Roman"/>
+          <w:sz w:val="28"/>
+          <w:szCs w:val="28"/>
+          <w:lang w:val="uk-UA"/>
+        </w:rPr>
+        <w:t xml:space="preserve"> </w:t>
+      </w:r>
+      <w:r>
+        <w:rPr>
+          <w:rFonts w:ascii="Times New Roman" w:hAnsi="Times New Roman" w:cs="Times New Roman"/>
+          <w:sz w:val="28"/>
+          <w:szCs w:val="28"/>
+          <w:lang w:val="uk-UA"/>
+        </w:rPr>
+        <w:t>об’єкта</w:t>
+      </w:r>
+      <w:r>
+        <w:rPr>
+          <w:rFonts w:ascii="Times New Roman" w:hAnsi="Times New Roman" w:cs="Times New Roman"/>
+          <w:sz w:val="28"/>
+          <w:szCs w:val="28"/>
+          <w:lang w:val="uk-UA"/>
+        </w:rPr>
+        <w:t xml:space="preserve"> та захищення доступу до його даних від випадкових змін. З об'єктом взаємодія повинна відбуватись виключно через публічні методи, які дозволяють виводити або змінювати інформацію в межах класу.</w:t>
+      </w:r>
+    </w:p>
+    <w:p>
+      <w:pPr>
+        <w:pStyle w:val="a6"/>
+        <w:numPr>
+          <w:ilvl w:val="0"/>
+          <w:numId w:val="34"/>
+        </w:numPr>
+        <w:spacing w:after="0" w:line="360" w:lineRule="auto"/>
+        <w:jc w:val="both"/>
+        <w:rPr>
+          <w:rFonts w:ascii="Times New Roman" w:hAnsi="Times New Roman" w:cs="Times New Roman"/>
+          <w:sz w:val="28"/>
+          <w:szCs w:val="28"/>
+          <w:lang w:val="uk-UA"/>
+        </w:rPr>
+      </w:pPr>
+      <w:r>
+        <w:rPr>
+          <w:rFonts w:ascii="Times New Roman" w:hAnsi="Times New Roman" w:cs="Times New Roman"/>
+          <w:sz w:val="28"/>
+          <w:szCs w:val="28"/>
+          <w:lang w:val="uk-UA"/>
+        </w:rPr>
+        <w:t>Наслідування</w:t>
+      </w:r>
+      <w:r>
+        <w:rPr>
+          <w:rFonts w:ascii="Times New Roman" w:hAnsi="Times New Roman" w:cs="Times New Roman"/>
+          <w:sz w:val="28"/>
+          <w:szCs w:val="28"/>
+          <w:lang w:val="uk-UA"/>
+        </w:rPr>
+        <w:t xml:space="preserve"> —</w:t>
+      </w:r>
+      <w:r>
+        <w:rPr>
+          <w:rFonts w:ascii="Times New Roman" w:hAnsi="Times New Roman" w:cs="Times New Roman"/>
+          <w:sz w:val="28"/>
+          <w:szCs w:val="28"/>
+          <w:lang w:val="uk-UA"/>
+        </w:rPr>
+        <w:t xml:space="preserve"> Механізм, який дозволяє створювати нові класи на основі існуючих. У ньому нащадок успадковує властивості та методи батьківського класу, що робить код більш компактним.</w:t>
+      </w:r>
+    </w:p>
+    <w:p>
+      <w:pPr>
+        <w:pStyle w:val="a6"/>
+        <w:numPr>
+          <w:ilvl w:val="0"/>
+          <w:numId w:val="34"/>
+        </w:numPr>
+        <w:spacing w:after="0" w:line="360" w:lineRule="auto"/>
+        <w:jc w:val="both"/>
+        <w:rPr>
+          <w:rFonts w:ascii="Times New Roman" w:hAnsi="Times New Roman" w:cs="Times New Roman"/>
+          <w:sz w:val="28"/>
+          <w:szCs w:val="28"/>
+          <w:lang w:val="uk-UA"/>
+        </w:rPr>
+      </w:pPr>
+      <w:r>
+        <w:rPr>
+          <w:rFonts w:ascii="Times New Roman" w:hAnsi="Times New Roman" w:cs="Times New Roman"/>
+          <w:sz w:val="28"/>
+          <w:szCs w:val="28"/>
+          <w:lang w:val="uk-UA"/>
+        </w:rPr>
+        <w:t>Поліморфізм</w:t>
+      </w:r>
+      <w:r>
+        <w:rPr>
+          <w:rFonts w:ascii="Times New Roman" w:hAnsi="Times New Roman" w:cs="Times New Roman"/>
+          <w:sz w:val="28"/>
+          <w:szCs w:val="28"/>
+          <w:lang w:val="uk-UA"/>
+        </w:rPr>
+        <w:t xml:space="preserve"> —</w:t>
+      </w:r>
+      <w:r>
+        <w:rPr>
+          <w:rFonts w:ascii="Times New Roman" w:hAnsi="Times New Roman" w:cs="Times New Roman"/>
+          <w:sz w:val="28"/>
+          <w:szCs w:val="28"/>
+          <w:lang w:val="uk-UA"/>
+        </w:rPr>
+        <w:t xml:space="preserve"> Дозволяє об'єктам різних класів з однаковим інтерфейсом виконувати дії по-різному.</w:t>
+      </w:r>
+    </w:p>
+    <w:p>
+      <w:pPr>
+        <w:spacing w:after="0" w:line="360" w:lineRule="auto"/>
+        <w:ind w:firstLine="709"/>
+        <w:jc w:val="both"/>
+        <w:rPr>
+          <w:rFonts w:ascii="Times New Roman" w:hAnsi="Times New Roman" w:cs="Times New Roman"/>
+          <w:sz w:val="28"/>
+          <w:szCs w:val="28"/>
+          <w:lang w:val="uk-UA"/>
+        </w:rPr>
+      </w:pPr>
+      <w:r>
+        <w:rPr>
+          <w:rFonts w:ascii="Times New Roman" w:hAnsi="Times New Roman" w:cs="Times New Roman"/>
+          <w:sz w:val="28"/>
+          <w:szCs w:val="28"/>
+          <w:lang w:val="uk-UA"/>
+        </w:rPr>
+        <w:t xml:space="preserve">Блискучість ООП полягає в спрощенні структури коду до окремих складових, що </w:t>
+      </w:r>
+      <w:r>
+        <w:rPr>
+          <w:rFonts w:ascii="Times New Roman" w:hAnsi="Times New Roman" w:cs="Times New Roman"/>
+          <w:sz w:val="28"/>
+          <w:szCs w:val="28"/>
+          <w:lang w:val="uk-UA"/>
+        </w:rPr>
+        <w:t>значно</w:t>
+      </w:r>
+      <w:r>
+        <w:rPr>
+          <w:rFonts w:ascii="Times New Roman" w:hAnsi="Times New Roman" w:cs="Times New Roman"/>
+          <w:sz w:val="28"/>
+          <w:szCs w:val="28"/>
+          <w:lang w:val="uk-UA"/>
+        </w:rPr>
+        <w:t xml:space="preserve"> полегшує розуміння, тестування та особливо </w:t>
+      </w:r>
+      <w:r>
+        <w:rPr>
+          <w:rFonts w:ascii="Times New Roman" w:hAnsi="Times New Roman" w:cs="Times New Roman"/>
+          <w:sz w:val="28"/>
+          <w:szCs w:val="28"/>
+          <w:lang w:val="uk-UA"/>
+        </w:rPr>
+        <w:t>масштабування</w:t>
+      </w:r>
+      <w:r>
+        <w:rPr>
+          <w:rFonts w:ascii="Times New Roman" w:hAnsi="Times New Roman" w:cs="Times New Roman"/>
+          <w:sz w:val="28"/>
+          <w:szCs w:val="28"/>
+          <w:lang w:val="uk-UA"/>
+        </w:rPr>
+        <w:t xml:space="preserve"> коду.</w:t>
+      </w:r>
+    </w:p>
+    <w:p>
+      <w:pPr>
+        <w:spacing w:after="0" w:line="360" w:lineRule="auto"/>
+        <w:ind w:firstLine="709"/>
+        <w:jc w:val="both"/>
+        <w:rPr>
+          <w:rFonts w:ascii="Times New Roman" w:hAnsi="Times New Roman" w:cs="Times New Roman"/>
+          <w:sz w:val="28"/>
+          <w:szCs w:val="28"/>
+          <w:lang w:val="uk-UA"/>
+        </w:rPr>
+      </w:pPr>
+    </w:p>
+    <w:p>
+      <w:pPr>
+        <w:spacing w:after="0" w:line="360" w:lineRule="auto"/>
+        <w:ind w:firstLine="709"/>
+        <w:jc w:val="both"/>
+        <w:rPr>
+          <w:rFonts w:ascii="Times New Roman" w:hAnsi="Times New Roman" w:cs="Times New Roman"/>
+          <w:sz w:val="28"/>
+          <w:szCs w:val="28"/>
+          <w:lang w:val="uk-UA"/>
+        </w:rPr>
+      </w:pPr>
+    </w:p>
+    <w:p>
+      <w:pPr>
+        <w:spacing w:after="0" w:line="360" w:lineRule="auto"/>
+        <w:jc w:val="both"/>
+        <w:rPr>
+          <w:rFonts w:ascii="Times New Roman" w:hAnsi="Times New Roman" w:cs="Times New Roman"/>
+          <w:sz w:val="28"/>
+          <w:szCs w:val="28"/>
+        </w:rPr>
+      </w:pPr>
+    </w:p>
+    <w:p>
+      <w:pPr>
+        <w:spacing w:after="0" w:line="360" w:lineRule="auto"/>
+        <w:jc w:val="both"/>
+        <w:rPr>
+          <w:rFonts w:ascii="Times New Roman" w:hAnsi="Times New Roman" w:cs="Times New Roman"/>
+          <w:sz w:val="28"/>
+          <w:szCs w:val="28"/>
+        </w:rPr>
+      </w:pPr>
+      <w:bookmarkStart w:id="2" w:name="_GoBack"/>
+    </w:p>
+    <w:bookmarkEnd w:id="2"/>
+    <w:p>
+      <w:pPr>
+        <w:spacing w:after="0" w:line="360" w:lineRule="auto"/>
+        <w:jc w:val="both"/>
+        <w:rPr>
+          <w:rFonts w:ascii="Times New Roman" w:hAnsi="Times New Roman" w:cs="Times New Roman"/>
+          <w:sz w:val="28"/>
+          <w:szCs w:val="28"/>
+        </w:rPr>
+      </w:pPr>
+    </w:p>
+    <w:p>
+      <w:pPr>
+        <w:spacing w:after="0" w:line="360" w:lineRule="auto"/>
+        <w:jc w:val="both"/>
+        <w:rPr>
+          <w:rFonts w:ascii="Times New Roman" w:hAnsi="Times New Roman" w:cs="Times New Roman"/>
+          <w:sz w:val="28"/>
+          <w:szCs w:val="28"/>
+        </w:rPr>
+      </w:pPr>
+    </w:p>
+    <w:p>
+      <w:pPr>
+        <w:spacing w:after="0" w:line="360" w:lineRule="auto"/>
+        <w:jc w:val="both"/>
+        <w:rPr>
+          <w:rFonts w:ascii="Times New Roman" w:hAnsi="Times New Roman" w:cs="Times New Roman"/>
+          <w:sz w:val="28"/>
+          <w:szCs w:val="28"/>
+        </w:rPr>
+      </w:pPr>
+    </w:p>
+    <w:p>
+      <w:pPr>
+        <w:spacing w:after="0" w:line="360" w:lineRule="auto"/>
+        <w:jc w:val="both"/>
+        <w:rPr>
+          <w:rFonts w:ascii="Times New Roman" w:hAnsi="Times New Roman" w:cs="Times New Roman"/>
+          <w:sz w:val="28"/>
+          <w:szCs w:val="28"/>
+        </w:rPr>
+      </w:pPr>
+    </w:p>
+    <w:p>
+      <w:pPr>
+        <w:pStyle w:val="1"/>
+        <w:numPr>
+          <w:ilvl w:val="0"/>
+          <w:numId w:val="27"/>
         </w:numPr>
         <w:spacing w:line="360" w:lineRule="auto"/>
-        <w:ind w:firstLine="709"/>
         <w:jc w:val="center"/>
         <w:rPr>
           <w:rFonts w:ascii="Times New Roman" w:hAnsi="Times New Roman" w:cs="Times New Roman"/>
-          <w:sz w:val="28"/>
-          <w:szCs w:val="28"/>
+          <w:b/>
+          <w:color w:val="000000" w:themeColor="text1"/>
+          <w:lang w:val="uk-UA"/>
+        </w:rPr>
+      </w:pPr>
+      <w:bookmarkStart w:id="3" w:name="_Toc231731795"/>
+      <w:r>
+        <w:rPr>
+          <w:rFonts w:ascii="Times New Roman" w:hAnsi="Times New Roman" w:cs="Times New Roman"/>
+          <w:b/>
+          <w:color w:val="000000" w:themeColor="text1"/>
+          <w:lang w:val="uk-UA"/>
+        </w:rPr>
+        <w:lastRenderedPageBreak/>
+        <w:t>С</w:t>
+      </w:r>
+      <w:r>
+        <w:rPr>
+          <w:rFonts w:ascii="Times New Roman" w:hAnsi="Times New Roman" w:cs="Times New Roman"/>
+          <w:b/>
+          <w:color w:val="000000" w:themeColor="text1"/>
+          <w:lang w:val="uk-UA"/>
+        </w:rPr>
+        <w:t>ТРУКТУРА ПРОГРАМИ</w:t>
+      </w:r>
+      <w:bookmarkEnd w:id="3"/>
+    </w:p>
+    <w:p>
+      <w:pPr>
+        <w:spacing w:after="0"/>
+        <w:rPr>
           <w:lang w:val="uk-UA"/>
         </w:rPr>
       </w:pPr>
@@ -2980,10 +3236,10 @@
         <w:pStyle w:val="2"/>
         <w:numPr>
           <w:ilvl w:val="0"/>
-          <w:numId w:val="9"/>
+          <w:numId w:val="32"/>
         </w:numPr>
         <w:spacing w:line="360" w:lineRule="auto"/>
-        <w:jc w:val="center"/>
+        <w:jc w:val="both"/>
         <w:rPr>
           <w:rFonts w:ascii="Times New Roman" w:hAnsi="Times New Roman" w:cs="Times New Roman"/>
           <w:b/>
@@ -2993,7 +3249,7 @@
           <w:lang w:val="uk-UA"/>
         </w:rPr>
       </w:pPr>
-      <w:bookmarkStart w:id="4" w:name="_Toc231598378"/>
+      <w:bookmarkStart w:id="4" w:name="_Toc231731796"/>
       <w:r>
         <w:rPr>
           <w:rFonts w:ascii="Times New Roman" w:hAnsi="Times New Roman" w:cs="Times New Roman"/>
@@ -3003,7 +3259,7 @@
           <w:szCs w:val="28"/>
           <w:lang w:val="uk-UA"/>
         </w:rPr>
-        <w:t>Т</w:t>
+        <w:t xml:space="preserve">Клас </w:t>
       </w:r>
       <w:r>
         <w:rPr>
@@ -3014,13 +3270,43 @@
           <w:szCs w:val="28"/>
           <w:lang w:val="uk-UA"/>
         </w:rPr>
-        <w:t>ЕОРЕТИЧНІ ВІДОМОСТІ</w:t>
+        <w:t>«</w:t>
+      </w:r>
+      <w:r>
+        <w:rPr>
+          <w:rFonts w:ascii="Times New Roman" w:hAnsi="Times New Roman" w:cs="Times New Roman"/>
+          <w:b/>
+          <w:color w:val="000000" w:themeColor="text1"/>
+          <w:sz w:val="28"/>
+          <w:szCs w:val="28"/>
+          <w:lang w:val="uk-UA"/>
+        </w:rPr>
+        <w:t>PhoneBook</w:t>
+      </w:r>
+      <w:r>
+        <w:rPr>
+          <w:rFonts w:ascii="Times New Roman" w:hAnsi="Times New Roman" w:cs="Times New Roman"/>
+          <w:b/>
+          <w:color w:val="000000" w:themeColor="text1"/>
+          <w:sz w:val="28"/>
+          <w:szCs w:val="28"/>
+          <w:lang w:val="uk-UA"/>
+        </w:rPr>
+        <w:t>»</w:t>
       </w:r>
       <w:bookmarkEnd w:id="4"/>
     </w:p>
     <w:p>
       <w:pPr>
-        <w:spacing w:line="360" w:lineRule="auto"/>
+        <w:spacing w:after="0"/>
+        <w:rPr>
+          <w:lang w:val="uk-UA"/>
+        </w:rPr>
+      </w:pPr>
+    </w:p>
+    <w:p>
+      <w:pPr>
+        <w:spacing w:after="0" w:line="360" w:lineRule="auto"/>
         <w:ind w:firstLine="709"/>
         <w:jc w:val="both"/>
         <w:rPr>
@@ -3037,12 +3323,93 @@
           <w:szCs w:val="28"/>
           <w:lang w:val="uk-UA"/>
         </w:rPr>
-        <w:t>Об'єктно-орієнтоване програмування (ООП) - це сукупність методів програмування, що вбачає програму як сукупність об'єктів, що взаємодіють між собою. Воно виникло як протидія ускладненим процесам розробки великого програмного забезпечення, і наразі використовується майже всіма. В ООП кожен об'єкт - це екземпляр класу, а кожен клас є каркасом, який задає стан та поведінку об'єкта. ООП поширює такі принципи:</w:t>
-      </w:r>
-    </w:p>
-    <w:p>
-      <w:pPr>
-        <w:spacing w:line="360" w:lineRule="auto"/>
+        <w:t xml:space="preserve">Об’єкт цього класу </w:t>
+      </w:r>
+      <w:r>
+        <w:rPr>
+          <w:rFonts w:ascii="Times New Roman" w:hAnsi="Times New Roman" w:cs="Times New Roman"/>
+          <w:sz w:val="28"/>
+          <w:szCs w:val="28"/>
+          <w:lang w:val="uk-UA"/>
+        </w:rPr>
+        <w:t>—</w:t>
+      </w:r>
+      <w:r>
+        <w:rPr>
+          <w:rFonts w:ascii="Times New Roman" w:hAnsi="Times New Roman" w:cs="Times New Roman"/>
+          <w:sz w:val="28"/>
+          <w:szCs w:val="28"/>
+          <w:lang w:val="uk-UA"/>
+        </w:rPr>
+        <w:t xml:space="preserve"> </w:t>
+      </w:r>
+      <w:r>
+        <w:rPr>
+          <w:rFonts w:ascii="Times New Roman" w:hAnsi="Times New Roman" w:cs="Times New Roman"/>
+          <w:sz w:val="28"/>
+          <w:szCs w:val="28"/>
+          <w:lang w:val="uk-UA"/>
+        </w:rPr>
+        <w:t>наш довідник. Він є кінцевою точкою кожного поля</w:t>
+      </w:r>
+      <w:r>
+        <w:rPr>
+          <w:rFonts w:ascii="Times New Roman" w:hAnsi="Times New Roman" w:cs="Times New Roman"/>
+          <w:sz w:val="28"/>
+          <w:szCs w:val="28"/>
+          <w:lang w:val="uk-UA"/>
+        </w:rPr>
+        <w:t xml:space="preserve"> </w:t>
+      </w:r>
+      <w:r>
+        <w:rPr>
+          <w:rFonts w:ascii="Times New Roman" w:hAnsi="Times New Roman" w:cs="Times New Roman"/>
+          <w:sz w:val="28"/>
+          <w:szCs w:val="28"/>
+          <w:lang w:val="uk-UA"/>
+        </w:rPr>
+        <w:t xml:space="preserve">даних </w:t>
+      </w:r>
+      <w:r>
+        <w:rPr>
+          <w:rFonts w:ascii="Times New Roman" w:hAnsi="Times New Roman" w:cs="Times New Roman"/>
+          <w:sz w:val="28"/>
+          <w:szCs w:val="28"/>
+          <w:lang w:val="uk-UA"/>
+        </w:rPr>
+        <w:t>програми</w:t>
+      </w:r>
+      <w:r>
+        <w:rPr>
+          <w:rFonts w:ascii="Times New Roman" w:hAnsi="Times New Roman" w:cs="Times New Roman"/>
+          <w:sz w:val="28"/>
+          <w:szCs w:val="28"/>
+          <w:lang w:val="uk-UA"/>
+        </w:rPr>
+        <w:t>. Уся інформація довідника збир</w:t>
+      </w:r>
+      <w:r>
+        <w:rPr>
+          <w:rFonts w:ascii="Times New Roman" w:hAnsi="Times New Roman" w:cs="Times New Roman"/>
+          <w:sz w:val="28"/>
+          <w:szCs w:val="28"/>
+          <w:lang w:val="uk-UA"/>
+        </w:rPr>
+        <w:t>а</w:t>
+      </w:r>
+      <w:r>
+        <w:rPr>
+          <w:rFonts w:ascii="Times New Roman" w:hAnsi="Times New Roman" w:cs="Times New Roman"/>
+          <w:sz w:val="28"/>
+          <w:szCs w:val="28"/>
+          <w:lang w:val="uk-UA"/>
+        </w:rPr>
+        <w:t>ється і сортується тут. Це той клас, з яким користувач працює напряму.</w:t>
+      </w:r>
+    </w:p>
+    <w:p>
+      <w:pPr>
+        <w:spacing w:after="0" w:line="360" w:lineRule="auto"/>
         <w:ind w:firstLine="709"/>
         <w:jc w:val="both"/>
         <w:rPr>
@@ -3059,25 +3426,16 @@
           <w:szCs w:val="28"/>
           <w:lang w:val="uk-UA"/>
         </w:rPr>
-        <w:t>а)</w:t>
-      </w:r>
-      <w:r>
-        <w:rPr>
-          <w:rFonts w:ascii="Times New Roman" w:hAnsi="Times New Roman" w:cs="Times New Roman"/>
-          <w:sz w:val="28"/>
-          <w:szCs w:val="28"/>
-          <w:lang w:val="uk-UA"/>
-        </w:rPr>
-        <w:t xml:space="preserve"> Інкапсуляція: Приховування внутрішньої </w:t>
-      </w:r>
-      <w:r>
-        <w:rPr>
-          <w:rFonts w:ascii="Times New Roman" w:hAnsi="Times New Roman" w:cs="Times New Roman"/>
-          <w:sz w:val="28"/>
-          <w:szCs w:val="28"/>
-          <w:lang w:val="uk-UA"/>
-        </w:rPr>
-        <w:t>реалізації</w:t>
+        <w:t xml:space="preserve">Довідник </w:t>
+      </w:r>
+      <w:r>
+        <w:rPr>
+          <w:rFonts w:ascii="Times New Roman" w:hAnsi="Times New Roman" w:cs="Times New Roman"/>
+          <w:sz w:val="28"/>
+          <w:szCs w:val="28"/>
+          <w:lang w:val="uk-UA"/>
+        </w:rPr>
+        <w:t>—</w:t>
       </w:r>
       <w:r>
         <w:rPr>
@@ -3095,364 +3453,17 @@
           <w:szCs w:val="28"/>
           <w:lang w:val="uk-UA"/>
         </w:rPr>
-        <w:t>об’єкта</w:t>
-      </w:r>
-      <w:r>
-        <w:rPr>
-          <w:rFonts w:ascii="Times New Roman" w:hAnsi="Times New Roman" w:cs="Times New Roman"/>
-          <w:sz w:val="28"/>
-          <w:szCs w:val="28"/>
-          <w:lang w:val="uk-UA"/>
-        </w:rPr>
-        <w:t xml:space="preserve"> та захищення доступу до його даних від випадкових змін. З об'єктом взаємодія повинна відбуватись виключно через публічні методи, які дозволяють виводити або змінювати інформацію в межах класу.</w:t>
-      </w:r>
-    </w:p>
-    <w:p>
-      <w:pPr>
-        <w:spacing w:line="360" w:lineRule="auto"/>
-        <w:ind w:firstLine="709"/>
-        <w:jc w:val="both"/>
-        <w:rPr>
-          <w:rFonts w:ascii="Times New Roman" w:hAnsi="Times New Roman" w:cs="Times New Roman"/>
-          <w:sz w:val="28"/>
-          <w:szCs w:val="28"/>
-          <w:lang w:val="uk-UA"/>
-        </w:rPr>
-      </w:pPr>
-      <w:r>
-        <w:rPr>
-          <w:rFonts w:ascii="Times New Roman" w:hAnsi="Times New Roman" w:cs="Times New Roman"/>
-          <w:sz w:val="28"/>
-          <w:szCs w:val="28"/>
-          <w:lang w:val="uk-UA"/>
-        </w:rPr>
-        <w:t>б)</w:t>
-      </w:r>
-      <w:r>
-        <w:rPr>
-          <w:rFonts w:ascii="Times New Roman" w:hAnsi="Times New Roman" w:cs="Times New Roman"/>
-          <w:sz w:val="28"/>
-          <w:szCs w:val="28"/>
-          <w:lang w:val="uk-UA"/>
-        </w:rPr>
-        <w:t xml:space="preserve"> Наслідування: Механізм, який дозволяє створювати нові класи на основі існуючих. У ньому нащадок успадковує властивості та методи батьківського класу, що робить код більш компактним.</w:t>
-      </w:r>
-    </w:p>
-    <w:p>
-      <w:pPr>
-        <w:spacing w:line="360" w:lineRule="auto"/>
-        <w:ind w:firstLine="709"/>
-        <w:jc w:val="both"/>
-        <w:rPr>
-          <w:rFonts w:ascii="Times New Roman" w:hAnsi="Times New Roman" w:cs="Times New Roman"/>
-          <w:sz w:val="28"/>
-          <w:szCs w:val="28"/>
-          <w:lang w:val="uk-UA"/>
-        </w:rPr>
-      </w:pPr>
-      <w:r>
-        <w:rPr>
-          <w:rFonts w:ascii="Times New Roman" w:hAnsi="Times New Roman" w:cs="Times New Roman"/>
-          <w:sz w:val="28"/>
-          <w:szCs w:val="28"/>
-          <w:lang w:val="uk-UA"/>
-        </w:rPr>
-        <w:t>в)</w:t>
-      </w:r>
-      <w:r>
-        <w:rPr>
-          <w:rFonts w:ascii="Times New Roman" w:hAnsi="Times New Roman" w:cs="Times New Roman"/>
-          <w:sz w:val="28"/>
-          <w:szCs w:val="28"/>
-          <w:lang w:val="uk-UA"/>
-        </w:rPr>
-        <w:t xml:space="preserve"> Поліморфізм: Дозволяє об'єктам різних класів з однаковим інтерфейсом виконувати дії по-різному.</w:t>
-      </w:r>
-    </w:p>
-    <w:p>
-      <w:pPr>
-        <w:spacing w:line="360" w:lineRule="auto"/>
-        <w:ind w:firstLine="709"/>
-        <w:jc w:val="both"/>
-        <w:rPr>
-          <w:rFonts w:ascii="Times New Roman" w:hAnsi="Times New Roman" w:cs="Times New Roman"/>
-          <w:sz w:val="28"/>
-          <w:szCs w:val="28"/>
-          <w:lang w:val="uk-UA"/>
-        </w:rPr>
-      </w:pPr>
-      <w:r>
-        <w:rPr>
-          <w:rFonts w:ascii="Times New Roman" w:hAnsi="Times New Roman" w:cs="Times New Roman"/>
-          <w:sz w:val="28"/>
-          <w:szCs w:val="28"/>
-          <w:lang w:val="uk-UA"/>
-        </w:rPr>
-        <w:t xml:space="preserve">Блискучість ООП полягає в спрощенні структури коду до окремих складових, що </w:t>
-      </w:r>
-      <w:r>
-        <w:rPr>
-          <w:rFonts w:ascii="Times New Roman" w:hAnsi="Times New Roman" w:cs="Times New Roman"/>
-          <w:sz w:val="28"/>
-          <w:szCs w:val="28"/>
-          <w:lang w:val="uk-UA"/>
-        </w:rPr>
-        <w:t>значно</w:t>
-      </w:r>
-      <w:r>
-        <w:rPr>
-          <w:rFonts w:ascii="Times New Roman" w:hAnsi="Times New Roman" w:cs="Times New Roman"/>
-          <w:sz w:val="28"/>
-          <w:szCs w:val="28"/>
-          <w:lang w:val="uk-UA"/>
-        </w:rPr>
-        <w:t xml:space="preserve"> полегшує розуміння, тестування та особливо </w:t>
-      </w:r>
-      <w:r>
-        <w:rPr>
-          <w:rFonts w:ascii="Times New Roman" w:hAnsi="Times New Roman" w:cs="Times New Roman"/>
-          <w:sz w:val="28"/>
-          <w:szCs w:val="28"/>
-          <w:lang w:val="uk-UA"/>
-        </w:rPr>
-        <w:t>масштабування</w:t>
-      </w:r>
-      <w:r>
-        <w:rPr>
-          <w:rFonts w:ascii="Times New Roman" w:hAnsi="Times New Roman" w:cs="Times New Roman"/>
-          <w:sz w:val="28"/>
-          <w:szCs w:val="28"/>
-          <w:lang w:val="uk-UA"/>
-        </w:rPr>
-        <w:t xml:space="preserve"> коду.</w:t>
-      </w:r>
-    </w:p>
-    <w:p>
-      <w:pPr>
-        <w:spacing w:line="360" w:lineRule="auto"/>
-        <w:ind w:firstLine="709"/>
-        <w:jc w:val="both"/>
-        <w:rPr>
-          <w:rFonts w:ascii="Times New Roman" w:hAnsi="Times New Roman" w:cs="Times New Roman"/>
-          <w:sz w:val="28"/>
-          <w:szCs w:val="28"/>
-          <w:lang w:val="uk-UA"/>
-        </w:rPr>
-      </w:pPr>
-    </w:p>
-    <w:p>
-      <w:pPr>
-        <w:spacing w:line="360" w:lineRule="auto"/>
-        <w:ind w:firstLine="709"/>
-        <w:jc w:val="both"/>
-        <w:rPr>
-          <w:rFonts w:ascii="Times New Roman" w:hAnsi="Times New Roman" w:cs="Times New Roman"/>
-          <w:sz w:val="28"/>
-          <w:szCs w:val="28"/>
-          <w:lang w:val="uk-UA"/>
-        </w:rPr>
-      </w:pPr>
-    </w:p>
-    <w:p>
-      <w:pPr>
-        <w:spacing w:line="360" w:lineRule="auto"/>
-        <w:ind w:firstLine="709"/>
-        <w:jc w:val="both"/>
-        <w:rPr>
-          <w:rFonts w:ascii="Times New Roman" w:hAnsi="Times New Roman" w:cs="Times New Roman"/>
-          <w:sz w:val="28"/>
-          <w:szCs w:val="28"/>
-          <w:lang w:val="uk-UA"/>
-        </w:rPr>
-      </w:pPr>
-    </w:p>
-    <w:p>
-      <w:pPr>
-        <w:spacing w:line="360" w:lineRule="auto"/>
-        <w:ind w:firstLine="709"/>
-        <w:jc w:val="both"/>
+        <w:t xml:space="preserve">набір записів, отже наш клас не містить нічого окрім самих записів. Це зручно для тих задач, де потрібно проаналізувати весь довідник з початку до кінця, а не його окремі елементи. В </w:t>
+      </w:r>
+      <w:r>
         <w:rPr>
           <w:rFonts w:ascii="Times New Roman" w:hAnsi="Times New Roman" w:cs="Times New Roman"/>
           <w:sz w:val="28"/>
           <w:szCs w:val="28"/>
           <w:lang w:val="en-US"/>
         </w:rPr>
-      </w:pPr>
-    </w:p>
-    <w:p>
-      <w:pPr>
-        <w:pStyle w:val="2"/>
-        <w:numPr>
-          <w:ilvl w:val="0"/>
-          <w:numId w:val="9"/>
-        </w:numPr>
-        <w:spacing w:line="360" w:lineRule="auto"/>
-        <w:jc w:val="center"/>
-        <w:rPr>
-          <w:rFonts w:ascii="Times New Roman" w:hAnsi="Times New Roman" w:cs="Times New Roman"/>
-          <w:b/>
-          <w:color w:val="000000" w:themeColor="text1"/>
-          <w:sz w:val="28"/>
-          <w:szCs w:val="28"/>
-          <w:lang w:val="uk-UA"/>
-        </w:rPr>
-      </w:pPr>
-      <w:bookmarkStart w:id="5" w:name="_Toc231598379"/>
-      <w:r>
-        <w:rPr>
-          <w:rFonts w:ascii="Times New Roman" w:hAnsi="Times New Roman" w:cs="Times New Roman"/>
-          <w:b/>
-          <w:color w:val="000000" w:themeColor="text1"/>
-          <w:sz w:val="28"/>
-          <w:szCs w:val="28"/>
-          <w:lang w:val="uk-UA"/>
-        </w:rPr>
-        <w:lastRenderedPageBreak/>
-        <w:t>С</w:t>
-      </w:r>
-      <w:r>
-        <w:rPr>
-          <w:rFonts w:ascii="Times New Roman" w:hAnsi="Times New Roman" w:cs="Times New Roman"/>
-          <w:b/>
-          <w:color w:val="000000" w:themeColor="text1"/>
-          <w:sz w:val="28"/>
-          <w:szCs w:val="28"/>
-          <w:lang w:val="uk-UA"/>
-        </w:rPr>
-        <w:t>ТРУКТУРА ПРОГРАМИ</w:t>
-      </w:r>
-      <w:bookmarkEnd w:id="5"/>
-    </w:p>
-    <w:p>
-      <w:pPr>
-        <w:pStyle w:val="3"/>
-        <w:spacing w:line="360" w:lineRule="auto"/>
-        <w:rPr>
-          <w:rFonts w:ascii="Times New Roman" w:hAnsi="Times New Roman" w:cs="Times New Roman"/>
-          <w:b/>
-          <w:color w:val="000000" w:themeColor="text1"/>
-          <w:sz w:val="28"/>
-          <w:szCs w:val="28"/>
-          <w:lang w:val="en-US"/>
-        </w:rPr>
-      </w:pPr>
-      <w:r>
-        <w:rPr>
-          <w:rFonts w:ascii="Times New Roman" w:hAnsi="Times New Roman" w:cs="Times New Roman"/>
-          <w:b/>
-          <w:color w:val="000000" w:themeColor="text1"/>
-          <w:sz w:val="28"/>
-          <w:szCs w:val="28"/>
-          <w:lang w:val="uk-UA"/>
-        </w:rPr>
-        <w:t xml:space="preserve">          </w:t>
-      </w:r>
-      <w:bookmarkStart w:id="6" w:name="_Toc231598380"/>
-      <w:r>
-        <w:rPr>
-          <w:rFonts w:ascii="Times New Roman" w:hAnsi="Times New Roman" w:cs="Times New Roman"/>
-          <w:b/>
-          <w:color w:val="000000" w:themeColor="text1"/>
-          <w:sz w:val="28"/>
-          <w:szCs w:val="28"/>
-          <w:lang w:val="uk-UA"/>
-        </w:rPr>
-        <w:t xml:space="preserve">2.1 </w:t>
-      </w:r>
-      <w:r>
-        <w:rPr>
-          <w:rFonts w:ascii="Times New Roman" w:hAnsi="Times New Roman" w:cs="Times New Roman"/>
-          <w:b/>
-          <w:color w:val="000000" w:themeColor="text1"/>
-          <w:sz w:val="28"/>
-          <w:szCs w:val="28"/>
-          <w:lang w:val="uk-UA"/>
-        </w:rPr>
-        <w:t xml:space="preserve">Клас </w:t>
-      </w:r>
-      <w:r>
-        <w:rPr>
-          <w:rFonts w:ascii="Times New Roman" w:hAnsi="Times New Roman" w:cs="Times New Roman"/>
-          <w:b/>
-          <w:color w:val="000000" w:themeColor="text1"/>
-          <w:sz w:val="28"/>
-          <w:szCs w:val="28"/>
-          <w:lang w:val="en-US"/>
-        </w:rPr>
         <w:t>PhoneBook</w:t>
       </w:r>
-      <w:bookmarkEnd w:id="6"/>
-    </w:p>
-    <w:p>
-      <w:pPr>
-        <w:spacing w:line="360" w:lineRule="auto"/>
-        <w:ind w:firstLine="709"/>
-        <w:jc w:val="both"/>
-        <w:rPr>
-          <w:rFonts w:ascii="Times New Roman" w:hAnsi="Times New Roman" w:cs="Times New Roman"/>
-          <w:sz w:val="28"/>
-          <w:szCs w:val="28"/>
-          <w:lang w:val="uk-UA"/>
-        </w:rPr>
-      </w:pPr>
-      <w:r>
-        <w:rPr>
-          <w:rFonts w:ascii="Times New Roman" w:hAnsi="Times New Roman" w:cs="Times New Roman"/>
-          <w:sz w:val="28"/>
-          <w:szCs w:val="28"/>
-          <w:lang w:val="uk-UA"/>
-        </w:rPr>
-        <w:t>Об’єкт цього класу - наш довідник. Він є кінцевою точкою кожного поля. Уся інформація довідника збир</w:t>
-      </w:r>
-      <w:r>
-        <w:rPr>
-          <w:rFonts w:ascii="Times New Roman" w:hAnsi="Times New Roman" w:cs="Times New Roman"/>
-          <w:sz w:val="28"/>
-          <w:szCs w:val="28"/>
-          <w:lang w:val="uk-UA"/>
-        </w:rPr>
-        <w:t>а</w:t>
-      </w:r>
-      <w:r>
-        <w:rPr>
-          <w:rFonts w:ascii="Times New Roman" w:hAnsi="Times New Roman" w:cs="Times New Roman"/>
-          <w:sz w:val="28"/>
-          <w:szCs w:val="28"/>
-          <w:lang w:val="uk-UA"/>
-        </w:rPr>
-        <w:t>ється і сортується тут. Це той клас, з яким користувач працює напряму.</w:t>
-      </w:r>
-    </w:p>
-    <w:p>
-      <w:pPr>
-        <w:spacing w:line="360" w:lineRule="auto"/>
-        <w:ind w:firstLine="709"/>
-        <w:jc w:val="both"/>
-        <w:rPr>
-          <w:rFonts w:ascii="Times New Roman" w:hAnsi="Times New Roman" w:cs="Times New Roman"/>
-          <w:sz w:val="28"/>
-          <w:szCs w:val="28"/>
-          <w:lang w:val="uk-UA"/>
-        </w:rPr>
-      </w:pPr>
-      <w:r>
-        <w:rPr>
-          <w:rFonts w:ascii="Times New Roman" w:hAnsi="Times New Roman" w:cs="Times New Roman"/>
-          <w:sz w:val="28"/>
-          <w:szCs w:val="28"/>
-          <w:lang w:val="uk-UA"/>
-        </w:rPr>
-        <w:t xml:space="preserve">Довідник - набір записів, отже наш клас не містить нічого окрім самих записів. Це зручно для тих задач, де потрібно проаналізувати весь довідник з початку до кінця, а не його окремі елементи. В </w:t>
-      </w:r>
-      <w:r>
-        <w:rPr>
-          <w:rFonts w:ascii="Times New Roman" w:hAnsi="Times New Roman" w:cs="Times New Roman"/>
-          <w:sz w:val="28"/>
-          <w:szCs w:val="28"/>
-          <w:lang w:val="en-US"/>
-        </w:rPr>
-        <w:t>PhoneBook</w:t>
-      </w:r>
       <w:r>
         <w:rPr>
           <w:rFonts w:ascii="Times New Roman" w:hAnsi="Times New Roman" w:cs="Times New Roman"/>
@@ -3473,7 +3484,7 @@
     </w:p>
     <w:p>
       <w:pPr>
-        <w:spacing w:line="360" w:lineRule="auto"/>
+        <w:spacing w:after="0" w:line="360" w:lineRule="auto"/>
         <w:ind w:firstLine="709"/>
         <w:jc w:val="both"/>
         <w:rPr>
@@ -3500,7 +3511,7 @@
           <w:ilvl w:val="0"/>
           <w:numId w:val="10"/>
         </w:numPr>
-        <w:spacing w:line="360" w:lineRule="auto"/>
+        <w:spacing w:after="0" w:line="360" w:lineRule="auto"/>
         <w:jc w:val="both"/>
         <w:rPr>
           <w:rFonts w:ascii="Times New Roman" w:hAnsi="Times New Roman" w:cs="Times New Roman"/>
@@ -3552,15 +3563,6 @@
           <w:szCs w:val="28"/>
           <w:lang w:val="uk-UA"/>
         </w:rPr>
-        <w:t xml:space="preserve"> - </w:t>
-      </w:r>
-      <w:r>
-        <w:rPr>
-          <w:rFonts w:ascii="Times New Roman" w:hAnsi="Times New Roman" w:cs="Times New Roman"/>
-          <w:sz w:val="28"/>
-          <w:szCs w:val="28"/>
-          <w:lang w:val="uk-UA"/>
-        </w:rPr>
         <w:t xml:space="preserve"> </w:t>
       </w:r>
       <w:r>
@@ -3570,12 +3572,39 @@
           <w:szCs w:val="28"/>
           <w:lang w:val="uk-UA"/>
         </w:rPr>
+        <w:t xml:space="preserve"> </w:t>
+      </w:r>
+      <w:r>
+        <w:rPr>
+          <w:rFonts w:ascii="Times New Roman" w:hAnsi="Times New Roman" w:cs="Times New Roman"/>
+          <w:sz w:val="28"/>
+          <w:szCs w:val="28"/>
+          <w:lang w:val="uk-UA"/>
+        </w:rPr>
+        <w:t>—</w:t>
+      </w:r>
+      <w:r>
+        <w:rPr>
+          <w:rFonts w:ascii="Times New Roman" w:hAnsi="Times New Roman" w:cs="Times New Roman"/>
+          <w:sz w:val="28"/>
+          <w:szCs w:val="28"/>
+          <w:lang w:val="uk-UA"/>
+        </w:rPr>
+        <w:t xml:space="preserve"> </w:t>
+      </w:r>
+      <w:r>
+        <w:rPr>
+          <w:rFonts w:ascii="Times New Roman" w:hAnsi="Times New Roman" w:cs="Times New Roman"/>
+          <w:sz w:val="28"/>
+          <w:szCs w:val="28"/>
+          <w:lang w:val="uk-UA"/>
+        </w:rPr>
         <w:t xml:space="preserve">приватне поле, набір посилань на усі записи довідника. </w:t>
       </w:r>
     </w:p>
     <w:p>
       <w:pPr>
-        <w:spacing w:line="360" w:lineRule="auto"/>
+        <w:spacing w:after="0" w:line="360" w:lineRule="auto"/>
         <w:ind w:firstLine="709"/>
         <w:jc w:val="both"/>
         <w:rPr>
@@ -3602,7 +3631,7 @@
           <w:ilvl w:val="0"/>
           <w:numId w:val="11"/>
         </w:numPr>
-        <w:spacing w:line="360" w:lineRule="auto"/>
+        <w:spacing w:after="0" w:line="360" w:lineRule="auto"/>
         <w:jc w:val="both"/>
         <w:rPr>
           <w:rFonts w:ascii="Times New Roman" w:hAnsi="Times New Roman" w:cs="Times New Roman"/>
@@ -3627,7 +3656,25 @@
           <w:szCs w:val="28"/>
           <w:lang w:val="uk-UA"/>
         </w:rPr>
-        <w:t xml:space="preserve"> - деструктор</w:t>
+        <w:t xml:space="preserve"> </w:t>
+      </w:r>
+      <w:r>
+        <w:rPr>
+          <w:rFonts w:ascii="Times New Roman" w:hAnsi="Times New Roman" w:cs="Times New Roman"/>
+          <w:sz w:val="28"/>
+          <w:szCs w:val="28"/>
+          <w:lang w:val="uk-UA"/>
+        </w:rPr>
+        <w:t>—</w:t>
+      </w:r>
+      <w:r>
+        <w:rPr>
+          <w:rFonts w:ascii="Times New Roman" w:hAnsi="Times New Roman" w:cs="Times New Roman"/>
+          <w:sz w:val="28"/>
+          <w:szCs w:val="28"/>
+          <w:lang w:val="uk-UA"/>
+        </w:rPr>
+        <w:t xml:space="preserve"> деструктор</w:t>
       </w:r>
       <w:r>
         <w:rPr>
@@ -3664,7 +3711,7 @@
           <w:ilvl w:val="0"/>
           <w:numId w:val="11"/>
         </w:numPr>
-        <w:spacing w:line="360" w:lineRule="auto"/>
+        <w:spacing w:after="0" w:line="360" w:lineRule="auto"/>
         <w:jc w:val="both"/>
         <w:rPr>
           <w:rFonts w:ascii="Times New Roman" w:hAnsi="Times New Roman" w:cs="Times New Roman"/>
@@ -3689,7 +3736,25 @@
           <w:szCs w:val="28"/>
           <w:lang w:val="uk-UA"/>
         </w:rPr>
-        <w:t xml:space="preserve"> - додає в кінець масиву </w:t>
+        <w:t xml:space="preserve"> </w:t>
+      </w:r>
+      <w:r>
+        <w:rPr>
+          <w:rFonts w:ascii="Times New Roman" w:hAnsi="Times New Roman" w:cs="Times New Roman"/>
+          <w:sz w:val="28"/>
+          <w:szCs w:val="28"/>
+          <w:lang w:val="uk-UA"/>
+        </w:rPr>
+        <w:t>—</w:t>
+      </w:r>
+      <w:r>
+        <w:rPr>
+          <w:rFonts w:ascii="Times New Roman" w:hAnsi="Times New Roman" w:cs="Times New Roman"/>
+          <w:sz w:val="28"/>
+          <w:szCs w:val="28"/>
+          <w:lang w:val="uk-UA"/>
+        </w:rPr>
+        <w:t xml:space="preserve"> додає в кінець масиву </w:t>
       </w:r>
       <w:r>
         <w:rPr>
@@ -3735,7 +3800,7 @@
           <w:ilvl w:val="0"/>
           <w:numId w:val="11"/>
         </w:numPr>
-        <w:spacing w:line="360" w:lineRule="auto"/>
+        <w:spacing w:after="0" w:line="360" w:lineRule="auto"/>
         <w:jc w:val="both"/>
         <w:rPr>
           <w:rFonts w:ascii="Times New Roman" w:hAnsi="Times New Roman" w:cs="Times New Roman"/>
@@ -3758,9 +3823,27 @@
           <w:rFonts w:ascii="Times New Roman" w:hAnsi="Times New Roman" w:cs="Times New Roman"/>
           <w:sz w:val="28"/>
           <w:szCs w:val="28"/>
-          <w:lang w:val="en-US"/>
-        </w:rPr>
-        <w:t xml:space="preserve"> - </w:t>
+          <w:lang w:val="uk-UA"/>
+        </w:rPr>
+        <w:t xml:space="preserve"> </w:t>
+      </w:r>
+      <w:r>
+        <w:rPr>
+          <w:rFonts w:ascii="Times New Roman" w:hAnsi="Times New Roman" w:cs="Times New Roman"/>
+          <w:sz w:val="28"/>
+          <w:szCs w:val="28"/>
+          <w:lang w:val="uk-UA"/>
+        </w:rPr>
+        <w:t>—</w:t>
+      </w:r>
+      <w:r>
+        <w:rPr>
+          <w:rFonts w:ascii="Times New Roman" w:hAnsi="Times New Roman" w:cs="Times New Roman"/>
+          <w:sz w:val="28"/>
+          <w:szCs w:val="28"/>
+          <w:lang w:val="uk-UA"/>
+        </w:rPr>
+        <w:t xml:space="preserve"> </w:t>
       </w:r>
       <w:r>
         <w:rPr>
@@ -3779,7 +3862,7 @@
           <w:ilvl w:val="0"/>
           <w:numId w:val="11"/>
         </w:numPr>
-        <w:spacing w:line="360" w:lineRule="auto"/>
+        <w:spacing w:after="0" w:line="360" w:lineRule="auto"/>
         <w:jc w:val="both"/>
         <w:rPr>
           <w:rFonts w:ascii="Times New Roman" w:hAnsi="Times New Roman" w:cs="Times New Roman"/>
@@ -3804,7 +3887,25 @@
           <w:szCs w:val="28"/>
           <w:lang w:val="uk-UA"/>
         </w:rPr>
-        <w:t xml:space="preserve"> - повертає </w:t>
+        <w:t xml:space="preserve"> </w:t>
+      </w:r>
+      <w:r>
+        <w:rPr>
+          <w:rFonts w:ascii="Times New Roman" w:hAnsi="Times New Roman" w:cs="Times New Roman"/>
+          <w:sz w:val="28"/>
+          <w:szCs w:val="28"/>
+          <w:lang w:val="uk-UA"/>
+        </w:rPr>
+        <w:t>—</w:t>
+      </w:r>
+      <w:r>
+        <w:rPr>
+          <w:rFonts w:ascii="Times New Roman" w:hAnsi="Times New Roman" w:cs="Times New Roman"/>
+          <w:sz w:val="28"/>
+          <w:szCs w:val="28"/>
+          <w:lang w:val="uk-UA"/>
+        </w:rPr>
+        <w:t xml:space="preserve"> повертає </w:t>
       </w:r>
       <w:r>
         <w:rPr>
@@ -3850,7 +3951,7 @@
           <w:ilvl w:val="0"/>
           <w:numId w:val="11"/>
         </w:numPr>
-        <w:spacing w:line="360" w:lineRule="auto"/>
+        <w:spacing w:after="0" w:line="360" w:lineRule="auto"/>
         <w:jc w:val="both"/>
         <w:rPr>
           <w:rFonts w:ascii="Times New Roman" w:hAnsi="Times New Roman" w:cs="Times New Roman"/>
@@ -3875,7 +3976,25 @@
           <w:szCs w:val="28"/>
           <w:lang w:val="uk-UA"/>
         </w:rPr>
-        <w:t xml:space="preserve"> - повертає масив посилань на записи, в яких </w:t>
+        <w:t xml:space="preserve"> </w:t>
+      </w:r>
+      <w:r>
+        <w:rPr>
+          <w:rFonts w:ascii="Times New Roman" w:hAnsi="Times New Roman" w:cs="Times New Roman"/>
+          <w:sz w:val="28"/>
+          <w:szCs w:val="28"/>
+          <w:lang w:val="uk-UA"/>
+        </w:rPr>
+        <w:t>—</w:t>
+      </w:r>
+      <w:r>
+        <w:rPr>
+          <w:rFonts w:ascii="Times New Roman" w:hAnsi="Times New Roman" w:cs="Times New Roman"/>
+          <w:sz w:val="28"/>
+          <w:szCs w:val="28"/>
+          <w:lang w:val="uk-UA"/>
+        </w:rPr>
+        <w:t xml:space="preserve"> повертає масив посилань на записи, в </w:t>
       </w:r>
       <w:r>
         <w:rPr>
@@ -3885,7 +4004,7 @@
           <w:lang w:val="uk-UA"/>
         </w:rPr>
         <w:lastRenderedPageBreak/>
-        <w:t xml:space="preserve">виявлено заданий номер телефону. Одночасно перевіряє співпадіння повних, середніх та коротких </w:t>
+        <w:t xml:space="preserve">яких виявлено заданий номер телефону. Одночасно перевіряє співпадіння повних, середніх та коротких </w:t>
       </w:r>
       <w:r>
         <w:rPr>
@@ -3904,7 +4023,7 @@
           <w:ilvl w:val="0"/>
           <w:numId w:val="11"/>
         </w:numPr>
-        <w:spacing w:line="360" w:lineRule="auto"/>
+        <w:spacing w:after="0" w:line="360" w:lineRule="auto"/>
         <w:rPr>
           <w:rFonts w:ascii="Times New Roman" w:hAnsi="Times New Roman" w:cs="Times New Roman"/>
           <w:sz w:val="28"/>
@@ -3928,12 +4047,30 @@
           <w:szCs w:val="28"/>
           <w:lang w:val="uk-UA"/>
         </w:rPr>
-        <w:t xml:space="preserve"> - повертає масив посилань на записи зі знайденими адресами.</w:t>
-      </w:r>
-    </w:p>
-    <w:p>
-      <w:pPr>
-        <w:spacing w:line="360" w:lineRule="auto"/>
+        <w:t xml:space="preserve"> </w:t>
+      </w:r>
+      <w:r>
+        <w:rPr>
+          <w:rFonts w:ascii="Times New Roman" w:hAnsi="Times New Roman" w:cs="Times New Roman"/>
+          <w:sz w:val="28"/>
+          <w:szCs w:val="28"/>
+          <w:lang w:val="uk-UA"/>
+        </w:rPr>
+        <w:t>—</w:t>
+      </w:r>
+      <w:r>
+        <w:rPr>
+          <w:rFonts w:ascii="Times New Roman" w:hAnsi="Times New Roman" w:cs="Times New Roman"/>
+          <w:sz w:val="28"/>
+          <w:szCs w:val="28"/>
+          <w:lang w:val="uk-UA"/>
+        </w:rPr>
+        <w:t xml:space="preserve"> повертає масив посилань на записи зі знайденими адресами.</w:t>
+      </w:r>
+    </w:p>
+    <w:p>
+      <w:pPr>
+        <w:spacing w:after="0" w:line="360" w:lineRule="auto"/>
         <w:ind w:firstLine="709"/>
         <w:jc w:val="both"/>
         <w:rPr>
@@ -3973,7 +4110,7 @@
     </w:p>
     <w:p>
       <w:pPr>
-        <w:spacing w:line="360" w:lineRule="auto"/>
+        <w:spacing w:after="0" w:line="360" w:lineRule="auto"/>
         <w:ind w:firstLine="709"/>
         <w:jc w:val="both"/>
         <w:rPr>
@@ -3986,12 +4123,13 @@
     </w:p>
     <w:p>
       <w:pPr>
-        <w:pStyle w:val="3"/>
+        <w:pStyle w:val="2"/>
         <w:numPr>
-          <w:ilvl w:val="1"/>
-          <w:numId w:val="9"/>
+          <w:ilvl w:val="0"/>
+          <w:numId w:val="32"/>
         </w:numPr>
         <w:spacing w:line="360" w:lineRule="auto"/>
+        <w:jc w:val="both"/>
         <w:rPr>
           <w:rFonts w:ascii="Times New Roman" w:hAnsi="Times New Roman" w:cs="Times New Roman"/>
           <w:b/>
@@ -4001,6 +4139,7 @@
           <w:lang w:val="uk-UA"/>
         </w:rPr>
       </w:pPr>
+      <w:bookmarkStart w:id="5" w:name="_Toc231731797"/>
       <w:r>
         <w:rPr>
           <w:rFonts w:ascii="Times New Roman" w:hAnsi="Times New Roman" w:cs="Times New Roman"/>
@@ -4010,9 +4149,8 @@
           <w:szCs w:val="28"/>
           <w:lang w:val="uk-UA"/>
         </w:rPr>
-        <w:t xml:space="preserve"> </w:t>
-      </w:r>
-      <w:bookmarkStart w:id="7" w:name="_Toc231598381"/>
+        <w:t>Абстрактний к</w:t>
+      </w:r>
       <w:r>
         <w:rPr>
           <w:rFonts w:ascii="Times New Roman" w:hAnsi="Times New Roman" w:cs="Times New Roman"/>
@@ -4022,7 +4160,7 @@
           <w:szCs w:val="28"/>
           <w:lang w:val="uk-UA"/>
         </w:rPr>
-        <w:t>Абстрактний к</w:t>
+        <w:t xml:space="preserve">лас </w:t>
       </w:r>
       <w:r>
         <w:rPr>
@@ -4033,13 +4171,43 @@
           <w:szCs w:val="28"/>
           <w:lang w:val="uk-UA"/>
         </w:rPr>
-        <w:t>лас Record</w:t>
-      </w:r>
-      <w:bookmarkEnd w:id="7"/>
-    </w:p>
-    <w:p>
-      <w:pPr>
-        <w:spacing w:line="360" w:lineRule="auto"/>
+        <w:t>«</w:t>
+      </w:r>
+      <w:r>
+        <w:rPr>
+          <w:rFonts w:ascii="Times New Roman" w:hAnsi="Times New Roman" w:cs="Times New Roman"/>
+          <w:b/>
+          <w:color w:val="000000" w:themeColor="text1"/>
+          <w:sz w:val="28"/>
+          <w:szCs w:val="28"/>
+          <w:lang w:val="uk-UA"/>
+        </w:rPr>
+        <w:t>Record</w:t>
+      </w:r>
+      <w:r>
+        <w:rPr>
+          <w:rFonts w:ascii="Times New Roman" w:hAnsi="Times New Roman" w:cs="Times New Roman"/>
+          <w:b/>
+          <w:color w:val="000000" w:themeColor="text1"/>
+          <w:sz w:val="28"/>
+          <w:szCs w:val="28"/>
+          <w:lang w:val="uk-UA"/>
+        </w:rPr>
+        <w:t>»</w:t>
+      </w:r>
+      <w:bookmarkEnd w:id="5"/>
+    </w:p>
+    <w:p>
+      <w:pPr>
+        <w:spacing w:after="0"/>
+        <w:rPr>
+          <w:lang w:val="uk-UA"/>
+        </w:rPr>
+      </w:pPr>
+    </w:p>
+    <w:p>
+      <w:pPr>
+        <w:spacing w:after="0" w:line="360" w:lineRule="auto"/>
         <w:ind w:firstLine="709"/>
         <w:jc w:val="both"/>
         <w:rPr>
@@ -4088,7 +4256,7 @@
     </w:p>
     <w:p>
       <w:pPr>
-        <w:spacing w:line="360" w:lineRule="auto"/>
+        <w:spacing w:after="0" w:line="360" w:lineRule="auto"/>
         <w:ind w:firstLine="709"/>
         <w:jc w:val="both"/>
         <w:rPr>
@@ -4115,7 +4283,7 @@
           <w:ilvl w:val="0"/>
           <w:numId w:val="12"/>
         </w:numPr>
-        <w:spacing w:line="360" w:lineRule="auto"/>
+        <w:spacing w:after="0" w:line="360" w:lineRule="auto"/>
         <w:jc w:val="both"/>
         <w:rPr>
           <w:rFonts w:ascii="Times New Roman" w:hAnsi="Times New Roman" w:cs="Times New Roman"/>
@@ -4140,7 +4308,16 @@
           <w:szCs w:val="28"/>
           <w:lang w:val="uk-UA"/>
         </w:rPr>
-        <w:t>- список номерів телефонів.</w:t>
+        <w:t>—</w:t>
+      </w:r>
+      <w:r>
+        <w:rPr>
+          <w:rFonts w:ascii="Times New Roman" w:hAnsi="Times New Roman" w:cs="Times New Roman"/>
+          <w:sz w:val="28"/>
+          <w:szCs w:val="28"/>
+          <w:lang w:val="uk-UA"/>
+        </w:rPr>
+        <w:t xml:space="preserve"> список номерів телефонів.</w:t>
       </w:r>
     </w:p>
     <w:p>
@@ -4150,7 +4327,7 @@
           <w:ilvl w:val="0"/>
           <w:numId w:val="12"/>
         </w:numPr>
-        <w:spacing w:line="360" w:lineRule="auto"/>
+        <w:spacing w:after="0" w:line="360" w:lineRule="auto"/>
         <w:jc w:val="both"/>
         <w:rPr>
           <w:rFonts w:ascii="Times New Roman" w:hAnsi="Times New Roman" w:cs="Times New Roman"/>
@@ -4175,7 +4352,16 @@
           <w:szCs w:val="28"/>
           <w:lang w:val="uk-UA"/>
         </w:rPr>
-        <w:t xml:space="preserve">- список </w:t>
+        <w:t>—</w:t>
+      </w:r>
+      <w:r>
+        <w:rPr>
+          <w:rFonts w:ascii="Times New Roman" w:hAnsi="Times New Roman" w:cs="Times New Roman"/>
+          <w:sz w:val="28"/>
+          <w:szCs w:val="28"/>
+          <w:lang w:val="uk-UA"/>
+        </w:rPr>
+        <w:t xml:space="preserve"> список </w:t>
       </w:r>
       <w:r>
         <w:rPr>
@@ -4198,7 +4384,7 @@
     </w:p>
     <w:p>
       <w:pPr>
-        <w:spacing w:line="360" w:lineRule="auto"/>
+        <w:spacing w:after="0" w:line="360" w:lineRule="auto"/>
         <w:ind w:firstLine="709"/>
         <w:jc w:val="both"/>
         <w:rPr>
@@ -4225,7 +4411,7 @@
           <w:ilvl w:val="0"/>
           <w:numId w:val="13"/>
         </w:numPr>
-        <w:spacing w:line="360" w:lineRule="auto"/>
+        <w:spacing w:after="0" w:line="360" w:lineRule="auto"/>
         <w:jc w:val="both"/>
         <w:rPr>
           <w:rFonts w:ascii="Times New Roman" w:hAnsi="Times New Roman" w:cs="Times New Roman"/>
@@ -4251,7 +4437,7 @@
           <w:ilvl w:val="0"/>
           <w:numId w:val="13"/>
         </w:numPr>
-        <w:spacing w:line="360" w:lineRule="auto"/>
+        <w:spacing w:after="0" w:line="360" w:lineRule="auto"/>
         <w:rPr>
           <w:rFonts w:ascii="Times New Roman" w:hAnsi="Times New Roman" w:cs="Times New Roman"/>
           <w:sz w:val="28"/>
@@ -4275,7 +4461,25 @@
           <w:szCs w:val="28"/>
           <w:lang w:val="uk-UA"/>
         </w:rPr>
-        <w:t xml:space="preserve"> - віртуальний деструктор.</w:t>
+        <w:t xml:space="preserve"> </w:t>
+      </w:r>
+      <w:r>
+        <w:rPr>
+          <w:rFonts w:ascii="Times New Roman" w:hAnsi="Times New Roman" w:cs="Times New Roman"/>
+          <w:sz w:val="28"/>
+          <w:szCs w:val="28"/>
+          <w:lang w:val="uk-UA"/>
+        </w:rPr>
+        <w:t>—</w:t>
+      </w:r>
+      <w:r>
+        <w:rPr>
+          <w:rFonts w:ascii="Times New Roman" w:hAnsi="Times New Roman" w:cs="Times New Roman"/>
+          <w:sz w:val="28"/>
+          <w:szCs w:val="28"/>
+          <w:lang w:val="uk-UA"/>
+        </w:rPr>
+        <w:t xml:space="preserve"> віртуальний деструктор.</w:t>
       </w:r>
     </w:p>
     <w:p>
@@ -4285,7 +4489,7 @@
           <w:ilvl w:val="0"/>
           <w:numId w:val="13"/>
         </w:numPr>
-        <w:spacing w:line="360" w:lineRule="auto"/>
+        <w:spacing w:after="0" w:line="360" w:lineRule="auto"/>
         <w:jc w:val="both"/>
         <w:rPr>
           <w:rFonts w:ascii="Times New Roman" w:hAnsi="Times New Roman" w:cs="Times New Roman"/>
@@ -4310,7 +4514,25 @@
           <w:szCs w:val="28"/>
           <w:lang w:val="uk-UA"/>
         </w:rPr>
-        <w:t xml:space="preserve"> - віртуальний метод роздруківки, який буде реалізовуватись в нащадках.</w:t>
+        <w:t xml:space="preserve"> </w:t>
+      </w:r>
+      <w:r>
+        <w:rPr>
+          <w:rFonts w:ascii="Times New Roman" w:hAnsi="Times New Roman" w:cs="Times New Roman"/>
+          <w:sz w:val="28"/>
+          <w:szCs w:val="28"/>
+          <w:lang w:val="uk-UA"/>
+        </w:rPr>
+        <w:t>—</w:t>
+      </w:r>
+      <w:r>
+        <w:rPr>
+          <w:rFonts w:ascii="Times New Roman" w:hAnsi="Times New Roman" w:cs="Times New Roman"/>
+          <w:sz w:val="28"/>
+          <w:szCs w:val="28"/>
+          <w:lang w:val="uk-UA"/>
+        </w:rPr>
+        <w:t xml:space="preserve"> віртуальний метод роздруківки, який буде реалізовуватись в нащадках.</w:t>
       </w:r>
     </w:p>
     <w:p>
@@ -4320,187 +4542,254 @@
           <w:ilvl w:val="0"/>
           <w:numId w:val="13"/>
         </w:numPr>
+        <w:spacing w:after="0" w:line="360" w:lineRule="auto"/>
+        <w:jc w:val="both"/>
+        <w:rPr>
+          <w:rFonts w:ascii="Times New Roman" w:hAnsi="Times New Roman" w:cs="Times New Roman"/>
+          <w:sz w:val="28"/>
+          <w:szCs w:val="28"/>
+        </w:rPr>
+      </w:pPr>
+      <w:r>
+        <w:rPr>
+          <w:rFonts w:ascii="Times New Roman" w:hAnsi="Times New Roman" w:cs="Times New Roman"/>
+          <w:sz w:val="28"/>
+          <w:szCs w:val="28"/>
+          <w:lang w:val="uk-UA"/>
+        </w:rPr>
+        <w:t xml:space="preserve">Гетери для масивів </w:t>
+      </w:r>
+      <w:r>
+        <w:rPr>
+          <w:rFonts w:ascii="Times New Roman" w:hAnsi="Times New Roman" w:cs="Times New Roman"/>
+          <w:sz w:val="28"/>
+          <w:szCs w:val="28"/>
+          <w:lang w:val="en-US"/>
+        </w:rPr>
+        <w:t>phones</w:t>
+      </w:r>
+      <w:r>
+        <w:rPr>
+          <w:rFonts w:ascii="Times New Roman" w:hAnsi="Times New Roman" w:cs="Times New Roman"/>
+          <w:sz w:val="28"/>
+          <w:szCs w:val="28"/>
+        </w:rPr>
+        <w:t xml:space="preserve"> та </w:t>
+      </w:r>
+      <w:r>
+        <w:rPr>
+          <w:rFonts w:ascii="Times New Roman" w:hAnsi="Times New Roman" w:cs="Times New Roman"/>
+          <w:sz w:val="28"/>
+          <w:szCs w:val="28"/>
+          <w:lang w:val="en-US"/>
+        </w:rPr>
+        <w:t>emails</w:t>
+      </w:r>
+      <w:r>
+        <w:rPr>
+          <w:rFonts w:ascii="Times New Roman" w:hAnsi="Times New Roman" w:cs="Times New Roman"/>
+          <w:sz w:val="28"/>
+          <w:szCs w:val="28"/>
+        </w:rPr>
+        <w:t>.</w:t>
+      </w:r>
+    </w:p>
+    <w:p>
+      <w:pPr>
+        <w:spacing w:after="0" w:line="360" w:lineRule="auto"/>
+        <w:ind w:firstLine="709"/>
+        <w:jc w:val="both"/>
+        <w:rPr>
+          <w:rFonts w:ascii="Times New Roman" w:hAnsi="Times New Roman" w:cs="Times New Roman"/>
+          <w:sz w:val="28"/>
+          <w:szCs w:val="28"/>
+        </w:rPr>
+      </w:pPr>
+    </w:p>
+    <w:p>
+      <w:pPr>
+        <w:spacing w:after="0" w:line="360" w:lineRule="auto"/>
+        <w:ind w:firstLine="709"/>
+        <w:jc w:val="both"/>
+        <w:rPr>
+          <w:rFonts w:ascii="Times New Roman" w:hAnsi="Times New Roman" w:cs="Times New Roman"/>
+          <w:sz w:val="28"/>
+          <w:szCs w:val="28"/>
+        </w:rPr>
+      </w:pPr>
+    </w:p>
+    <w:p>
+      <w:pPr>
+        <w:spacing w:after="0" w:line="360" w:lineRule="auto"/>
+        <w:ind w:firstLine="709"/>
+        <w:jc w:val="both"/>
+        <w:rPr>
+          <w:rFonts w:ascii="Times New Roman" w:hAnsi="Times New Roman" w:cs="Times New Roman"/>
+          <w:sz w:val="28"/>
+          <w:szCs w:val="28"/>
+        </w:rPr>
+      </w:pPr>
+    </w:p>
+    <w:p>
+      <w:pPr>
+        <w:spacing w:after="0" w:line="360" w:lineRule="auto"/>
+        <w:ind w:firstLine="709"/>
+        <w:jc w:val="both"/>
+        <w:rPr>
+          <w:rFonts w:ascii="Times New Roman" w:hAnsi="Times New Roman" w:cs="Times New Roman"/>
+          <w:sz w:val="28"/>
+          <w:szCs w:val="28"/>
+        </w:rPr>
+      </w:pPr>
+    </w:p>
+    <w:p>
+      <w:pPr>
+        <w:pStyle w:val="2"/>
+        <w:numPr>
+          <w:ilvl w:val="0"/>
+          <w:numId w:val="32"/>
+        </w:numPr>
         <w:spacing w:line="360" w:lineRule="auto"/>
         <w:jc w:val="both"/>
         <w:rPr>
           <w:rFonts w:ascii="Times New Roman" w:hAnsi="Times New Roman" w:cs="Times New Roman"/>
-          <w:sz w:val="28"/>
-          <w:szCs w:val="28"/>
-        </w:rPr>
-      </w:pPr>
-      <w:r>
-        <w:rPr>
-          <w:rFonts w:ascii="Times New Roman" w:hAnsi="Times New Roman" w:cs="Times New Roman"/>
-          <w:sz w:val="28"/>
-          <w:szCs w:val="28"/>
-          <w:lang w:val="uk-UA"/>
-        </w:rPr>
-        <w:t xml:space="preserve">Гетери для масивів </w:t>
-      </w:r>
-      <w:r>
-        <w:rPr>
-          <w:rFonts w:ascii="Times New Roman" w:hAnsi="Times New Roman" w:cs="Times New Roman"/>
-          <w:sz w:val="28"/>
-          <w:szCs w:val="28"/>
-          <w:lang w:val="en-US"/>
-        </w:rPr>
-        <w:t>phones</w:t>
-      </w:r>
-      <w:r>
-        <w:rPr>
-          <w:rFonts w:ascii="Times New Roman" w:hAnsi="Times New Roman" w:cs="Times New Roman"/>
-          <w:sz w:val="28"/>
-          <w:szCs w:val="28"/>
-        </w:rPr>
-        <w:t xml:space="preserve"> та </w:t>
-      </w:r>
-      <w:r>
-        <w:rPr>
-          <w:rFonts w:ascii="Times New Roman" w:hAnsi="Times New Roman" w:cs="Times New Roman"/>
-          <w:sz w:val="28"/>
-          <w:szCs w:val="28"/>
-          <w:lang w:val="en-US"/>
-        </w:rPr>
-        <w:t>emails</w:t>
-      </w:r>
-      <w:r>
-        <w:rPr>
-          <w:rFonts w:ascii="Times New Roman" w:hAnsi="Times New Roman" w:cs="Times New Roman"/>
-          <w:sz w:val="28"/>
-          <w:szCs w:val="28"/>
-        </w:rPr>
-        <w:t>.</w:t>
-      </w:r>
-    </w:p>
-    <w:p>
-      <w:pPr>
-        <w:spacing w:line="360" w:lineRule="auto"/>
+          <w:b/>
+          <w:color w:val="000000" w:themeColor="text1"/>
+          <w:sz w:val="28"/>
+          <w:szCs w:val="28"/>
+          <w:lang w:val="uk-UA"/>
+        </w:rPr>
+      </w:pPr>
+      <w:bookmarkStart w:id="6" w:name="_Toc231731798"/>
+      <w:r>
+        <w:rPr>
+          <w:rFonts w:ascii="Times New Roman" w:hAnsi="Times New Roman" w:cs="Times New Roman"/>
+          <w:b/>
+          <w:color w:val="000000" w:themeColor="text1"/>
+          <w:sz w:val="28"/>
+          <w:szCs w:val="28"/>
+          <w:lang w:val="uk-UA"/>
+        </w:rPr>
+        <w:lastRenderedPageBreak/>
+        <w:t xml:space="preserve">Клас </w:t>
+      </w:r>
+      <w:r>
+        <w:rPr>
+          <w:rFonts w:ascii="Times New Roman" w:hAnsi="Times New Roman" w:cs="Times New Roman"/>
+          <w:b/>
+          <w:color w:val="000000" w:themeColor="text1"/>
+          <w:sz w:val="28"/>
+          <w:szCs w:val="28"/>
+          <w:lang w:val="uk-UA"/>
+        </w:rPr>
+        <w:t>«</w:t>
+      </w:r>
+      <w:r>
+        <w:rPr>
+          <w:rFonts w:ascii="Times New Roman" w:hAnsi="Times New Roman" w:cs="Times New Roman"/>
+          <w:b/>
+          <w:color w:val="000000" w:themeColor="text1"/>
+          <w:sz w:val="28"/>
+          <w:szCs w:val="28"/>
+          <w:lang w:val="uk-UA"/>
+        </w:rPr>
+        <w:t>Person</w:t>
+      </w:r>
+      <w:r>
+        <w:rPr>
+          <w:rFonts w:ascii="Times New Roman" w:hAnsi="Times New Roman" w:cs="Times New Roman"/>
+          <w:b/>
+          <w:color w:val="000000" w:themeColor="text1"/>
+          <w:sz w:val="28"/>
+          <w:szCs w:val="28"/>
+          <w:lang w:val="uk-UA"/>
+        </w:rPr>
+        <w:t>»</w:t>
+      </w:r>
+      <w:bookmarkEnd w:id="6"/>
+    </w:p>
+    <w:p>
+      <w:pPr>
+        <w:spacing w:after="0"/>
+        <w:rPr>
+          <w:lang w:val="uk-UA"/>
+        </w:rPr>
+      </w:pPr>
+    </w:p>
+    <w:p>
+      <w:pPr>
+        <w:spacing w:after="0" w:line="360" w:lineRule="auto"/>
         <w:ind w:firstLine="709"/>
         <w:jc w:val="both"/>
         <w:rPr>
           <w:rFonts w:ascii="Times New Roman" w:hAnsi="Times New Roman" w:cs="Times New Roman"/>
           <w:sz w:val="28"/>
           <w:szCs w:val="28"/>
-        </w:rPr>
-      </w:pPr>
-    </w:p>
-    <w:p>
-      <w:pPr>
-        <w:pStyle w:val="3"/>
-        <w:numPr>
-          <w:ilvl w:val="1"/>
-          <w:numId w:val="9"/>
-        </w:numPr>
-        <w:spacing w:line="360" w:lineRule="auto"/>
-        <w:rPr>
-          <w:rFonts w:ascii="Times New Roman" w:hAnsi="Times New Roman" w:cs="Times New Roman"/>
-          <w:b/>
-          <w:color w:val="000000" w:themeColor="text1"/>
-          <w:sz w:val="28"/>
-          <w:szCs w:val="28"/>
-          <w:lang w:val="uk-UA"/>
-        </w:rPr>
-      </w:pPr>
-      <w:r>
-        <w:rPr>
-          <w:rFonts w:ascii="Times New Roman" w:hAnsi="Times New Roman" w:cs="Times New Roman"/>
-          <w:b/>
-          <w:color w:val="000000" w:themeColor="text1"/>
-          <w:sz w:val="28"/>
-          <w:szCs w:val="28"/>
-          <w:lang w:val="uk-UA"/>
-        </w:rPr>
-        <w:lastRenderedPageBreak/>
+          <w:lang w:val="uk-UA"/>
+        </w:rPr>
+      </w:pPr>
+      <w:r>
+        <w:rPr>
+          <w:rFonts w:ascii="Times New Roman" w:hAnsi="Times New Roman" w:cs="Times New Roman"/>
+          <w:sz w:val="28"/>
+          <w:szCs w:val="28"/>
+          <w:lang w:val="uk-UA"/>
+        </w:rPr>
+        <w:t xml:space="preserve">Будучи нащадком </w:t>
+      </w:r>
+      <w:r>
+        <w:rPr>
+          <w:rFonts w:ascii="Times New Roman" w:hAnsi="Times New Roman" w:cs="Times New Roman"/>
+          <w:sz w:val="28"/>
+          <w:szCs w:val="28"/>
+          <w:lang w:val="en-US"/>
+        </w:rPr>
+        <w:t>Record</w:t>
+      </w:r>
+      <w:r>
+        <w:rPr>
+          <w:rFonts w:ascii="Times New Roman" w:hAnsi="Times New Roman" w:cs="Times New Roman"/>
+          <w:sz w:val="28"/>
+          <w:szCs w:val="28"/>
+          <w:lang w:val="uk-UA"/>
+        </w:rPr>
+        <w:t xml:space="preserve">, </w:t>
+      </w:r>
+      <w:r>
+        <w:rPr>
+          <w:rFonts w:ascii="Times New Roman" w:hAnsi="Times New Roman" w:cs="Times New Roman"/>
+          <w:sz w:val="28"/>
+          <w:szCs w:val="28"/>
+          <w:lang w:val="en-US"/>
+        </w:rPr>
+        <w:t>Person</w:t>
+      </w:r>
+      <w:r>
+        <w:rPr>
+          <w:rFonts w:ascii="Times New Roman" w:hAnsi="Times New Roman" w:cs="Times New Roman"/>
+          <w:sz w:val="28"/>
+          <w:szCs w:val="28"/>
+          <w:lang w:val="uk-UA"/>
+        </w:rPr>
+        <w:t xml:space="preserve"> виділяється наявністю ПІБ, статі та вказівника на організацію. Так як клас </w:t>
+      </w:r>
+      <w:r>
+        <w:rPr>
+          <w:rFonts w:ascii="Times New Roman" w:hAnsi="Times New Roman" w:cs="Times New Roman"/>
+          <w:sz w:val="28"/>
+          <w:szCs w:val="28"/>
+          <w:lang w:val="en-US"/>
+        </w:rPr>
+        <w:t>Organization</w:t>
+      </w:r>
+      <w:r>
+        <w:rPr>
+          <w:rFonts w:ascii="Times New Roman" w:hAnsi="Times New Roman" w:cs="Times New Roman"/>
+          <w:sz w:val="28"/>
+          <w:szCs w:val="28"/>
+        </w:rPr>
         <w:t xml:space="preserve"> </w:t>
       </w:r>
-      <w:bookmarkStart w:id="8" w:name="_Toc231598382"/>
-      <w:r>
-        <w:rPr>
-          <w:rFonts w:ascii="Times New Roman" w:hAnsi="Times New Roman" w:cs="Times New Roman"/>
-          <w:b/>
-          <w:color w:val="000000" w:themeColor="text1"/>
-          <w:sz w:val="28"/>
-          <w:szCs w:val="28"/>
-          <w:lang w:val="uk-UA"/>
-        </w:rPr>
-        <w:t>Клас Person</w:t>
-      </w:r>
-      <w:bookmarkEnd w:id="8"/>
-    </w:p>
-    <w:p>
-      <w:pPr>
-        <w:spacing w:line="360" w:lineRule="auto"/>
-        <w:ind w:firstLine="709"/>
-        <w:jc w:val="both"/>
-        <w:rPr>
-          <w:rFonts w:ascii="Times New Roman" w:hAnsi="Times New Roman" w:cs="Times New Roman"/>
-          <w:sz w:val="28"/>
-          <w:szCs w:val="28"/>
-          <w:lang w:val="uk-UA"/>
-        </w:rPr>
-      </w:pPr>
-      <w:r>
-        <w:rPr>
-          <w:rFonts w:ascii="Times New Roman" w:hAnsi="Times New Roman" w:cs="Times New Roman"/>
-          <w:sz w:val="28"/>
-          <w:szCs w:val="28"/>
-          <w:lang w:val="uk-UA"/>
-        </w:rPr>
-        <w:t xml:space="preserve">Будучи нащадком </w:t>
-      </w:r>
-      <w:r>
-        <w:rPr>
-          <w:rFonts w:ascii="Times New Roman" w:hAnsi="Times New Roman" w:cs="Times New Roman"/>
-          <w:sz w:val="28"/>
-          <w:szCs w:val="28"/>
-          <w:lang w:val="en-US"/>
-        </w:rPr>
-        <w:t>Record</w:t>
-      </w:r>
-      <w:r>
-        <w:rPr>
-          <w:rFonts w:ascii="Times New Roman" w:hAnsi="Times New Roman" w:cs="Times New Roman"/>
-          <w:sz w:val="28"/>
-          <w:szCs w:val="28"/>
-          <w:lang w:val="uk-UA"/>
-        </w:rPr>
-        <w:t xml:space="preserve">, </w:t>
-      </w:r>
-      <w:r>
-        <w:rPr>
-          <w:rFonts w:ascii="Times New Roman" w:hAnsi="Times New Roman" w:cs="Times New Roman"/>
-          <w:sz w:val="28"/>
-          <w:szCs w:val="28"/>
-          <w:lang w:val="en-US"/>
-        </w:rPr>
-        <w:t>Person</w:t>
-      </w:r>
-      <w:r>
-        <w:rPr>
-          <w:rFonts w:ascii="Times New Roman" w:hAnsi="Times New Roman" w:cs="Times New Roman"/>
-          <w:sz w:val="28"/>
-          <w:szCs w:val="28"/>
-          <w:lang w:val="uk-UA"/>
-        </w:rPr>
-        <w:t xml:space="preserve"> виділяється наявністю ПІБ, статі та вказівника на організацію. Так як клас </w:t>
-      </w:r>
-      <w:r>
-        <w:rPr>
-          <w:rFonts w:ascii="Times New Roman" w:hAnsi="Times New Roman" w:cs="Times New Roman"/>
-          <w:sz w:val="28"/>
-          <w:szCs w:val="28"/>
-          <w:lang w:val="en-US"/>
-        </w:rPr>
-        <w:t>Organization</w:t>
-      </w:r>
-      <w:r>
-        <w:rPr>
-          <w:rFonts w:ascii="Times New Roman" w:hAnsi="Times New Roman" w:cs="Times New Roman"/>
-          <w:sz w:val="28"/>
-          <w:szCs w:val="28"/>
-        </w:rPr>
-        <w:t xml:space="preserve"> </w:t>
-      </w:r>
       <w:r>
         <w:rPr>
           <w:rFonts w:ascii="Times New Roman" w:hAnsi="Times New Roman" w:cs="Times New Roman"/>
@@ -4522,7 +4811,7 @@
     </w:p>
     <w:p>
       <w:pPr>
-        <w:spacing w:line="360" w:lineRule="auto"/>
+        <w:spacing w:after="0" w:line="360" w:lineRule="auto"/>
         <w:ind w:firstLine="709"/>
         <w:jc w:val="both"/>
         <w:rPr>
@@ -4549,7 +4838,7 @@
           <w:ilvl w:val="0"/>
           <w:numId w:val="14"/>
         </w:numPr>
-        <w:spacing w:line="360" w:lineRule="auto"/>
+        <w:spacing w:after="0" w:line="360" w:lineRule="auto"/>
         <w:jc w:val="both"/>
         <w:rPr>
           <w:rFonts w:ascii="Times New Roman" w:hAnsi="Times New Roman" w:cs="Times New Roman"/>
@@ -4574,7 +4863,25 @@
           <w:szCs w:val="28"/>
           <w:lang w:val="uk-UA"/>
         </w:rPr>
-        <w:t xml:space="preserve"> - ПІБ (або будь-яке ім’я, так як це ні на чого не впливає).</w:t>
+        <w:t xml:space="preserve"> </w:t>
+      </w:r>
+      <w:r>
+        <w:rPr>
+          <w:rFonts w:ascii="Times New Roman" w:hAnsi="Times New Roman" w:cs="Times New Roman"/>
+          <w:sz w:val="28"/>
+          <w:szCs w:val="28"/>
+          <w:lang w:val="uk-UA"/>
+        </w:rPr>
+        <w:t>—</w:t>
+      </w:r>
+      <w:r>
+        <w:rPr>
+          <w:rFonts w:ascii="Times New Roman" w:hAnsi="Times New Roman" w:cs="Times New Roman"/>
+          <w:sz w:val="28"/>
+          <w:szCs w:val="28"/>
+          <w:lang w:val="uk-UA"/>
+        </w:rPr>
+        <w:t xml:space="preserve"> ПІБ (або будь-яке ім’я, так як це ні на чого не впливає).</w:t>
       </w:r>
     </w:p>
     <w:p>
@@ -4584,7 +4891,7 @@
           <w:ilvl w:val="0"/>
           <w:numId w:val="14"/>
         </w:numPr>
-        <w:spacing w:line="360" w:lineRule="auto"/>
+        <w:spacing w:after="0" w:line="360" w:lineRule="auto"/>
         <w:jc w:val="both"/>
         <w:rPr>
           <w:rFonts w:ascii="Times New Roman" w:hAnsi="Times New Roman" w:cs="Times New Roman"/>
@@ -4609,7 +4916,25 @@
           <w:szCs w:val="28"/>
           <w:lang w:val="uk-UA"/>
         </w:rPr>
-        <w:t xml:space="preserve"> - стать (не обмежуємо варіантами, так як це також ні на що не впливає).</w:t>
+        <w:t xml:space="preserve"> </w:t>
+      </w:r>
+      <w:r>
+        <w:rPr>
+          <w:rFonts w:ascii="Times New Roman" w:hAnsi="Times New Roman" w:cs="Times New Roman"/>
+          <w:sz w:val="28"/>
+          <w:szCs w:val="28"/>
+          <w:lang w:val="uk-UA"/>
+        </w:rPr>
+        <w:t>—</w:t>
+      </w:r>
+      <w:r>
+        <w:rPr>
+          <w:rFonts w:ascii="Times New Roman" w:hAnsi="Times New Roman" w:cs="Times New Roman"/>
+          <w:sz w:val="28"/>
+          <w:szCs w:val="28"/>
+          <w:lang w:val="uk-UA"/>
+        </w:rPr>
+        <w:t xml:space="preserve"> стать (не обмежуємо варіантами, так як це також ні на що не впливає).</w:t>
       </w:r>
     </w:p>
     <w:p>
@@ -4619,7 +4944,7 @@
           <w:ilvl w:val="0"/>
           <w:numId w:val="14"/>
         </w:numPr>
-        <w:spacing w:line="360" w:lineRule="auto"/>
+        <w:spacing w:after="0" w:line="360" w:lineRule="auto"/>
         <w:jc w:val="both"/>
         <w:rPr>
           <w:rFonts w:ascii="Times New Roman" w:hAnsi="Times New Roman" w:cs="Times New Roman"/>
@@ -4644,12 +4969,30 @@
           <w:szCs w:val="28"/>
           <w:lang w:val="uk-UA"/>
         </w:rPr>
-        <w:t xml:space="preserve"> - вказівник на організацію (повинна існувати в довіднику).</w:t>
-      </w:r>
-    </w:p>
-    <w:p>
-      <w:pPr>
-        <w:spacing w:line="360" w:lineRule="auto"/>
+        <w:t xml:space="preserve"> </w:t>
+      </w:r>
+      <w:r>
+        <w:rPr>
+          <w:rFonts w:ascii="Times New Roman" w:hAnsi="Times New Roman" w:cs="Times New Roman"/>
+          <w:sz w:val="28"/>
+          <w:szCs w:val="28"/>
+          <w:lang w:val="uk-UA"/>
+        </w:rPr>
+        <w:t>—</w:t>
+      </w:r>
+      <w:r>
+        <w:rPr>
+          <w:rFonts w:ascii="Times New Roman" w:hAnsi="Times New Roman" w:cs="Times New Roman"/>
+          <w:sz w:val="28"/>
+          <w:szCs w:val="28"/>
+          <w:lang w:val="uk-UA"/>
+        </w:rPr>
+        <w:t xml:space="preserve"> вказівник на організацію (повинна існувати в довіднику).</w:t>
+      </w:r>
+    </w:p>
+    <w:p>
+      <w:pPr>
+        <w:spacing w:after="0" w:line="360" w:lineRule="auto"/>
         <w:ind w:firstLine="709"/>
         <w:jc w:val="both"/>
         <w:rPr>
@@ -4676,7 +5019,7 @@
           <w:ilvl w:val="0"/>
           <w:numId w:val="15"/>
         </w:numPr>
-        <w:spacing w:line="360" w:lineRule="auto"/>
+        <w:spacing w:after="0" w:line="360" w:lineRule="auto"/>
         <w:jc w:val="both"/>
         <w:rPr>
           <w:rFonts w:ascii="Times New Roman" w:hAnsi="Times New Roman" w:cs="Times New Roman"/>
@@ -4702,7 +5045,7 @@
           <w:ilvl w:val="0"/>
           <w:numId w:val="15"/>
         </w:numPr>
-        <w:spacing w:line="360" w:lineRule="auto"/>
+        <w:spacing w:after="0" w:line="360" w:lineRule="auto"/>
         <w:rPr>
           <w:rFonts w:ascii="Courier New" w:hAnsi="Courier New" w:cs="Courier New"/>
           <w:sz w:val="24"/>
@@ -4771,7 +5114,7 @@
           <w:ilvl w:val="0"/>
           <w:numId w:val="15"/>
         </w:numPr>
-        <w:spacing w:line="360" w:lineRule="auto"/>
+        <w:spacing w:after="0" w:line="360" w:lineRule="auto"/>
         <w:jc w:val="both"/>
         <w:rPr>
           <w:rFonts w:ascii="Times New Roman" w:hAnsi="Times New Roman" w:cs="Times New Roman"/>
@@ -4814,7 +5157,7 @@
           <w:ilvl w:val="0"/>
           <w:numId w:val="15"/>
         </w:numPr>
-        <w:spacing w:line="360" w:lineRule="auto"/>
+        <w:spacing w:after="0" w:line="360" w:lineRule="auto"/>
         <w:jc w:val="both"/>
         <w:rPr>
           <w:rFonts w:ascii="Times New Roman" w:hAnsi="Times New Roman" w:cs="Times New Roman"/>
@@ -4838,7 +5181,24 @@
           <w:sz w:val="28"/>
           <w:szCs w:val="28"/>
         </w:rPr>
-        <w:t xml:space="preserve"> -  </w:t>
+        <w:t xml:space="preserve"> </w:t>
+      </w:r>
+      <w:r>
+        <w:rPr>
+          <w:rFonts w:ascii="Times New Roman" w:hAnsi="Times New Roman" w:cs="Times New Roman"/>
+          <w:sz w:val="28"/>
+          <w:szCs w:val="28"/>
+          <w:lang w:val="uk-UA"/>
+        </w:rPr>
+        <w:t>—</w:t>
+      </w:r>
+      <w:r>
+        <w:rPr>
+          <w:rFonts w:ascii="Times New Roman" w:hAnsi="Times New Roman" w:cs="Times New Roman"/>
+          <w:sz w:val="28"/>
+          <w:szCs w:val="28"/>
+        </w:rPr>
+        <w:t xml:space="preserve">  </w:t>
       </w:r>
       <w:r>
         <w:rPr>
@@ -4856,12 +5216,48 @@
           <w:szCs w:val="28"/>
           <w:lang w:val="uk-UA"/>
         </w:rPr>
-        <w:t xml:space="preserve"> - виводить «немає» замість назви організації. Виводить кожний номер телефону по черзі, вказуючи категорію та усі його формати. Перший номер телефону - головний. </w:t>
-      </w:r>
-    </w:p>
-    <w:p>
-      <w:pPr>
-        <w:spacing w:line="360" w:lineRule="auto"/>
+        <w:t xml:space="preserve"> </w:t>
+      </w:r>
+      <w:r>
+        <w:rPr>
+          <w:rFonts w:ascii="Times New Roman" w:hAnsi="Times New Roman" w:cs="Times New Roman"/>
+          <w:sz w:val="28"/>
+          <w:szCs w:val="28"/>
+          <w:lang w:val="uk-UA"/>
+        </w:rPr>
+        <w:t>—</w:t>
+      </w:r>
+      <w:r>
+        <w:rPr>
+          <w:rFonts w:ascii="Times New Roman" w:hAnsi="Times New Roman" w:cs="Times New Roman"/>
+          <w:sz w:val="28"/>
+          <w:szCs w:val="28"/>
+          <w:lang w:val="uk-UA"/>
+        </w:rPr>
+        <w:t xml:space="preserve"> виводить «немає» замість назви організації. Виводить кожний номер телефону по черзі, вказуючи категорію та усі його формати. Перший номер телефону </w:t>
+      </w:r>
+      <w:r>
+        <w:rPr>
+          <w:rFonts w:ascii="Times New Roman" w:hAnsi="Times New Roman" w:cs="Times New Roman"/>
+          <w:sz w:val="28"/>
+          <w:szCs w:val="28"/>
+          <w:lang w:val="uk-UA"/>
+        </w:rPr>
+        <w:t>—</w:t>
+      </w:r>
+      <w:r>
+        <w:rPr>
+          <w:rFonts w:ascii="Times New Roman" w:hAnsi="Times New Roman" w:cs="Times New Roman"/>
+          <w:sz w:val="28"/>
+          <w:szCs w:val="28"/>
+          <w:lang w:val="uk-UA"/>
+        </w:rPr>
+        <w:t xml:space="preserve"> головний. </w:t>
+      </w:r>
+    </w:p>
+    <w:p>
+      <w:pPr>
+        <w:spacing w:after="0" w:line="360" w:lineRule="auto"/>
         <w:ind w:firstLine="709"/>
         <w:jc w:val="both"/>
         <w:rPr>
@@ -4874,12 +5270,13 @@
     </w:p>
     <w:p>
       <w:pPr>
-        <w:pStyle w:val="3"/>
+        <w:pStyle w:val="2"/>
         <w:numPr>
-          <w:ilvl w:val="1"/>
-          <w:numId w:val="9"/>
+          <w:ilvl w:val="0"/>
+          <w:numId w:val="32"/>
         </w:numPr>
         <w:spacing w:line="360" w:lineRule="auto"/>
+        <w:jc w:val="both"/>
         <w:rPr>
           <w:rFonts w:ascii="Times New Roman" w:hAnsi="Times New Roman" w:cs="Times New Roman"/>
           <w:b/>
@@ -4889,6 +5286,7 @@
           <w:lang w:val="uk-UA"/>
         </w:rPr>
       </w:pPr>
+      <w:bookmarkStart w:id="7" w:name="_Toc231731799"/>
       <w:r>
         <w:rPr>
           <w:rFonts w:ascii="Times New Roman" w:hAnsi="Times New Roman" w:cs="Times New Roman"/>
@@ -4898,9 +5296,8 @@
           <w:szCs w:val="28"/>
           <w:lang w:val="uk-UA"/>
         </w:rPr>
-        <w:t xml:space="preserve"> </w:t>
-      </w:r>
-      <w:bookmarkStart w:id="9" w:name="_Toc231598383"/>
+        <w:t xml:space="preserve">Клас </w:t>
+      </w:r>
       <w:r>
         <w:rPr>
           <w:rFonts w:ascii="Times New Roman" w:hAnsi="Times New Roman" w:cs="Times New Roman"/>
@@ -4910,13 +5307,43 @@
           <w:szCs w:val="28"/>
           <w:lang w:val="uk-UA"/>
         </w:rPr>
-        <w:t>Клас Organization</w:t>
-      </w:r>
-      <w:bookmarkEnd w:id="9"/>
-    </w:p>
-    <w:p>
-      <w:pPr>
-        <w:spacing w:line="360" w:lineRule="auto"/>
+        <w:t>«</w:t>
+      </w:r>
+      <w:r>
+        <w:rPr>
+          <w:rFonts w:ascii="Times New Roman" w:hAnsi="Times New Roman" w:cs="Times New Roman"/>
+          <w:b/>
+          <w:color w:val="000000" w:themeColor="text1"/>
+          <w:sz w:val="28"/>
+          <w:szCs w:val="28"/>
+          <w:lang w:val="uk-UA"/>
+        </w:rPr>
+        <w:t>Organization</w:t>
+      </w:r>
+      <w:r>
+        <w:rPr>
+          <w:rFonts w:ascii="Times New Roman" w:hAnsi="Times New Roman" w:cs="Times New Roman"/>
+          <w:b/>
+          <w:color w:val="000000" w:themeColor="text1"/>
+          <w:sz w:val="28"/>
+          <w:szCs w:val="28"/>
+          <w:lang w:val="uk-UA"/>
+        </w:rPr>
+        <w:t>»</w:t>
+      </w:r>
+      <w:bookmarkEnd w:id="7"/>
+    </w:p>
+    <w:p>
+      <w:pPr>
+        <w:spacing w:after="0"/>
+        <w:rPr>
+          <w:lang w:val="uk-UA"/>
+        </w:rPr>
+      </w:pPr>
+    </w:p>
+    <w:p>
+      <w:pPr>
+        <w:spacing w:after="0" w:line="360" w:lineRule="auto"/>
         <w:ind w:firstLine="709"/>
         <w:jc w:val="both"/>
         <w:rPr>
@@ -4942,7 +5369,16 @@
           <w:szCs w:val="28"/>
           <w:lang w:val="en-US"/>
         </w:rPr>
-        <w:t xml:space="preserve">Person, </w:t>
+        <w:t>Person</w:t>
+      </w:r>
+      <w:r>
+        <w:rPr>
+          <w:rFonts w:ascii="Times New Roman" w:hAnsi="Times New Roman" w:cs="Times New Roman"/>
+          <w:sz w:val="28"/>
+          <w:szCs w:val="28"/>
+          <w:lang w:val="uk-UA"/>
+        </w:rPr>
+        <w:t xml:space="preserve">, </w:t>
       </w:r>
       <w:r>
         <w:rPr>
@@ -4956,7 +5392,7 @@
     </w:p>
     <w:p>
       <w:pPr>
-        <w:spacing w:line="360" w:lineRule="auto"/>
+        <w:spacing w:after="0" w:line="360" w:lineRule="auto"/>
         <w:ind w:firstLine="709"/>
         <w:jc w:val="both"/>
         <w:rPr>
@@ -4983,7 +5419,7 @@
           <w:ilvl w:val="0"/>
           <w:numId w:val="16"/>
         </w:numPr>
-        <w:spacing w:line="360" w:lineRule="auto"/>
+        <w:spacing w:after="0" w:line="360" w:lineRule="auto"/>
         <w:jc w:val="both"/>
         <w:rPr>
           <w:rFonts w:ascii="Times New Roman" w:hAnsi="Times New Roman" w:cs="Times New Roman"/>
@@ -4999,7 +5435,6 @@
           <w:szCs w:val="24"/>
           <w:lang w:val="uk-UA"/>
         </w:rPr>
-        <w:lastRenderedPageBreak/>
         <w:t>std::string title</w:t>
       </w:r>
       <w:r>
@@ -5009,7 +5444,25 @@
           <w:szCs w:val="28"/>
           <w:lang w:val="uk-UA"/>
         </w:rPr>
-        <w:t xml:space="preserve"> - назва.</w:t>
+        <w:t xml:space="preserve"> </w:t>
+      </w:r>
+      <w:r>
+        <w:rPr>
+          <w:rFonts w:ascii="Times New Roman" w:hAnsi="Times New Roman" w:cs="Times New Roman"/>
+          <w:sz w:val="28"/>
+          <w:szCs w:val="28"/>
+          <w:lang w:val="uk-UA"/>
+        </w:rPr>
+        <w:t>—</w:t>
+      </w:r>
+      <w:r>
+        <w:rPr>
+          <w:rFonts w:ascii="Times New Roman" w:hAnsi="Times New Roman" w:cs="Times New Roman"/>
+          <w:sz w:val="28"/>
+          <w:szCs w:val="28"/>
+          <w:lang w:val="uk-UA"/>
+        </w:rPr>
+        <w:t xml:space="preserve"> назва.</w:t>
       </w:r>
     </w:p>
     <w:p>
@@ -5019,7 +5472,7 @@
           <w:ilvl w:val="0"/>
           <w:numId w:val="16"/>
         </w:numPr>
-        <w:spacing w:line="360" w:lineRule="auto"/>
+        <w:spacing w:after="0" w:line="360" w:lineRule="auto"/>
         <w:jc w:val="both"/>
         <w:rPr>
           <w:rFonts w:ascii="Times New Roman" w:hAnsi="Times New Roman" w:cs="Times New Roman"/>
@@ -5044,7 +5497,25 @@
           <w:szCs w:val="28"/>
           <w:lang w:val="uk-UA"/>
         </w:rPr>
-        <w:t xml:space="preserve"> - діяльність.</w:t>
+        <w:t xml:space="preserve"> </w:t>
+      </w:r>
+      <w:r>
+        <w:rPr>
+          <w:rFonts w:ascii="Times New Roman" w:hAnsi="Times New Roman" w:cs="Times New Roman"/>
+          <w:sz w:val="28"/>
+          <w:szCs w:val="28"/>
+          <w:lang w:val="uk-UA"/>
+        </w:rPr>
+        <w:t>—</w:t>
+      </w:r>
+      <w:r>
+        <w:rPr>
+          <w:rFonts w:ascii="Times New Roman" w:hAnsi="Times New Roman" w:cs="Times New Roman"/>
+          <w:sz w:val="28"/>
+          <w:szCs w:val="28"/>
+          <w:lang w:val="uk-UA"/>
+        </w:rPr>
+        <w:t xml:space="preserve"> діяльність.</w:t>
       </w:r>
     </w:p>
     <w:p>
@@ -5054,7 +5525,7 @@
           <w:ilvl w:val="0"/>
           <w:numId w:val="16"/>
         </w:numPr>
-        <w:spacing w:line="360" w:lineRule="auto"/>
+        <w:spacing w:after="0" w:line="360" w:lineRule="auto"/>
         <w:jc w:val="both"/>
         <w:rPr>
           <w:rFonts w:ascii="Times New Roman" w:hAnsi="Times New Roman" w:cs="Times New Roman"/>
@@ -5070,6 +5541,7 @@
           <w:szCs w:val="24"/>
           <w:lang w:val="uk-UA"/>
         </w:rPr>
+        <w:lastRenderedPageBreak/>
         <w:t>Person* manager</w:t>
       </w:r>
       <w:r>
@@ -5079,12 +5551,30 @@
           <w:szCs w:val="28"/>
           <w:lang w:val="uk-UA"/>
         </w:rPr>
-        <w:t xml:space="preserve"> - вказівник на керівника (повинен існувати в довіднику).</w:t>
-      </w:r>
-    </w:p>
-    <w:p>
-      <w:pPr>
-        <w:spacing w:line="360" w:lineRule="auto"/>
+        <w:t xml:space="preserve"> </w:t>
+      </w:r>
+      <w:r>
+        <w:rPr>
+          <w:rFonts w:ascii="Times New Roman" w:hAnsi="Times New Roman" w:cs="Times New Roman"/>
+          <w:sz w:val="28"/>
+          <w:szCs w:val="28"/>
+          <w:lang w:val="uk-UA"/>
+        </w:rPr>
+        <w:t>—</w:t>
+      </w:r>
+      <w:r>
+        <w:rPr>
+          <w:rFonts w:ascii="Times New Roman" w:hAnsi="Times New Roman" w:cs="Times New Roman"/>
+          <w:sz w:val="28"/>
+          <w:szCs w:val="28"/>
+          <w:lang w:val="uk-UA"/>
+        </w:rPr>
+        <w:t xml:space="preserve"> вказівник на керівника (повинен існувати в довіднику).</w:t>
+      </w:r>
+    </w:p>
+    <w:p>
+      <w:pPr>
+        <w:spacing w:after="0" w:line="360" w:lineRule="auto"/>
         <w:ind w:firstLine="709"/>
         <w:jc w:val="both"/>
         <w:rPr>
@@ -5111,7 +5601,7 @@
           <w:ilvl w:val="0"/>
           <w:numId w:val="17"/>
         </w:numPr>
-        <w:spacing w:line="360" w:lineRule="auto"/>
+        <w:spacing w:after="0" w:line="360" w:lineRule="auto"/>
         <w:jc w:val="both"/>
         <w:rPr>
           <w:rFonts w:ascii="Times New Roman" w:hAnsi="Times New Roman" w:cs="Times New Roman"/>
@@ -5137,7 +5627,7 @@
           <w:ilvl w:val="0"/>
           <w:numId w:val="17"/>
         </w:numPr>
-        <w:spacing w:line="360" w:lineRule="auto"/>
+        <w:spacing w:after="0" w:line="360" w:lineRule="auto"/>
         <w:jc w:val="both"/>
         <w:rPr>
           <w:rFonts w:ascii="Times New Roman" w:hAnsi="Times New Roman" w:cs="Times New Roman"/>
@@ -5252,7 +5742,7 @@
           <w:ilvl w:val="0"/>
           <w:numId w:val="17"/>
         </w:numPr>
-        <w:spacing w:line="360" w:lineRule="auto"/>
+        <w:spacing w:after="0" w:line="360" w:lineRule="auto"/>
         <w:jc w:val="both"/>
         <w:rPr>
           <w:rFonts w:ascii="Times New Roman" w:hAnsi="Times New Roman" w:cs="Times New Roman"/>
@@ -5349,7 +5839,7 @@
           <w:ilvl w:val="0"/>
           <w:numId w:val="17"/>
         </w:numPr>
-        <w:spacing w:line="360" w:lineRule="auto"/>
+        <w:spacing w:after="0" w:line="360" w:lineRule="auto"/>
         <w:jc w:val="both"/>
         <w:rPr>
           <w:rFonts w:ascii="Times New Roman" w:hAnsi="Times New Roman" w:cs="Times New Roman"/>
@@ -5373,7 +5863,24 @@
           <w:sz w:val="28"/>
           <w:szCs w:val="28"/>
         </w:rPr>
-        <w:t xml:space="preserve"> -  </w:t>
+        <w:t xml:space="preserve"> </w:t>
+      </w:r>
+      <w:r>
+        <w:rPr>
+          <w:rFonts w:ascii="Times New Roman" w:hAnsi="Times New Roman" w:cs="Times New Roman"/>
+          <w:sz w:val="28"/>
+          <w:szCs w:val="28"/>
+          <w:lang w:val="uk-UA"/>
+        </w:rPr>
+        <w:t>—</w:t>
+      </w:r>
+      <w:r>
+        <w:rPr>
+          <w:rFonts w:ascii="Times New Roman" w:hAnsi="Times New Roman" w:cs="Times New Roman"/>
+          <w:sz w:val="28"/>
+          <w:szCs w:val="28"/>
+        </w:rPr>
+        <w:t xml:space="preserve">  </w:t>
       </w:r>
       <w:r>
         <w:rPr>
@@ -5418,12 +5925,48 @@
           <w:szCs w:val="28"/>
           <w:lang w:val="uk-UA"/>
         </w:rPr>
-        <w:t>нульовий - виводить «немає». Виводить кожний номер телефону по черзі, вказуючи категорію та усі його формати. Перший номер телефону - головний.</w:t>
-      </w:r>
-    </w:p>
-    <w:p>
-      <w:pPr>
-        <w:spacing w:line="360" w:lineRule="auto"/>
+        <w:t xml:space="preserve">нульовий </w:t>
+      </w:r>
+      <w:r>
+        <w:rPr>
+          <w:rFonts w:ascii="Times New Roman" w:hAnsi="Times New Roman" w:cs="Times New Roman"/>
+          <w:sz w:val="28"/>
+          <w:szCs w:val="28"/>
+          <w:lang w:val="uk-UA"/>
+        </w:rPr>
+        <w:t>—</w:t>
+      </w:r>
+      <w:r>
+        <w:rPr>
+          <w:rFonts w:ascii="Times New Roman" w:hAnsi="Times New Roman" w:cs="Times New Roman"/>
+          <w:sz w:val="28"/>
+          <w:szCs w:val="28"/>
+          <w:lang w:val="uk-UA"/>
+        </w:rPr>
+        <w:t xml:space="preserve"> виводить «немає». Виводить кожний номер телефону по черзі, вказуючи категорію та усі його формати. Перший номер телефону </w:t>
+      </w:r>
+      <w:r>
+        <w:rPr>
+          <w:rFonts w:ascii="Times New Roman" w:hAnsi="Times New Roman" w:cs="Times New Roman"/>
+          <w:sz w:val="28"/>
+          <w:szCs w:val="28"/>
+          <w:lang w:val="uk-UA"/>
+        </w:rPr>
+        <w:t>—</w:t>
+      </w:r>
+      <w:r>
+        <w:rPr>
+          <w:rFonts w:ascii="Times New Roman" w:hAnsi="Times New Roman" w:cs="Times New Roman"/>
+          <w:sz w:val="28"/>
+          <w:szCs w:val="28"/>
+          <w:lang w:val="uk-UA"/>
+        </w:rPr>
+        <w:t xml:space="preserve"> головний.</w:t>
+      </w:r>
+    </w:p>
+    <w:p>
+      <w:pPr>
+        <w:spacing w:after="0" w:line="360" w:lineRule="auto"/>
         <w:ind w:firstLine="709"/>
         <w:jc w:val="both"/>
         <w:rPr>
@@ -5436,12 +5979,13 @@
     </w:p>
     <w:p>
       <w:pPr>
-        <w:pStyle w:val="3"/>
+        <w:pStyle w:val="2"/>
         <w:numPr>
-          <w:ilvl w:val="1"/>
-          <w:numId w:val="9"/>
+          <w:ilvl w:val="0"/>
+          <w:numId w:val="32"/>
         </w:numPr>
         <w:spacing w:line="360" w:lineRule="auto"/>
+        <w:jc w:val="both"/>
         <w:rPr>
           <w:rFonts w:ascii="Times New Roman" w:hAnsi="Times New Roman" w:cs="Times New Roman"/>
           <w:b/>
@@ -5451,6 +5995,7 @@
           <w:lang w:val="uk-UA"/>
         </w:rPr>
       </w:pPr>
+      <w:bookmarkStart w:id="8" w:name="_Toc231731800"/>
       <w:r>
         <w:rPr>
           <w:rFonts w:ascii="Times New Roman" w:hAnsi="Times New Roman" w:cs="Times New Roman"/>
@@ -5460,9 +6005,8 @@
           <w:szCs w:val="28"/>
           <w:lang w:val="uk-UA"/>
         </w:rPr>
-        <w:t xml:space="preserve"> </w:t>
-      </w:r>
-      <w:bookmarkStart w:id="10" w:name="_Toc231598384"/>
+        <w:t xml:space="preserve">Клас </w:t>
+      </w:r>
       <w:r>
         <w:rPr>
           <w:rFonts w:ascii="Times New Roman" w:hAnsi="Times New Roman" w:cs="Times New Roman"/>
@@ -5472,13 +6016,43 @@
           <w:szCs w:val="28"/>
           <w:lang w:val="uk-UA"/>
         </w:rPr>
-        <w:t>Клас Phone</w:t>
-      </w:r>
-      <w:bookmarkEnd w:id="10"/>
-    </w:p>
-    <w:p>
-      <w:pPr>
-        <w:spacing w:line="360" w:lineRule="auto"/>
+        <w:t>«</w:t>
+      </w:r>
+      <w:r>
+        <w:rPr>
+          <w:rFonts w:ascii="Times New Roman" w:hAnsi="Times New Roman" w:cs="Times New Roman"/>
+          <w:b/>
+          <w:color w:val="000000" w:themeColor="text1"/>
+          <w:sz w:val="28"/>
+          <w:szCs w:val="28"/>
+          <w:lang w:val="uk-UA"/>
+        </w:rPr>
+        <w:t>Phone</w:t>
+      </w:r>
+      <w:r>
+        <w:rPr>
+          <w:rFonts w:ascii="Times New Roman" w:hAnsi="Times New Roman" w:cs="Times New Roman"/>
+          <w:b/>
+          <w:color w:val="000000" w:themeColor="text1"/>
+          <w:sz w:val="28"/>
+          <w:szCs w:val="28"/>
+          <w:lang w:val="uk-UA"/>
+        </w:rPr>
+        <w:t>»</w:t>
+      </w:r>
+      <w:bookmarkEnd w:id="8"/>
+    </w:p>
+    <w:p>
+      <w:pPr>
+        <w:spacing w:after="0"/>
+        <w:rPr>
+          <w:lang w:val="uk-UA"/>
+        </w:rPr>
+      </w:pPr>
+    </w:p>
+    <w:p>
+      <w:pPr>
+        <w:spacing w:after="0" w:line="360" w:lineRule="auto"/>
         <w:ind w:firstLine="709"/>
         <w:jc w:val="both"/>
         <w:rPr>
@@ -5495,7 +6069,25 @@
           <w:szCs w:val="28"/>
           <w:lang w:val="uk-UA"/>
         </w:rPr>
-        <w:t xml:space="preserve">Номер телефону - об’єкт, який має два параметри: категорія та сам номер. Тому зручніше створити клас </w:t>
+        <w:t xml:space="preserve">Номер телефону </w:t>
+      </w:r>
+      <w:r>
+        <w:rPr>
+          <w:rFonts w:ascii="Times New Roman" w:hAnsi="Times New Roman" w:cs="Times New Roman"/>
+          <w:sz w:val="28"/>
+          <w:szCs w:val="28"/>
+          <w:lang w:val="uk-UA"/>
+        </w:rPr>
+        <w:t>—</w:t>
+      </w:r>
+      <w:r>
+        <w:rPr>
+          <w:rFonts w:ascii="Times New Roman" w:hAnsi="Times New Roman" w:cs="Times New Roman"/>
+          <w:sz w:val="28"/>
+          <w:szCs w:val="28"/>
+          <w:lang w:val="uk-UA"/>
+        </w:rPr>
+        <w:t xml:space="preserve"> об’єкт, який має два параметри: категорія та сам номер. Тому зручніше створити клас </w:t>
       </w:r>
       <w:r>
         <w:rPr>
@@ -5552,7 +6144,7 @@
     </w:p>
     <w:p>
       <w:pPr>
-        <w:spacing w:line="276" w:lineRule="auto"/>
+        <w:spacing w:after="0" w:line="276" w:lineRule="auto"/>
         <w:ind w:firstLine="709"/>
         <w:jc w:val="both"/>
         <w:rPr>
@@ -5579,7 +6171,7 @@
           <w:ilvl w:val="0"/>
           <w:numId w:val="18"/>
         </w:numPr>
-        <w:spacing w:line="360" w:lineRule="auto"/>
+        <w:spacing w:after="0" w:line="360" w:lineRule="auto"/>
         <w:jc w:val="both"/>
         <w:rPr>
           <w:rFonts w:ascii="Courier New" w:hAnsi="Courier New" w:cs="Courier New"/>
@@ -5605,7 +6197,7 @@
           <w:ilvl w:val="0"/>
           <w:numId w:val="18"/>
         </w:numPr>
-        <w:spacing w:line="360" w:lineRule="auto"/>
+        <w:spacing w:after="0" w:line="360" w:lineRule="auto"/>
         <w:jc w:val="both"/>
         <w:rPr>
           <w:rFonts w:ascii="Courier New" w:hAnsi="Courier New" w:cs="Courier New"/>
@@ -5631,7 +6223,7 @@
           <w:ilvl w:val="0"/>
           <w:numId w:val="18"/>
         </w:numPr>
-        <w:spacing w:line="360" w:lineRule="auto"/>
+        <w:spacing w:after="0" w:line="360" w:lineRule="auto"/>
         <w:jc w:val="both"/>
         <w:rPr>
           <w:rFonts w:ascii="Courier New" w:hAnsi="Courier New" w:cs="Courier New"/>
@@ -5657,7 +6249,7 @@
           <w:ilvl w:val="0"/>
           <w:numId w:val="18"/>
         </w:numPr>
-        <w:spacing w:line="360" w:lineRule="auto"/>
+        <w:spacing w:after="0" w:line="360" w:lineRule="auto"/>
         <w:jc w:val="both"/>
         <w:rPr>
           <w:rFonts w:ascii="Courier New" w:hAnsi="Courier New" w:cs="Courier New"/>
@@ -5678,7 +6270,7 @@
     </w:p>
     <w:p>
       <w:pPr>
-        <w:spacing w:line="360" w:lineRule="auto"/>
+        <w:spacing w:after="0" w:line="360" w:lineRule="auto"/>
         <w:ind w:firstLine="709"/>
         <w:jc w:val="both"/>
         <w:rPr>
@@ -5705,7 +6297,7 @@
           <w:ilvl w:val="0"/>
           <w:numId w:val="19"/>
         </w:numPr>
-        <w:spacing w:line="360" w:lineRule="auto"/>
+        <w:spacing w:after="0" w:line="360" w:lineRule="auto"/>
         <w:jc w:val="both"/>
         <w:rPr>
           <w:rFonts w:ascii="Courier New" w:hAnsi="Courier New" w:cs="Courier New"/>
@@ -5731,7 +6323,7 @@
           <w:ilvl w:val="0"/>
           <w:numId w:val="19"/>
         </w:numPr>
-        <w:spacing w:line="360" w:lineRule="auto"/>
+        <w:spacing w:after="0" w:line="360" w:lineRule="auto"/>
         <w:jc w:val="both"/>
         <w:rPr>
           <w:rFonts w:ascii="Courier New" w:hAnsi="Courier New" w:cs="Courier New"/>
@@ -5757,7 +6349,7 @@
           <w:ilvl w:val="0"/>
           <w:numId w:val="19"/>
         </w:numPr>
-        <w:spacing w:line="360" w:lineRule="auto"/>
+        <w:spacing w:after="0" w:line="360" w:lineRule="auto"/>
         <w:jc w:val="both"/>
         <w:rPr>
           <w:rFonts w:ascii="Courier New" w:hAnsi="Courier New" w:cs="Courier New"/>
@@ -5773,7 +6365,6 @@
           <w:szCs w:val="24"/>
           <w:lang w:val="uk-UA"/>
         </w:rPr>
-        <w:lastRenderedPageBreak/>
         <w:t>std::string getMedium() const.</w:t>
       </w:r>
     </w:p>
@@ -5784,7 +6375,7 @@
           <w:ilvl w:val="0"/>
           <w:numId w:val="19"/>
         </w:numPr>
-        <w:spacing w:line="360" w:lineRule="auto"/>
+        <w:spacing w:after="0" w:line="360" w:lineRule="auto"/>
         <w:jc w:val="both"/>
         <w:rPr>
           <w:rFonts w:ascii="Courier New" w:hAnsi="Courier New" w:cs="Courier New"/>
@@ -5810,7 +6401,7 @@
           <w:ilvl w:val="0"/>
           <w:numId w:val="19"/>
         </w:numPr>
-        <w:spacing w:line="360" w:lineRule="auto"/>
+        <w:spacing w:after="0" w:line="360" w:lineRule="auto"/>
         <w:jc w:val="both"/>
         <w:rPr>
           <w:rFonts w:ascii="Times New Roman" w:hAnsi="Times New Roman" w:cs="Times New Roman"/>
@@ -5836,7 +6427,7 @@
           <w:ilvl w:val="0"/>
           <w:numId w:val="19"/>
         </w:numPr>
-        <w:spacing w:line="360" w:lineRule="auto"/>
+        <w:spacing w:after="0" w:line="360" w:lineRule="auto"/>
         <w:jc w:val="both"/>
         <w:rPr>
           <w:rFonts w:ascii="Times New Roman" w:hAnsi="Times New Roman" w:cs="Times New Roman"/>
@@ -5861,12 +6452,30 @@
           <w:szCs w:val="28"/>
           <w:lang w:val="uk-UA"/>
         </w:rPr>
-        <w:t xml:space="preserve"> - роздруківка.</w:t>
-      </w:r>
-    </w:p>
-    <w:p>
-      <w:pPr>
-        <w:spacing w:line="360" w:lineRule="auto"/>
+        <w:t xml:space="preserve"> </w:t>
+      </w:r>
+      <w:r>
+        <w:rPr>
+          <w:rFonts w:ascii="Times New Roman" w:hAnsi="Times New Roman" w:cs="Times New Roman"/>
+          <w:sz w:val="28"/>
+          <w:szCs w:val="28"/>
+          <w:lang w:val="uk-UA"/>
+        </w:rPr>
+        <w:t>—</w:t>
+      </w:r>
+      <w:r>
+        <w:rPr>
+          <w:rFonts w:ascii="Times New Roman" w:hAnsi="Times New Roman" w:cs="Times New Roman"/>
+          <w:sz w:val="28"/>
+          <w:szCs w:val="28"/>
+          <w:lang w:val="uk-UA"/>
+        </w:rPr>
+        <w:t xml:space="preserve"> роздруківка.</w:t>
+      </w:r>
+    </w:p>
+    <w:p>
+      <w:pPr>
+        <w:spacing w:after="0" w:line="360" w:lineRule="auto"/>
         <w:ind w:firstLine="709"/>
         <w:jc w:val="both"/>
         <w:rPr>
@@ -5879,7 +6488,7 @@
     </w:p>
     <w:p>
       <w:pPr>
-        <w:spacing w:line="360" w:lineRule="auto"/>
+        <w:spacing w:after="0" w:line="360" w:lineRule="auto"/>
         <w:ind w:firstLine="709"/>
         <w:jc w:val="both"/>
         <w:rPr>
@@ -5896,6 +6505,7 @@
           <w:szCs w:val="28"/>
           <w:lang w:val="uk-UA"/>
         </w:rPr>
+        <w:lastRenderedPageBreak/>
         <w:t>Усі поля класів знаходяться в приватному доступі</w:t>
       </w:r>
       <w:r>
@@ -5949,7 +6559,24 @@
           <w:sz w:val="28"/>
           <w:szCs w:val="28"/>
         </w:rPr>
-        <w:t xml:space="preserve"> - </w:t>
+        <w:t xml:space="preserve"> </w:t>
+      </w:r>
+      <w:r>
+        <w:rPr>
+          <w:rFonts w:ascii="Times New Roman" w:hAnsi="Times New Roman" w:cs="Times New Roman"/>
+          <w:sz w:val="28"/>
+          <w:szCs w:val="28"/>
+          <w:lang w:val="uk-UA"/>
+        </w:rPr>
+        <w:t>—</w:t>
+      </w:r>
+      <w:r>
+        <w:rPr>
+          <w:rFonts w:ascii="Times New Roman" w:hAnsi="Times New Roman" w:cs="Times New Roman"/>
+          <w:sz w:val="28"/>
+          <w:szCs w:val="28"/>
+        </w:rPr>
+        <w:t xml:space="preserve"> </w:t>
       </w:r>
       <w:r>
         <w:rPr>
@@ -5972,12 +6599,26 @@
     </w:p>
     <w:p>
       <w:pPr>
-        <w:pStyle w:val="3"/>
+        <w:spacing w:after="0" w:line="360" w:lineRule="auto"/>
+        <w:ind w:firstLine="709"/>
+        <w:jc w:val="both"/>
+        <w:rPr>
+          <w:rFonts w:ascii="Times New Roman" w:hAnsi="Times New Roman" w:cs="Times New Roman"/>
+          <w:sz w:val="28"/>
+          <w:szCs w:val="28"/>
+          <w:lang w:val="uk-UA"/>
+        </w:rPr>
+      </w:pPr>
+    </w:p>
+    <w:p>
+      <w:pPr>
+        <w:pStyle w:val="2"/>
         <w:numPr>
-          <w:ilvl w:val="1"/>
-          <w:numId w:val="9"/>
+          <w:ilvl w:val="0"/>
+          <w:numId w:val="32"/>
         </w:numPr>
         <w:spacing w:line="360" w:lineRule="auto"/>
+        <w:jc w:val="both"/>
         <w:rPr>
           <w:rFonts w:ascii="Times New Roman" w:hAnsi="Times New Roman" w:cs="Times New Roman"/>
           <w:b/>
@@ -5987,6 +6628,7 @@
           <w:lang w:val="uk-UA"/>
         </w:rPr>
       </w:pPr>
+      <w:bookmarkStart w:id="9" w:name="_Toc231731801"/>
       <w:r>
         <w:rPr>
           <w:rFonts w:ascii="Times New Roman" w:hAnsi="Times New Roman" w:cs="Times New Roman"/>
@@ -5996,9 +6638,8 @@
           <w:szCs w:val="28"/>
           <w:lang w:val="uk-UA"/>
         </w:rPr>
-        <w:t xml:space="preserve"> </w:t>
-      </w:r>
-      <w:bookmarkStart w:id="11" w:name="_Toc231598385"/>
+        <w:t xml:space="preserve">Опис деяких </w:t>
+      </w:r>
       <w:r>
         <w:rPr>
           <w:rFonts w:ascii="Times New Roman" w:hAnsi="Times New Roman" w:cs="Times New Roman"/>
@@ -6008,31 +6649,27 @@
           <w:szCs w:val="28"/>
           <w:lang w:val="uk-UA"/>
         </w:rPr>
-        <w:t xml:space="preserve">Короткий </w:t>
-      </w:r>
-      <w:r>
-        <w:rPr>
-          <w:rFonts w:ascii="Times New Roman" w:hAnsi="Times New Roman" w:cs="Times New Roman"/>
-          <w:b/>
-          <w:color w:val="000000" w:themeColor="text1"/>
-          <w:sz w:val="28"/>
-          <w:szCs w:val="28"/>
-          <w:lang w:val="uk-UA"/>
-        </w:rPr>
-        <w:t>опис функцій:</w:t>
-      </w:r>
-      <w:bookmarkEnd w:id="11"/>
-    </w:p>
-    <w:p>
-      <w:pPr>
-        <w:spacing w:line="360" w:lineRule="auto"/>
+        <w:t>функцій</w:t>
+      </w:r>
+      <w:bookmarkEnd w:id="9"/>
+    </w:p>
+    <w:p>
+      <w:pPr>
+        <w:spacing w:after="0"/>
+        <w:rPr>
+          <w:lang w:val="uk-UA"/>
+        </w:rPr>
+      </w:pPr>
+    </w:p>
+    <w:p>
+      <w:pPr>
+        <w:spacing w:after="0" w:line="360" w:lineRule="auto"/>
         <w:ind w:firstLine="709"/>
         <w:jc w:val="both"/>
         <w:rPr>
           <w:rFonts w:ascii="Times New Roman" w:hAnsi="Times New Roman" w:cs="Times New Roman"/>
           <w:sz w:val="28"/>
           <w:szCs w:val="28"/>
-          <w:lang w:val="uk-UA"/>
         </w:rPr>
       </w:pPr>
       <w:r>
@@ -6051,7 +6688,25 @@
           <w:szCs w:val="28"/>
           <w:lang w:val="uk-UA"/>
         </w:rPr>
-        <w:t xml:space="preserve"> - використовується для того, щоб дати користувачу вибір між трьома категоріями номерів. Її особливість: вибір </w:t>
+        <w:t xml:space="preserve"> </w:t>
+      </w:r>
+      <w:r>
+        <w:rPr>
+          <w:rFonts w:ascii="Times New Roman" w:hAnsi="Times New Roman" w:cs="Times New Roman"/>
+          <w:sz w:val="28"/>
+          <w:szCs w:val="28"/>
+          <w:lang w:val="uk-UA"/>
+        </w:rPr>
+        <w:t>—</w:t>
+      </w:r>
+      <w:r>
+        <w:rPr>
+          <w:rFonts w:ascii="Times New Roman" w:hAnsi="Times New Roman" w:cs="Times New Roman"/>
+          <w:sz w:val="28"/>
+          <w:szCs w:val="28"/>
+          <w:lang w:val="uk-UA"/>
+        </w:rPr>
+        <w:t xml:space="preserve"> використовується для того, щоб дати користувачу вибір між трьома категоріями номерів. Її особливість: вибір </w:t>
       </w:r>
       <w:r>
         <w:rPr>
@@ -6093,7 +6748,7 @@
     </w:p>
     <w:p>
       <w:pPr>
-        <w:spacing w:line="360" w:lineRule="auto"/>
+        <w:spacing w:after="0" w:line="360" w:lineRule="auto"/>
         <w:ind w:firstLine="709"/>
         <w:jc w:val="both"/>
         <w:rPr>
@@ -6119,12 +6774,48 @@
           <w:szCs w:val="28"/>
           <w:lang w:val="uk-UA"/>
         </w:rPr>
-        <w:t xml:space="preserve"> - дозволяє вводити будь-яку кількість телефонів в запис довідника. Використовується під час додавання запису. Перевіряє введений номер телефону на правильність та одразу переводить заданий номер у його середню та коротку форми. Щоб завершити функцію, або взагалі не додавати номери, користувач повинен ввести порожній рядок.</w:t>
-      </w:r>
-    </w:p>
-    <w:p>
-      <w:pPr>
-        <w:spacing w:line="360" w:lineRule="auto"/>
+        <w:t xml:space="preserve"> </w:t>
+      </w:r>
+      <w:r>
+        <w:rPr>
+          <w:rFonts w:ascii="Times New Roman" w:hAnsi="Times New Roman" w:cs="Times New Roman"/>
+          <w:sz w:val="28"/>
+          <w:szCs w:val="28"/>
+          <w:lang w:val="uk-UA"/>
+        </w:rPr>
+        <w:t>—</w:t>
+      </w:r>
+      <w:r>
+        <w:rPr>
+          <w:rFonts w:ascii="Times New Roman" w:hAnsi="Times New Roman" w:cs="Times New Roman"/>
+          <w:sz w:val="28"/>
+          <w:szCs w:val="28"/>
+          <w:lang w:val="uk-UA"/>
+        </w:rPr>
+        <w:t xml:space="preserve"> дозволяє вводити будь</w:t>
+      </w:r>
+      <w:r>
+        <w:rPr>
+          <w:rFonts w:ascii="Times New Roman" w:hAnsi="Times New Roman" w:cs="Times New Roman"/>
+          <w:sz w:val="28"/>
+          <w:szCs w:val="28"/>
+          <w:lang w:val="uk-UA"/>
+        </w:rPr>
+        <w:t>-</w:t>
+      </w:r>
+      <w:r>
+        <w:rPr>
+          <w:rFonts w:ascii="Times New Roman" w:hAnsi="Times New Roman" w:cs="Times New Roman"/>
+          <w:sz w:val="28"/>
+          <w:szCs w:val="28"/>
+          <w:lang w:val="uk-UA"/>
+        </w:rPr>
+        <w:t>яку кількість телефонів в запис довідника. Використовується під час додавання запису. Перевіряє введений номер телефону на правильність та одразу переводить заданий номер у його середню та коротку форми. Щоб завершити функцію, або взагалі не додавати номери, користувач повинен ввести порожній рядок.</w:t>
+      </w:r>
+    </w:p>
+    <w:p>
+      <w:pPr>
+        <w:spacing w:after="0" w:line="360" w:lineRule="auto"/>
         <w:ind w:firstLine="709"/>
         <w:jc w:val="both"/>
         <w:rPr>
@@ -6150,7 +6841,25 @@
           <w:szCs w:val="28"/>
           <w:lang w:val="uk-UA"/>
         </w:rPr>
-        <w:t xml:space="preserve"> - аналогічно до </w:t>
+        <w:t xml:space="preserve"> </w:t>
+      </w:r>
+      <w:r>
+        <w:rPr>
+          <w:rFonts w:ascii="Times New Roman" w:hAnsi="Times New Roman" w:cs="Times New Roman"/>
+          <w:sz w:val="28"/>
+          <w:szCs w:val="28"/>
+          <w:lang w:val="uk-UA"/>
+        </w:rPr>
+        <w:t>—</w:t>
+      </w:r>
+      <w:r>
+        <w:rPr>
+          <w:rFonts w:ascii="Times New Roman" w:hAnsi="Times New Roman" w:cs="Times New Roman"/>
+          <w:sz w:val="28"/>
+          <w:szCs w:val="28"/>
+          <w:lang w:val="uk-UA"/>
+        </w:rPr>
+        <w:t xml:space="preserve"> аналогічно до </w:t>
       </w:r>
       <w:r>
         <w:rPr>
@@ -6182,7 +6891,7 @@
     </w:p>
     <w:p>
       <w:pPr>
-        <w:spacing w:line="360" w:lineRule="auto"/>
+        <w:spacing w:after="0" w:line="360" w:lineRule="auto"/>
         <w:ind w:firstLine="709"/>
         <w:jc w:val="both"/>
         <w:rPr>
@@ -6257,6 +6966,7 @@
     </w:p>
     <w:p>
       <w:pPr>
+        <w:spacing w:after="0"/>
         <w:ind w:firstLine="709"/>
         <w:rPr>
           <w:lang w:val="uk-UA"/>
@@ -6265,6 +6975,7 @@
     </w:p>
     <w:p>
       <w:pPr>
+        <w:spacing w:after="0"/>
         <w:ind w:firstLine="709"/>
         <w:rPr>
           <w:lang w:val="uk-UA"/>
@@ -6273,6 +6984,7 @@
     </w:p>
     <w:p>
       <w:pPr>
+        <w:spacing w:after="0"/>
         <w:ind w:firstLine="709"/>
         <w:rPr>
           <w:lang w:val="uk-UA"/>
@@ -6281,30 +6993,115 @@
     </w:p>
     <w:p>
       <w:pPr>
-        <w:pStyle w:val="2"/>
+        <w:spacing w:after="0"/>
+        <w:ind w:firstLine="709"/>
+        <w:rPr>
+          <w:lang w:val="uk-UA"/>
+        </w:rPr>
+      </w:pPr>
+    </w:p>
+    <w:p>
+      <w:pPr>
+        <w:spacing w:after="0"/>
+        <w:ind w:firstLine="709"/>
+        <w:rPr>
+          <w:lang w:val="uk-UA"/>
+        </w:rPr>
+      </w:pPr>
+    </w:p>
+    <w:p>
+      <w:pPr>
+        <w:spacing w:after="0"/>
+        <w:ind w:firstLine="709"/>
+        <w:rPr>
+          <w:lang w:val="uk-UA"/>
+        </w:rPr>
+      </w:pPr>
+    </w:p>
+    <w:p>
+      <w:pPr>
+        <w:spacing w:after="0"/>
+        <w:ind w:firstLine="709"/>
+        <w:rPr>
+          <w:lang w:val="uk-UA"/>
+        </w:rPr>
+      </w:pPr>
+    </w:p>
+    <w:p>
+      <w:pPr>
+        <w:spacing w:after="0"/>
+        <w:ind w:firstLine="709"/>
+        <w:rPr>
+          <w:lang w:val="uk-UA"/>
+        </w:rPr>
+      </w:pPr>
+    </w:p>
+    <w:p>
+      <w:pPr>
+        <w:spacing w:after="0"/>
+        <w:ind w:firstLine="709"/>
+        <w:rPr>
+          <w:lang w:val="uk-UA"/>
+        </w:rPr>
+      </w:pPr>
+    </w:p>
+    <w:p>
+      <w:pPr>
+        <w:spacing w:after="0"/>
+        <w:ind w:firstLine="709"/>
+        <w:rPr>
+          <w:lang w:val="uk-UA"/>
+        </w:rPr>
+      </w:pPr>
+    </w:p>
+    <w:p>
+      <w:pPr>
+        <w:spacing w:after="0"/>
+        <w:ind w:firstLine="709"/>
+        <w:rPr>
+          <w:lang w:val="uk-UA"/>
+        </w:rPr>
+      </w:pPr>
+    </w:p>
+    <w:p>
+      <w:pPr>
+        <w:spacing w:after="0"/>
+        <w:ind w:firstLine="709"/>
+        <w:rPr>
+          <w:lang w:val="uk-UA"/>
+        </w:rPr>
+      </w:pPr>
+    </w:p>
+    <w:p>
+      <w:pPr>
+        <w:spacing w:after="0"/>
+        <w:ind w:firstLine="709"/>
+        <w:rPr>
+          <w:lang w:val="uk-UA"/>
+        </w:rPr>
+      </w:pPr>
+    </w:p>
+    <w:p>
+      <w:pPr>
+        <w:pStyle w:val="1"/>
         <w:numPr>
           <w:ilvl w:val="0"/>
-          <w:numId w:val="9"/>
+          <w:numId w:val="27"/>
         </w:numPr>
-        <w:spacing w:line="360" w:lineRule="auto"/>
         <w:jc w:val="center"/>
         <w:rPr>
           <w:rFonts w:ascii="Times New Roman" w:hAnsi="Times New Roman" w:cs="Times New Roman"/>
           <w:b/>
           <w:color w:val="000000" w:themeColor="text1"/>
-          <w:sz w:val="28"/>
-          <w:szCs w:val="28"/>
-          <w:lang w:val="uk-UA"/>
-        </w:rPr>
-      </w:pPr>
-      <w:bookmarkStart w:id="12" w:name="_Toc231598386"/>
+          <w:lang w:val="uk-UA"/>
+        </w:rPr>
+      </w:pPr>
+      <w:bookmarkStart w:id="10" w:name="_Toc231731802"/>
       <w:r>
         <w:rPr>
           <w:rFonts w:ascii="Times New Roman" w:hAnsi="Times New Roman" w:cs="Times New Roman"/>
           <w:b/>
           <w:color w:val="000000" w:themeColor="text1"/>
-          <w:sz w:val="28"/>
-          <w:szCs w:val="28"/>
           <w:lang w:val="uk-UA"/>
         </w:rPr>
         <w:lastRenderedPageBreak/>
@@ -6315,20 +7112,26 @@
           <w:rFonts w:ascii="Times New Roman" w:hAnsi="Times New Roman" w:cs="Times New Roman"/>
           <w:b/>
           <w:color w:val="000000" w:themeColor="text1"/>
-          <w:sz w:val="28"/>
-          <w:szCs w:val="28"/>
           <w:lang w:val="uk-UA"/>
         </w:rPr>
         <w:t>НТЕРФЕЙС</w:t>
       </w:r>
-      <w:bookmarkEnd w:id="12"/>
+      <w:bookmarkEnd w:id="10"/>
+    </w:p>
+    <w:p>
+      <w:pPr>
+        <w:spacing w:after="0"/>
+        <w:rPr>
+          <w:lang w:val="uk-UA"/>
+        </w:rPr>
+      </w:pPr>
     </w:p>
     <w:p>
       <w:pPr>
         <w:tabs>
           <w:tab w:val="center" w:pos="4677"/>
         </w:tabs>
-        <w:spacing w:line="360" w:lineRule="auto"/>
+        <w:spacing w:after="0" w:line="360" w:lineRule="auto"/>
         <w:ind w:firstLine="709"/>
         <w:jc w:val="both"/>
         <w:rPr>
@@ -6374,20 +7177,20 @@
       </w:r>
       <w:r>
         <w:rPr>
-          <w:rFonts w:ascii="Times New Roman" w:hAnsi="Times New Roman" w:cs="Times New Roman"/>
-          <w:sz w:val="28"/>
-          <w:szCs w:val="28"/>
-          <w:lang w:val="en-US"/>
-        </w:rPr>
-        <w:t>return</w:t>
-      </w:r>
-      <w:r>
-        <w:rPr>
-          <w:rFonts w:ascii="Times New Roman" w:hAnsi="Times New Roman" w:cs="Times New Roman"/>
-          <w:sz w:val="28"/>
-          <w:szCs w:val="28"/>
-        </w:rPr>
-        <w:t xml:space="preserve"> 0.</w:t>
+          <w:rFonts w:ascii="Courier New" w:hAnsi="Courier New" w:cs="Courier New"/>
+          <w:sz w:val="24"/>
+          <w:szCs w:val="24"/>
+          <w:lang w:val="uk-UA"/>
+        </w:rPr>
+        <w:t>return 0</w:t>
+      </w:r>
+      <w:r>
+        <w:rPr>
+          <w:rFonts w:ascii="Times New Roman" w:hAnsi="Times New Roman" w:cs="Times New Roman"/>
+          <w:sz w:val="28"/>
+          <w:szCs w:val="28"/>
+        </w:rPr>
+        <w:t>.</w:t>
       </w:r>
     </w:p>
     <w:p>
@@ -6395,7 +7198,61 @@
         <w:tabs>
           <w:tab w:val="center" w:pos="4677"/>
         </w:tabs>
-        <w:spacing w:line="360" w:lineRule="auto"/>
+        <w:spacing w:after="0" w:line="360" w:lineRule="auto"/>
+        <w:ind w:firstLine="709"/>
+        <w:jc w:val="both"/>
+        <w:rPr>
+          <w:rFonts w:ascii="Times New Roman" w:hAnsi="Times New Roman" w:cs="Times New Roman"/>
+          <w:sz w:val="28"/>
+          <w:szCs w:val="28"/>
+          <w:lang w:val="uk-UA"/>
+        </w:rPr>
+      </w:pPr>
+      <w:r>
+        <w:rPr>
+          <w:rFonts w:ascii="Times New Roman" w:hAnsi="Times New Roman" w:cs="Times New Roman"/>
+          <w:sz w:val="28"/>
+          <w:szCs w:val="28"/>
+          <w:lang w:val="uk-UA"/>
+        </w:rPr>
+        <w:t xml:space="preserve">При </w:t>
+      </w:r>
+      <w:r>
+        <w:rPr>
+          <w:rStyle w:val="af5"/>
+        </w:rPr>
+        <w:t>запуску програми</w:t>
+      </w:r>
+      <w:r>
+        <w:rPr>
+          <w:rFonts w:ascii="Times New Roman" w:hAnsi="Times New Roman" w:cs="Times New Roman"/>
+          <w:sz w:val="28"/>
+          <w:szCs w:val="28"/>
+          <w:lang w:val="uk-UA"/>
+        </w:rPr>
+        <w:t xml:space="preserve"> висвітлюється головне меню</w:t>
+      </w:r>
+      <w:r>
+        <w:rPr>
+          <w:rStyle w:val="af5"/>
+        </w:rPr>
+        <w:t xml:space="preserve"> </w:t>
+      </w:r>
+      <w:hyperlink w:anchor="_Рисунок_3.1_-" w:history="1">
+        <w:r>
+          <w:rPr>
+            <w:rStyle w:val="af5"/>
+          </w:rPr>
+          <w:t>(рис 3.1).</w:t>
+        </w:r>
+      </w:hyperlink>
+    </w:p>
+    <w:p>
+      <w:pPr>
+        <w:tabs>
+          <w:tab w:val="center" w:pos="4677"/>
+        </w:tabs>
+        <w:spacing w:after="0" w:line="360" w:lineRule="auto"/>
         <w:ind w:firstLine="709"/>
         <w:jc w:val="both"/>
         <w:rPr>
@@ -6419,7 +7276,7 @@
               <wp:align>center</wp:align>
             </wp:positionH>
             <wp:positionV relativeFrom="paragraph">
-              <wp:posOffset>348483</wp:posOffset>
+              <wp:posOffset>360259</wp:posOffset>
             </wp:positionV>
             <wp:extent cx="2705100" cy="1190625"/>
             <wp:effectExtent l="38100" t="38100" r="95250" b="104775"/>
@@ -6469,39 +7326,27 @@
           </wp:anchor>
         </w:drawing>
       </w:r>
-      <w:r>
-        <w:rPr>
-          <w:rFonts w:ascii="Times New Roman" w:hAnsi="Times New Roman" w:cs="Times New Roman"/>
-          <w:sz w:val="28"/>
-          <w:szCs w:val="28"/>
-          <w:lang w:val="uk-UA"/>
-        </w:rPr>
-        <w:t>При запуску програми висвітлюється головне меню</w:t>
-      </w:r>
-      <w:r>
-        <w:rPr>
-          <w:rFonts w:ascii="Times New Roman" w:hAnsi="Times New Roman" w:cs="Times New Roman"/>
-          <w:sz w:val="28"/>
-          <w:szCs w:val="28"/>
-          <w:lang w:val="uk-UA"/>
-        </w:rPr>
-        <w:t xml:space="preserve"> (рис 3.1).</w:t>
-      </w:r>
-    </w:p>
-    <w:p>
-      <w:pPr>
-        <w:spacing w:line="360" w:lineRule="auto"/>
+    </w:p>
+    <w:p>
+      <w:pPr>
+        <w:pStyle w:val="4"/>
         <w:jc w:val="center"/>
         <w:rPr>
           <w:rFonts w:ascii="Times New Roman" w:hAnsi="Times New Roman" w:cs="Times New Roman"/>
-          <w:sz w:val="28"/>
-          <w:szCs w:val="28"/>
-          <w:lang w:val="uk-UA"/>
-        </w:rPr>
-      </w:pPr>
-      <w:r>
-        <w:rPr>
-          <w:rFonts w:ascii="Times New Roman" w:hAnsi="Times New Roman" w:cs="Times New Roman"/>
+          <w:i w:val="0"/>
+          <w:color w:val="000000" w:themeColor="text1"/>
+          <w:sz w:val="28"/>
+          <w:szCs w:val="28"/>
+          <w:lang w:val="uk-UA"/>
+        </w:rPr>
+      </w:pPr>
+      <w:bookmarkStart w:id="11" w:name="_Рисунок_3.1_-"/>
+      <w:bookmarkEnd w:id="11"/>
+      <w:r>
+        <w:rPr>
+          <w:rFonts w:ascii="Times New Roman" w:hAnsi="Times New Roman" w:cs="Times New Roman"/>
+          <w:i w:val="0"/>
+          <w:color w:val="000000" w:themeColor="text1"/>
           <w:sz w:val="28"/>
           <w:szCs w:val="28"/>
           <w:lang w:val="uk-UA"/>
@@ -6511,6 +7356,8 @@
       <w:r>
         <w:rPr>
           <w:rFonts w:ascii="Times New Roman" w:hAnsi="Times New Roman" w:cs="Times New Roman"/>
+          <w:i w:val="0"/>
+          <w:color w:val="000000" w:themeColor="text1"/>
           <w:sz w:val="28"/>
           <w:szCs w:val="28"/>
           <w:lang w:val="uk-UA"/>
@@ -6520,6 +7367,8 @@
       <w:r>
         <w:rPr>
           <w:rFonts w:ascii="Times New Roman" w:hAnsi="Times New Roman" w:cs="Times New Roman"/>
+          <w:i w:val="0"/>
+          <w:color w:val="000000" w:themeColor="text1"/>
           <w:sz w:val="28"/>
           <w:szCs w:val="28"/>
           <w:lang w:val="uk-UA"/>
@@ -6530,7 +7379,64 @@
     </w:p>
     <w:p>
       <w:pPr>
-        <w:spacing w:line="360" w:lineRule="auto"/>
+        <w:spacing w:after="0" w:line="360" w:lineRule="auto"/>
+        <w:jc w:val="center"/>
+        <w:rPr>
+          <w:rFonts w:ascii="Times New Roman" w:hAnsi="Times New Roman" w:cs="Times New Roman"/>
+          <w:sz w:val="28"/>
+          <w:szCs w:val="28"/>
+          <w:lang w:val="uk-UA"/>
+        </w:rPr>
+      </w:pPr>
+    </w:p>
+    <w:p>
+      <w:pPr>
+        <w:spacing w:after="0" w:line="360" w:lineRule="auto"/>
+        <w:ind w:firstLine="709"/>
+        <w:jc w:val="both"/>
+        <w:rPr>
+          <w:rFonts w:ascii="Times New Roman" w:hAnsi="Times New Roman" w:cs="Times New Roman"/>
+          <w:sz w:val="28"/>
+          <w:szCs w:val="28"/>
+          <w:lang w:val="uk-UA"/>
+        </w:rPr>
+      </w:pPr>
+      <w:r>
+        <w:rPr>
+          <w:rFonts w:ascii="Times New Roman" w:hAnsi="Times New Roman" w:cs="Times New Roman"/>
+          <w:sz w:val="28"/>
+          <w:szCs w:val="28"/>
+          <w:lang w:val="uk-UA"/>
+        </w:rPr>
+        <w:t>Перший варіант виводить всі записи в довіднику по черзі, позначаючи їх своїм номером</w:t>
+      </w:r>
+      <w:r>
+        <w:rPr>
+          <w:rFonts w:ascii="Times New Roman" w:hAnsi="Times New Roman" w:cs="Times New Roman"/>
+          <w:sz w:val="28"/>
+          <w:szCs w:val="28"/>
+          <w:lang w:val="uk-UA"/>
+        </w:rPr>
+        <w:t xml:space="preserve"> </w:t>
+      </w:r>
+      <w:hyperlink w:anchor="_Рисунок_3.2_-" w:history="1">
+        <w:r>
+          <w:rPr>
+            <w:rStyle w:val="af5"/>
+          </w:rPr>
+          <w:t>(рис. 3.2)</w:t>
+        </w:r>
+        <w:r>
+          <w:rPr>
+            <w:rStyle w:val="af5"/>
+          </w:rPr>
+          <w:t>.</w:t>
+        </w:r>
+      </w:hyperlink>
+    </w:p>
+    <w:p>
+      <w:pPr>
+        <w:spacing w:after="0" w:line="360" w:lineRule="auto"/>
         <w:ind w:firstLine="709"/>
         <w:jc w:val="both"/>
         <w:rPr>
@@ -6554,10 +7460,10 @@
               <wp:align>center</wp:align>
             </wp:positionH>
             <wp:positionV relativeFrom="paragraph">
-              <wp:posOffset>626786</wp:posOffset>
+              <wp:posOffset>301377</wp:posOffset>
             </wp:positionV>
-            <wp:extent cx="4476998" cy="4232234"/>
-            <wp:effectExtent l="38100" t="38100" r="95250" b="92710"/>
+            <wp:extent cx="3540125" cy="3347085"/>
+            <wp:effectExtent l="38100" t="38100" r="98425" b="100965"/>
             <wp:wrapTopAndBottom/>
             <wp:docPr id="2" name="Рисунок 2"/>
             <wp:cNvGraphicFramePr>
@@ -6585,7 +7491,7 @@
                   <pic:spPr>
                     <a:xfrm>
                       <a:off x="0" y="0"/>
-                      <a:ext cx="4476998" cy="4232234"/>
+                      <a:ext cx="3540125" cy="3347085"/>
                     </a:xfrm>
                     <a:prstGeom prst="rect">
                       <a:avLst/>
@@ -6601,35 +7507,41 @@
                 </pic:pic>
               </a:graphicData>
             </a:graphic>
+            <wp14:sizeRelH relativeFrom="margin">
+              <wp14:pctWidth>0</wp14:pctWidth>
+            </wp14:sizeRelH>
+            <wp14:sizeRelV relativeFrom="margin">
+              <wp14:pctHeight>0</wp14:pctHeight>
+            </wp14:sizeRelV>
           </wp:anchor>
         </w:drawing>
       </w:r>
-      <w:r>
-        <w:rPr>
-          <w:rFonts w:ascii="Times New Roman" w:hAnsi="Times New Roman" w:cs="Times New Roman"/>
-          <w:sz w:val="28"/>
-          <w:szCs w:val="28"/>
-          <w:lang w:val="uk-UA"/>
-        </w:rPr>
-        <w:t>Перший варіант виводить всі записи в довіднику по черзі, позначаючи їх своїм номером</w:t>
-      </w:r>
-      <w:r>
-        <w:rPr>
-          <w:rFonts w:ascii="Times New Roman" w:hAnsi="Times New Roman" w:cs="Times New Roman"/>
-          <w:sz w:val="28"/>
-          <w:szCs w:val="28"/>
-          <w:lang w:val="uk-UA"/>
-        </w:rPr>
-        <w:t xml:space="preserve"> (рис. 3.2)</w:t>
-      </w:r>
-      <w:r>
-        <w:rPr>
-          <w:rFonts w:ascii="Times New Roman" w:hAnsi="Times New Roman" w:cs="Times New Roman"/>
-          <w:sz w:val="28"/>
-          <w:szCs w:val="28"/>
-          <w:lang w:val="uk-UA"/>
-        </w:rPr>
-        <w:t>.</w:t>
+    </w:p>
+    <w:p>
+      <w:pPr>
+        <w:pStyle w:val="4"/>
+        <w:jc w:val="center"/>
+        <w:rPr>
+          <w:rFonts w:ascii="Times New Roman" w:hAnsi="Times New Roman" w:cs="Times New Roman"/>
+          <w:i w:val="0"/>
+          <w:color w:val="000000" w:themeColor="text1"/>
+          <w:sz w:val="28"/>
+          <w:szCs w:val="28"/>
+          <w:lang w:val="uk-UA"/>
+        </w:rPr>
+      </w:pPr>
+      <w:bookmarkStart w:id="12" w:name="_Рисунок_3.2_-"/>
+      <w:bookmarkEnd w:id="12"/>
+      <w:r>
+        <w:rPr>
+          <w:rFonts w:ascii="Times New Roman" w:hAnsi="Times New Roman" w:cs="Times New Roman"/>
+          <w:i w:val="0"/>
+          <w:color w:val="000000" w:themeColor="text1"/>
+          <w:sz w:val="28"/>
+          <w:szCs w:val="28"/>
+          <w:lang w:val="uk-UA"/>
+        </w:rPr>
+        <w:t>Рисунок 3.2 - Фрагмент довідника</w:t>
       </w:r>
     </w:p>
     <w:p>
@@ -6637,7 +7549,7 @@
         <w:tabs>
           <w:tab w:val="center" w:pos="4677"/>
         </w:tabs>
-        <w:spacing w:line="360" w:lineRule="auto"/>
+        <w:spacing w:after="0" w:line="360" w:lineRule="auto"/>
         <w:jc w:val="center"/>
         <w:rPr>
           <w:rFonts w:ascii="Times New Roman" w:hAnsi="Times New Roman" w:cs="Times New Roman"/>
@@ -6646,22 +7558,13 @@
           <w:lang w:val="uk-UA"/>
         </w:rPr>
       </w:pPr>
-      <w:r>
-        <w:rPr>
-          <w:rFonts w:ascii="Times New Roman" w:hAnsi="Times New Roman" w:cs="Times New Roman"/>
-          <w:sz w:val="28"/>
-          <w:szCs w:val="28"/>
-          <w:lang w:val="uk-UA"/>
-        </w:rPr>
-        <w:t>Рисунок 3.2 - Фрагмент довідника</w:t>
-      </w:r>
     </w:p>
     <w:p>
       <w:pPr>
         <w:tabs>
           <w:tab w:val="center" w:pos="4677"/>
         </w:tabs>
-        <w:spacing w:line="360" w:lineRule="auto"/>
+        <w:spacing w:after="0" w:line="360" w:lineRule="auto"/>
         <w:ind w:firstLine="709"/>
         <w:jc w:val="both"/>
         <w:rPr>
@@ -6674,11 +7577,114 @@
       <w:r>
         <w:rPr>
           <w:rFonts w:ascii="Times New Roman" w:hAnsi="Times New Roman" w:cs="Times New Roman"/>
+          <w:sz w:val="28"/>
+          <w:szCs w:val="28"/>
+          <w:lang w:val="uk-UA"/>
+        </w:rPr>
+        <w:lastRenderedPageBreak/>
+        <w:t xml:space="preserve">Другий варіант дозволяє додати запис в довідник. Спочатку програма питає, чи хоче користувач додати людину, чи </w:t>
+      </w:r>
+      <w:r>
+        <w:rPr>
+          <w:rFonts w:ascii="Times New Roman" w:hAnsi="Times New Roman" w:cs="Times New Roman"/>
+          <w:sz w:val="28"/>
+          <w:szCs w:val="28"/>
+          <w:lang w:val="uk-UA"/>
+        </w:rPr>
+        <w:t xml:space="preserve">організацію. Реалізується також за допомогою </w:t>
+      </w:r>
+      <w:r>
+        <w:rPr>
+          <w:rFonts w:ascii="Courier New" w:hAnsi="Courier New" w:cs="Courier New"/>
+          <w:sz w:val="24"/>
+          <w:szCs w:val="24"/>
+          <w:lang w:val="uk-UA"/>
+        </w:rPr>
+        <w:t>switch().</w:t>
+      </w:r>
+      <w:r>
+        <w:rPr>
+          <w:rFonts w:ascii="Times New Roman" w:hAnsi="Times New Roman" w:cs="Times New Roman"/>
+          <w:sz w:val="28"/>
+          <w:szCs w:val="28"/>
+        </w:rPr>
+        <w:t xml:space="preserve"> </w:t>
+      </w:r>
+      <w:r>
+        <w:rPr>
+          <w:rFonts w:ascii="Times New Roman" w:hAnsi="Times New Roman" w:cs="Times New Roman"/>
+          <w:sz w:val="28"/>
+          <w:szCs w:val="28"/>
+          <w:lang w:val="uk-UA"/>
+        </w:rPr>
+        <w:t xml:space="preserve">«0» викликає </w:t>
+      </w:r>
+      <w:r>
+        <w:rPr>
+          <w:rFonts w:ascii="Times New Roman" w:hAnsi="Times New Roman" w:cs="Times New Roman"/>
+          <w:sz w:val="28"/>
+          <w:szCs w:val="28"/>
+          <w:lang w:val="en-US"/>
+        </w:rPr>
+        <w:t>break</w:t>
+      </w:r>
+      <w:r>
+        <w:rPr>
+          <w:rFonts w:ascii="Times New Roman" w:hAnsi="Times New Roman" w:cs="Times New Roman"/>
+          <w:sz w:val="28"/>
+          <w:szCs w:val="28"/>
+        </w:rPr>
+        <w:t xml:space="preserve"> </w:t>
+      </w:r>
+      <w:r>
+        <w:rPr>
+          <w:rFonts w:ascii="Times New Roman" w:hAnsi="Times New Roman" w:cs="Times New Roman"/>
+          <w:sz w:val="28"/>
+          <w:szCs w:val="28"/>
+          <w:lang w:val="uk-UA"/>
+        </w:rPr>
+        <w:t>та повертає до головного меню</w:t>
+      </w:r>
+      <w:r>
+        <w:rPr>
+          <w:rFonts w:ascii="Times New Roman" w:hAnsi="Times New Roman" w:cs="Times New Roman"/>
+          <w:sz w:val="28"/>
+          <w:szCs w:val="28"/>
+          <w:lang w:val="uk-UA"/>
+        </w:rPr>
+        <w:t xml:space="preserve"> </w:t>
+      </w:r>
+      <w:hyperlink w:anchor="_Рисунок_3.3_-" w:history="1">
+        <w:r>
+          <w:rPr>
+            <w:rStyle w:val="af5"/>
+          </w:rPr>
+          <w:t>(рис 3.3).</w:t>
+        </w:r>
+      </w:hyperlink>
+    </w:p>
+    <w:p>
+      <w:pPr>
+        <w:tabs>
+          <w:tab w:val="center" w:pos="4677"/>
+        </w:tabs>
+        <w:spacing w:after="0" w:line="360" w:lineRule="auto"/>
+        <w:ind w:firstLine="709"/>
+        <w:jc w:val="both"/>
+        <w:rPr>
+          <w:rFonts w:ascii="Times New Roman" w:hAnsi="Times New Roman" w:cs="Times New Roman"/>
+          <w:sz w:val="28"/>
+          <w:szCs w:val="28"/>
+          <w:lang w:val="uk-UA"/>
+        </w:rPr>
+      </w:pPr>
+      <w:r>
+        <w:rPr>
+          <w:rFonts w:ascii="Times New Roman" w:hAnsi="Times New Roman" w:cs="Times New Roman"/>
           <w:noProof/>
           <w:sz w:val="28"/>
           <w:szCs w:val="28"/>
         </w:rPr>
-        <w:lastRenderedPageBreak/>
         <w:drawing>
           <wp:anchor distT="0" distB="0" distL="114300" distR="114300" simplePos="0" relativeHeight="251658240" behindDoc="0" locked="0" layoutInCell="1" allowOverlap="1" wp14:anchorId="003B8C21">
             <wp:simplePos x="0" y="0"/>
@@ -6686,7 +7692,7 @@
               <wp:align>center</wp:align>
             </wp:positionH>
             <wp:positionV relativeFrom="paragraph">
-              <wp:posOffset>1248600</wp:posOffset>
+              <wp:posOffset>392966</wp:posOffset>
             </wp:positionV>
             <wp:extent cx="3148330" cy="1990725"/>
             <wp:effectExtent l="38100" t="38100" r="90170" b="104775"/>
@@ -6736,84 +7742,32 @@
           </wp:anchor>
         </w:drawing>
       </w:r>
-      <w:r>
-        <w:rPr>
-          <w:rFonts w:ascii="Times New Roman" w:hAnsi="Times New Roman" w:cs="Times New Roman"/>
-          <w:sz w:val="28"/>
-          <w:szCs w:val="28"/>
-          <w:lang w:val="uk-UA"/>
-        </w:rPr>
-        <w:t xml:space="preserve">Другий варіант дозволяє додати запис в довідник. Спочатку програма питає, чи хоче користувач додати людину, чи </w:t>
-      </w:r>
-      <w:r>
-        <w:rPr>
-          <w:rFonts w:ascii="Times New Roman" w:hAnsi="Times New Roman" w:cs="Times New Roman"/>
-          <w:sz w:val="28"/>
-          <w:szCs w:val="28"/>
-          <w:lang w:val="uk-UA"/>
-        </w:rPr>
-        <w:t xml:space="preserve">організацію. Реалізується також за допомогою </w:t>
-      </w:r>
-      <w:r>
-        <w:rPr>
-          <w:rFonts w:ascii="Courier New" w:hAnsi="Courier New" w:cs="Courier New"/>
-          <w:sz w:val="24"/>
-          <w:szCs w:val="24"/>
-          <w:lang w:val="uk-UA"/>
-        </w:rPr>
-        <w:t>switch().</w:t>
-      </w:r>
-      <w:r>
-        <w:rPr>
-          <w:rFonts w:ascii="Times New Roman" w:hAnsi="Times New Roman" w:cs="Times New Roman"/>
-          <w:sz w:val="28"/>
-          <w:szCs w:val="28"/>
-        </w:rPr>
-        <w:t xml:space="preserve"> </w:t>
-      </w:r>
-      <w:r>
-        <w:rPr>
-          <w:rFonts w:ascii="Times New Roman" w:hAnsi="Times New Roman" w:cs="Times New Roman"/>
-          <w:sz w:val="28"/>
-          <w:szCs w:val="28"/>
-          <w:lang w:val="uk-UA"/>
-        </w:rPr>
-        <w:t xml:space="preserve">«0» викликає </w:t>
-      </w:r>
-      <w:r>
-        <w:rPr>
-          <w:rFonts w:ascii="Times New Roman" w:hAnsi="Times New Roman" w:cs="Times New Roman"/>
-          <w:sz w:val="28"/>
-          <w:szCs w:val="28"/>
-          <w:lang w:val="en-US"/>
-        </w:rPr>
-        <w:t>break</w:t>
-      </w:r>
-      <w:r>
-        <w:rPr>
-          <w:rFonts w:ascii="Times New Roman" w:hAnsi="Times New Roman" w:cs="Times New Roman"/>
-          <w:sz w:val="28"/>
-          <w:szCs w:val="28"/>
-        </w:rPr>
-        <w:t xml:space="preserve"> </w:t>
-      </w:r>
-      <w:r>
-        <w:rPr>
-          <w:rFonts w:ascii="Times New Roman" w:hAnsi="Times New Roman" w:cs="Times New Roman"/>
-          <w:sz w:val="28"/>
-          <w:szCs w:val="28"/>
-          <w:lang w:val="uk-UA"/>
-        </w:rPr>
-        <w:t>та повертає до головного меню</w:t>
-      </w:r>
-      <w:r>
-        <w:rPr>
-          <w:rFonts w:ascii="Times New Roman" w:hAnsi="Times New Roman" w:cs="Times New Roman"/>
-          <w:sz w:val="28"/>
-          <w:szCs w:val="28"/>
-          <w:lang w:val="uk-UA"/>
-        </w:rPr>
-        <w:t xml:space="preserve"> (рис 3.3).</w:t>
+    </w:p>
+    <w:p>
+      <w:pPr>
+        <w:pStyle w:val="4"/>
+        <w:jc w:val="center"/>
+        <w:rPr>
+          <w:rFonts w:ascii="Times New Roman" w:hAnsi="Times New Roman" w:cs="Times New Roman"/>
+          <w:i w:val="0"/>
+          <w:color w:val="000000" w:themeColor="text1"/>
+          <w:sz w:val="28"/>
+          <w:szCs w:val="28"/>
+          <w:lang w:val="uk-UA"/>
+        </w:rPr>
+      </w:pPr>
+      <w:bookmarkStart w:id="13" w:name="_Рисунок_3.3_-"/>
+      <w:bookmarkEnd w:id="13"/>
+      <w:r>
+        <w:rPr>
+          <w:rFonts w:ascii="Times New Roman" w:hAnsi="Times New Roman" w:cs="Times New Roman"/>
+          <w:i w:val="0"/>
+          <w:color w:val="000000" w:themeColor="text1"/>
+          <w:sz w:val="28"/>
+          <w:szCs w:val="28"/>
+          <w:lang w:val="uk-UA"/>
+        </w:rPr>
+        <w:t>Рисунок 3.3 - Вибір типу запису</w:t>
       </w:r>
     </w:p>
     <w:p>
@@ -6821,28 +7775,70 @@
         <w:tabs>
           <w:tab w:val="center" w:pos="4677"/>
         </w:tabs>
-        <w:spacing w:line="360" w:lineRule="auto"/>
-        <w:jc w:val="center"/>
-        <w:rPr>
-          <w:rFonts w:ascii="Times New Roman" w:hAnsi="Times New Roman" w:cs="Times New Roman"/>
-          <w:sz w:val="28"/>
-          <w:szCs w:val="28"/>
-          <w:lang w:val="uk-UA"/>
-        </w:rPr>
-      </w:pPr>
-      <w:r>
-        <w:rPr>
-          <w:rFonts w:ascii="Times New Roman" w:hAnsi="Times New Roman" w:cs="Times New Roman"/>
-          <w:sz w:val="28"/>
-          <w:szCs w:val="28"/>
-          <w:lang w:val="uk-UA"/>
-        </w:rPr>
-        <w:t>Рисунок 3.3 - Вибір типу запису</w:t>
-      </w:r>
-    </w:p>
-    <w:p>
-      <w:pPr>
-        <w:spacing w:line="360" w:lineRule="auto"/>
+        <w:spacing w:after="0" w:line="360" w:lineRule="auto"/>
+        <w:jc w:val="both"/>
+        <w:rPr>
+          <w:rFonts w:ascii="Times New Roman" w:hAnsi="Times New Roman" w:cs="Times New Roman"/>
+          <w:sz w:val="28"/>
+          <w:szCs w:val="28"/>
+          <w:lang w:val="uk-UA"/>
+        </w:rPr>
+      </w:pPr>
+      <w:r>
+        <w:rPr>
+          <w:rFonts w:ascii="Times New Roman" w:hAnsi="Times New Roman" w:cs="Times New Roman"/>
+          <w:sz w:val="28"/>
+          <w:szCs w:val="28"/>
+          <w:lang w:val="uk-UA"/>
+        </w:rPr>
+        <w:br/>
+        <w:t>Після вибору, користувач повинен ввести по черзі інформацію про новий запис</w:t>
+      </w:r>
+      <w:r>
+        <w:rPr>
+          <w:rFonts w:ascii="Times New Roman" w:hAnsi="Times New Roman" w:cs="Times New Roman"/>
+          <w:sz w:val="28"/>
+          <w:szCs w:val="28"/>
+          <w:lang w:val="uk-UA"/>
+        </w:rPr>
+        <w:t xml:space="preserve"> </w:t>
+      </w:r>
+      <w:hyperlink w:anchor="_Рисунок_3.4" w:history="1">
+        <w:r>
+          <w:rPr>
+            <w:rStyle w:val="af5"/>
+          </w:rPr>
+          <w:t>(рис 3.4)</w:t>
+        </w:r>
+        <w:r>
+          <w:rPr>
+            <w:rStyle w:val="af5"/>
+          </w:rPr>
+          <w:t>.</w:t>
+        </w:r>
+      </w:hyperlink>
+      <w:r>
+        <w:rPr>
+          <w:rFonts w:ascii="Times New Roman" w:hAnsi="Times New Roman" w:cs="Times New Roman"/>
+          <w:sz w:val="28"/>
+          <w:szCs w:val="28"/>
+          <w:lang w:val="uk-UA"/>
+        </w:rPr>
+        <w:t xml:space="preserve"> </w:t>
+      </w:r>
+      <w:r>
+        <w:rPr>
+          <w:rFonts w:ascii="Times New Roman" w:hAnsi="Times New Roman" w:cs="Times New Roman"/>
+          <w:sz w:val="28"/>
+          <w:szCs w:val="28"/>
+          <w:lang w:val="uk-UA"/>
+        </w:rPr>
+        <w:t>Його буде додано в кінець довідника.</w:t>
+      </w:r>
+    </w:p>
+    <w:p>
+      <w:pPr>
+        <w:spacing w:after="0" w:line="360" w:lineRule="auto"/>
         <w:ind w:firstLine="709"/>
         <w:jc w:val="both"/>
         <w:rPr>
@@ -6855,6 +7851,7 @@
       <w:r>
         <w:rPr>
           <w:rFonts w:ascii="Times New Roman" w:hAnsi="Times New Roman" w:cs="Times New Roman"/>
+          <w:noProof/>
           <w:sz w:val="28"/>
           <w:szCs w:val="28"/>
           <w:lang w:val="uk-UA"/>
@@ -6862,14 +7859,14 @@
         <w:drawing>
           <wp:anchor distT="0" distB="0" distL="114300" distR="114300" simplePos="0" relativeHeight="251661312" behindDoc="0" locked="0" layoutInCell="1" allowOverlap="1" wp14:anchorId="2E1578AA">
             <wp:simplePos x="0" y="0"/>
-            <wp:positionH relativeFrom="margin">
-              <wp:align>center</wp:align>
+            <wp:positionH relativeFrom="page">
+              <wp:posOffset>1685925</wp:posOffset>
             </wp:positionH>
             <wp:positionV relativeFrom="paragraph">
-              <wp:posOffset>1036196</wp:posOffset>
+              <wp:posOffset>346710</wp:posOffset>
             </wp:positionV>
-            <wp:extent cx="5450205" cy="3750945"/>
-            <wp:effectExtent l="38100" t="38100" r="93345" b="97155"/>
+            <wp:extent cx="4345940" cy="2990850"/>
+            <wp:effectExtent l="38100" t="38100" r="92710" b="95250"/>
             <wp:wrapTopAndBottom/>
             <wp:docPr id="4" name="Рисунок 4"/>
             <wp:cNvGraphicFramePr>
@@ -6896,7 +7893,7 @@
                   <pic:spPr bwMode="auto">
                     <a:xfrm>
                       <a:off x="0" y="0"/>
-                      <a:ext cx="5450205" cy="3750945"/>
+                      <a:ext cx="4345940" cy="2990850"/>
                     </a:xfrm>
                     <a:prstGeom prst="rect">
                       <a:avLst/>
@@ -6926,51 +7923,32 @@
           </wp:anchor>
         </w:drawing>
       </w:r>
-      <w:r>
-        <w:rPr>
-          <w:rFonts w:ascii="Times New Roman" w:hAnsi="Times New Roman" w:cs="Times New Roman"/>
-          <w:sz w:val="28"/>
-          <w:szCs w:val="28"/>
-          <w:lang w:val="uk-UA"/>
-        </w:rPr>
-        <w:br/>
-        <w:t>Після вибору, користувач повинен ввести по черзі інформацію про новий запис</w:t>
-      </w:r>
-      <w:r>
-        <w:rPr>
-          <w:rFonts w:ascii="Times New Roman" w:hAnsi="Times New Roman" w:cs="Times New Roman"/>
-          <w:sz w:val="28"/>
-          <w:szCs w:val="28"/>
-          <w:lang w:val="uk-UA"/>
-        </w:rPr>
-        <w:t xml:space="preserve"> (рис 3.4)</w:t>
-      </w:r>
-      <w:r>
-        <w:rPr>
-          <w:rFonts w:ascii="Times New Roman" w:hAnsi="Times New Roman" w:cs="Times New Roman"/>
-          <w:sz w:val="28"/>
-          <w:szCs w:val="28"/>
-          <w:lang w:val="uk-UA"/>
-        </w:rPr>
-        <w:t>.</w:t>
-      </w:r>
-      <w:r>
-        <w:rPr>
-          <w:rFonts w:ascii="Times New Roman" w:hAnsi="Times New Roman" w:cs="Times New Roman"/>
-          <w:sz w:val="28"/>
-          <w:szCs w:val="28"/>
-          <w:lang w:val="uk-UA"/>
-        </w:rPr>
-        <w:t xml:space="preserve"> </w:t>
-      </w:r>
-      <w:r>
-        <w:rPr>
-          <w:rFonts w:ascii="Times New Roman" w:hAnsi="Times New Roman" w:cs="Times New Roman"/>
-          <w:sz w:val="28"/>
-          <w:szCs w:val="28"/>
-          <w:lang w:val="uk-UA"/>
-        </w:rPr>
-        <w:t>Його буде додано в кінець довідника.</w:t>
+    </w:p>
+    <w:p>
+      <w:pPr>
+        <w:pStyle w:val="4"/>
+        <w:jc w:val="center"/>
+        <w:rPr>
+          <w:rFonts w:ascii="Times New Roman" w:hAnsi="Times New Roman" w:cs="Times New Roman"/>
+          <w:i w:val="0"/>
+          <w:color w:val="000000" w:themeColor="text1"/>
+          <w:sz w:val="28"/>
+          <w:szCs w:val="28"/>
+          <w:lang w:val="uk-UA"/>
+        </w:rPr>
+      </w:pPr>
+      <w:bookmarkStart w:id="14" w:name="_Рисунок_3.4"/>
+      <w:bookmarkEnd w:id="14"/>
+      <w:r>
+        <w:rPr>
+          <w:rFonts w:ascii="Times New Roman" w:hAnsi="Times New Roman" w:cs="Times New Roman"/>
+          <w:i w:val="0"/>
+          <w:color w:val="000000" w:themeColor="text1"/>
+          <w:sz w:val="28"/>
+          <w:szCs w:val="28"/>
+          <w:lang w:val="uk-UA"/>
+        </w:rPr>
+        <w:t>Рисунок 3.4</w:t>
       </w:r>
     </w:p>
     <w:p>
@@ -6978,7 +7956,7 @@
         <w:tabs>
           <w:tab w:val="center" w:pos="4677"/>
         </w:tabs>
-        <w:spacing w:line="360" w:lineRule="auto"/>
+        <w:spacing w:after="0" w:line="360" w:lineRule="auto"/>
         <w:jc w:val="center"/>
         <w:rPr>
           <w:rFonts w:ascii="Times New Roman" w:hAnsi="Times New Roman" w:cs="Times New Roman"/>
@@ -6987,22 +7965,13 @@
           <w:lang w:val="uk-UA"/>
         </w:rPr>
       </w:pPr>
-      <w:r>
-        <w:rPr>
-          <w:rFonts w:ascii="Times New Roman" w:hAnsi="Times New Roman" w:cs="Times New Roman"/>
-          <w:sz w:val="28"/>
-          <w:szCs w:val="28"/>
-          <w:lang w:val="uk-UA"/>
-        </w:rPr>
-        <w:t>Рисунок 3.4</w:t>
-      </w:r>
     </w:p>
     <w:p>
       <w:pPr>
         <w:tabs>
           <w:tab w:val="center" w:pos="4677"/>
         </w:tabs>
-        <w:spacing w:line="360" w:lineRule="auto"/>
+        <w:spacing w:after="0" w:line="360" w:lineRule="auto"/>
         <w:ind w:firstLine="709"/>
         <w:jc w:val="both"/>
         <w:rPr>
@@ -7037,7 +8006,93 @@
         <w:tabs>
           <w:tab w:val="center" w:pos="4677"/>
         </w:tabs>
-        <w:spacing w:line="360" w:lineRule="auto"/>
+        <w:spacing w:after="0" w:line="360" w:lineRule="auto"/>
+        <w:ind w:firstLine="709"/>
+        <w:jc w:val="both"/>
+        <w:rPr>
+          <w:rFonts w:ascii="Times New Roman" w:hAnsi="Times New Roman" w:cs="Times New Roman"/>
+          <w:noProof/>
+          <w:sz w:val="28"/>
+          <w:szCs w:val="28"/>
+        </w:rPr>
+      </w:pPr>
+      <w:r>
+        <w:rPr>
+          <w:rFonts w:ascii="Times New Roman" w:hAnsi="Times New Roman" w:cs="Times New Roman"/>
+          <w:sz w:val="28"/>
+          <w:szCs w:val="28"/>
+          <w:lang w:val="uk-UA"/>
+        </w:rPr>
+        <w:t>Четвертий варіант викликає меню пошуку. Користувач повинен обрати метод, за яким буде шукати записи</w:t>
+      </w:r>
+      <w:r>
+        <w:rPr>
+          <w:rFonts w:ascii="Times New Roman" w:hAnsi="Times New Roman" w:cs="Times New Roman"/>
+          <w:sz w:val="28"/>
+          <w:szCs w:val="28"/>
+          <w:lang w:val="uk-UA"/>
+        </w:rPr>
+        <w:t xml:space="preserve"> </w:t>
+      </w:r>
+      <w:hyperlink w:anchor="_Рисунок_3.5_-" w:history="1">
+        <w:r>
+          <w:rPr>
+            <w:rStyle w:val="af5"/>
+          </w:rPr>
+          <w:t>(рис 3.5)</w:t>
+        </w:r>
+        <w:r>
+          <w:rPr>
+            <w:rStyle w:val="af5"/>
+          </w:rPr>
+          <w:t>.</w:t>
+        </w:r>
+      </w:hyperlink>
+      <w:r>
+        <w:rPr>
+          <w:rFonts w:ascii="Times New Roman" w:hAnsi="Times New Roman" w:cs="Times New Roman"/>
+          <w:sz w:val="28"/>
+          <w:szCs w:val="28"/>
+          <w:lang w:val="uk-UA"/>
+        </w:rPr>
+        <w:t xml:space="preserve"> Потім програма виведе усі записи, що підійшли під пошук</w:t>
+      </w:r>
+      <w:r>
+        <w:rPr>
+          <w:rStyle w:val="af5"/>
+        </w:rPr>
+        <w:t xml:space="preserve"> </w:t>
+      </w:r>
+      <w:hyperlink w:anchor="_Рисунок_3.6" w:history="1">
+        <w:r>
+          <w:rPr>
+            <w:rStyle w:val="af5"/>
+          </w:rPr>
+          <w:t>(рис 3.6)</w:t>
+        </w:r>
+        <w:r>
+          <w:rPr>
+            <w:rStyle w:val="af5"/>
+          </w:rPr>
+          <w:t>.</w:t>
+        </w:r>
+      </w:hyperlink>
+      <w:r>
+        <w:rPr>
+          <w:rFonts w:ascii="Times New Roman" w:hAnsi="Times New Roman" w:cs="Times New Roman"/>
+          <w:noProof/>
+          <w:sz w:val="28"/>
+          <w:szCs w:val="28"/>
+        </w:rPr>
+        <w:t xml:space="preserve"> </w:t>
+      </w:r>
+    </w:p>
+    <w:p>
+      <w:pPr>
+        <w:tabs>
+          <w:tab w:val="center" w:pos="4677"/>
+        </w:tabs>
+        <w:spacing w:after="0" w:line="360" w:lineRule="auto"/>
         <w:ind w:firstLine="709"/>
         <w:jc w:val="both"/>
         <w:rPr>
@@ -7058,10 +8113,10 @@
           <wp:anchor distT="0" distB="0" distL="114300" distR="114300" simplePos="0" relativeHeight="251660288" behindDoc="0" locked="0" layoutInCell="1" allowOverlap="1" wp14:anchorId="38E2659C">
             <wp:simplePos x="0" y="0"/>
             <wp:positionH relativeFrom="margin">
-              <wp:align>center</wp:align>
+              <wp:posOffset>1684655</wp:posOffset>
             </wp:positionH>
             <wp:positionV relativeFrom="paragraph">
-              <wp:posOffset>953324</wp:posOffset>
+              <wp:posOffset>399506</wp:posOffset>
             </wp:positionV>
             <wp:extent cx="2505075" cy="1905000"/>
             <wp:effectExtent l="38100" t="38100" r="104775" b="95250"/>
@@ -7111,59 +8166,32 @@
           </wp:anchor>
         </w:drawing>
       </w:r>
-      <w:r>
-        <w:rPr>
-          <w:rFonts w:ascii="Times New Roman" w:hAnsi="Times New Roman" w:cs="Times New Roman"/>
-          <w:sz w:val="28"/>
-          <w:szCs w:val="28"/>
-          <w:lang w:val="uk-UA"/>
-        </w:rPr>
-        <w:t>Четвертий варіант викликає меню пошуку. Користувач повинен обрати метод, за яким буде шукати записи</w:t>
-      </w:r>
-      <w:r>
-        <w:rPr>
-          <w:rFonts w:ascii="Times New Roman" w:hAnsi="Times New Roman" w:cs="Times New Roman"/>
-          <w:sz w:val="28"/>
-          <w:szCs w:val="28"/>
-          <w:lang w:val="uk-UA"/>
-        </w:rPr>
-        <w:t xml:space="preserve"> (рис 3.5)</w:t>
-      </w:r>
-      <w:r>
-        <w:rPr>
-          <w:rFonts w:ascii="Times New Roman" w:hAnsi="Times New Roman" w:cs="Times New Roman"/>
-          <w:sz w:val="28"/>
-          <w:szCs w:val="28"/>
-          <w:lang w:val="uk-UA"/>
-        </w:rPr>
-        <w:t>. Потім програма виведе усі записи, що підійшли під пошук</w:t>
-      </w:r>
-      <w:r>
-        <w:rPr>
-          <w:rFonts w:ascii="Times New Roman" w:hAnsi="Times New Roman" w:cs="Times New Roman"/>
-          <w:sz w:val="28"/>
-          <w:szCs w:val="28"/>
-          <w:lang w:val="uk-UA"/>
-        </w:rPr>
-        <w:t xml:space="preserve"> (рис 3.6)</w:t>
-      </w:r>
-      <w:r>
-        <w:rPr>
-          <w:rFonts w:ascii="Times New Roman" w:hAnsi="Times New Roman" w:cs="Times New Roman"/>
-          <w:sz w:val="28"/>
-          <w:szCs w:val="28"/>
-          <w:lang w:val="uk-UA"/>
-        </w:rPr>
-        <w:t>.</w:t>
-      </w:r>
-      <w:r>
-        <w:rPr>
-          <w:rFonts w:ascii="Times New Roman" w:hAnsi="Times New Roman" w:cs="Times New Roman"/>
-          <w:noProof/>
-          <w:sz w:val="28"/>
-          <w:szCs w:val="28"/>
-        </w:rPr>
-        <w:t xml:space="preserve"> </w:t>
+    </w:p>
+    <w:p>
+      <w:pPr>
+        <w:pStyle w:val="4"/>
+        <w:jc w:val="center"/>
+        <w:rPr>
+          <w:rFonts w:ascii="Times New Roman" w:hAnsi="Times New Roman" w:cs="Times New Roman"/>
+          <w:i w:val="0"/>
+          <w:color w:val="000000" w:themeColor="text1"/>
+          <w:sz w:val="28"/>
+          <w:szCs w:val="28"/>
+          <w:lang w:val="uk-UA"/>
+        </w:rPr>
+      </w:pPr>
+      <w:bookmarkStart w:id="15" w:name="_Рисунок_3.5_-"/>
+      <w:bookmarkEnd w:id="15"/>
+      <w:r>
+        <w:rPr>
+          <w:rFonts w:ascii="Times New Roman" w:hAnsi="Times New Roman" w:cs="Times New Roman"/>
+          <w:i w:val="0"/>
+          <w:color w:val="000000" w:themeColor="text1"/>
+          <w:sz w:val="28"/>
+          <w:szCs w:val="28"/>
+          <w:lang w:val="uk-UA"/>
+        </w:rPr>
+        <w:t>Рисунок 3.5 - Вибір критерію пошуку</w:t>
       </w:r>
     </w:p>
     <w:p>
@@ -7171,7 +8199,7 @@
         <w:tabs>
           <w:tab w:val="center" w:pos="4677"/>
         </w:tabs>
-        <w:spacing w:line="360" w:lineRule="auto"/>
+        <w:spacing w:after="0" w:line="360" w:lineRule="auto"/>
         <w:jc w:val="center"/>
         <w:rPr>
           <w:rFonts w:ascii="Times New Roman" w:hAnsi="Times New Roman" w:cs="Times New Roman"/>
@@ -7194,7 +8222,7 @@
               <wp:align>center</wp:align>
             </wp:positionH>
             <wp:positionV relativeFrom="paragraph">
-              <wp:posOffset>2256246</wp:posOffset>
+              <wp:posOffset>359377</wp:posOffset>
             </wp:positionV>
             <wp:extent cx="3914239" cy="2161309"/>
             <wp:effectExtent l="38100" t="38100" r="86360" b="86995"/>
@@ -7244,14 +8272,32 @@
           </wp:anchor>
         </w:drawing>
       </w:r>
-      <w:r>
-        <w:rPr>
-          <w:rFonts w:ascii="Times New Roman" w:hAnsi="Times New Roman" w:cs="Times New Roman"/>
-          <w:sz w:val="28"/>
-          <w:szCs w:val="28"/>
-          <w:lang w:val="uk-UA"/>
-        </w:rPr>
-        <w:t>Рисунок 3.5 - Вибір критерію пошуку</w:t>
+    </w:p>
+    <w:p>
+      <w:pPr>
+        <w:pStyle w:val="4"/>
+        <w:jc w:val="center"/>
+        <w:rPr>
+          <w:rFonts w:ascii="Times New Roman" w:hAnsi="Times New Roman" w:cs="Times New Roman"/>
+          <w:i w:val="0"/>
+          <w:color w:val="000000" w:themeColor="text1"/>
+          <w:sz w:val="28"/>
+          <w:szCs w:val="28"/>
+          <w:lang w:val="uk-UA"/>
+        </w:rPr>
+      </w:pPr>
+      <w:bookmarkStart w:id="16" w:name="_Рисунок_3.6"/>
+      <w:bookmarkEnd w:id="16"/>
+      <w:r>
+        <w:rPr>
+          <w:rFonts w:ascii="Times New Roman" w:hAnsi="Times New Roman" w:cs="Times New Roman"/>
+          <w:i w:val="0"/>
+          <w:color w:val="000000" w:themeColor="text1"/>
+          <w:sz w:val="28"/>
+          <w:szCs w:val="28"/>
+          <w:lang w:val="uk-UA"/>
+        </w:rPr>
+        <w:t>Рисунок 3.6</w:t>
       </w:r>
     </w:p>
     <w:p>
@@ -7259,7 +8305,7 @@
         <w:tabs>
           <w:tab w:val="center" w:pos="4677"/>
         </w:tabs>
-        <w:spacing w:line="360" w:lineRule="auto"/>
+        <w:spacing w:after="0" w:line="360" w:lineRule="auto"/>
         <w:jc w:val="center"/>
         <w:rPr>
           <w:rFonts w:ascii="Times New Roman" w:hAnsi="Times New Roman" w:cs="Times New Roman"/>
@@ -7268,24 +8314,13 @@
           <w:lang w:val="uk-UA"/>
         </w:rPr>
       </w:pPr>
-      <w:r>
-        <w:rPr>
-          <w:rFonts w:ascii="Times New Roman" w:hAnsi="Times New Roman" w:cs="Times New Roman"/>
-          <w:sz w:val="28"/>
-          <w:szCs w:val="28"/>
-          <w:lang w:val="uk-UA"/>
-        </w:rPr>
-        <w:t>Рисунок 3.6</w:t>
-      </w:r>
     </w:p>
     <w:p>
       <w:pPr>
         <w:tabs>
           <w:tab w:val="center" w:pos="4677"/>
         </w:tabs>
-        <w:spacing w:line="360" w:lineRule="auto"/>
-        <w:ind w:firstLine="709"/>
-        <w:jc w:val="both"/>
+        <w:spacing w:after="0" w:line="360" w:lineRule="auto"/>
         <w:rPr>
           <w:rFonts w:ascii="Times New Roman" w:hAnsi="Times New Roman" w:cs="Times New Roman"/>
           <w:sz w:val="28"/>
@@ -7299,9 +8334,7 @@
         <w:tabs>
           <w:tab w:val="center" w:pos="4677"/>
         </w:tabs>
-        <w:spacing w:line="360" w:lineRule="auto"/>
-        <w:ind w:firstLine="709"/>
-        <w:jc w:val="both"/>
+        <w:spacing w:after="0" w:line="360" w:lineRule="auto"/>
         <w:rPr>
           <w:rFonts w:ascii="Times New Roman" w:hAnsi="Times New Roman" w:cs="Times New Roman"/>
           <w:sz w:val="28"/>
@@ -7315,7 +8348,67 @@
         <w:tabs>
           <w:tab w:val="center" w:pos="4677"/>
         </w:tabs>
+        <w:spacing w:after="0" w:line="360" w:lineRule="auto"/>
+        <w:rPr>
+          <w:rFonts w:ascii="Times New Roman" w:hAnsi="Times New Roman" w:cs="Times New Roman"/>
+          <w:sz w:val="28"/>
+          <w:szCs w:val="28"/>
+          <w:lang w:val="uk-UA"/>
+        </w:rPr>
+      </w:pPr>
+    </w:p>
+    <w:p>
+      <w:pPr>
+        <w:rPr>
+          <w:lang w:val="en-US"/>
+        </w:rPr>
+      </w:pPr>
+    </w:p>
+    <w:p>
+      <w:pPr>
+        <w:pStyle w:val="1"/>
         <w:spacing w:line="360" w:lineRule="auto"/>
+        <w:jc w:val="center"/>
+        <w:rPr>
+          <w:rFonts w:ascii="Times New Roman" w:hAnsi="Times New Roman" w:cs="Times New Roman"/>
+          <w:b/>
+          <w:color w:val="000000" w:themeColor="text1"/>
+          <w:lang w:val="uk-UA"/>
+        </w:rPr>
+      </w:pPr>
+      <w:bookmarkStart w:id="17" w:name="_Toc231731803"/>
+      <w:r>
+        <w:rPr>
+          <w:rFonts w:ascii="Times New Roman" w:hAnsi="Times New Roman" w:cs="Times New Roman"/>
+          <w:b/>
+          <w:color w:val="000000" w:themeColor="text1"/>
+          <w:lang w:val="uk-UA"/>
+        </w:rPr>
+        <w:lastRenderedPageBreak/>
+        <w:t>В</w:t>
+      </w:r>
+      <w:r>
+        <w:rPr>
+          <w:rFonts w:ascii="Times New Roman" w:hAnsi="Times New Roman" w:cs="Times New Roman"/>
+          <w:b/>
+          <w:color w:val="000000" w:themeColor="text1"/>
+          <w:lang w:val="uk-UA"/>
+        </w:rPr>
+        <w:t>ИСНОВКИ</w:t>
+      </w:r>
+      <w:bookmarkEnd w:id="17"/>
+    </w:p>
+    <w:p>
+      <w:pPr>
+        <w:spacing w:after="0"/>
+        <w:rPr>
+          <w:lang w:val="uk-UA"/>
+        </w:rPr>
+      </w:pPr>
+    </w:p>
+    <w:p>
+      <w:pPr>
+        <w:spacing w:after="0" w:line="360" w:lineRule="auto"/>
         <w:ind w:firstLine="709"/>
         <w:jc w:val="both"/>
         <w:rPr>
@@ -7325,13 +8418,116 @@
           <w:lang w:val="uk-UA"/>
         </w:rPr>
       </w:pPr>
+      <w:r>
+        <w:rPr>
+          <w:rFonts w:ascii="Times New Roman" w:hAnsi="Times New Roman" w:cs="Times New Roman"/>
+          <w:sz w:val="28"/>
+          <w:szCs w:val="28"/>
+          <w:lang w:val="uk-UA"/>
+        </w:rPr>
+        <w:t>Створено</w:t>
+      </w:r>
+      <w:r>
+        <w:rPr>
+          <w:rFonts w:ascii="Times New Roman" w:hAnsi="Times New Roman" w:cs="Times New Roman"/>
+          <w:sz w:val="28"/>
+          <w:szCs w:val="28"/>
+          <w:lang w:val="uk-UA"/>
+        </w:rPr>
+        <w:t xml:space="preserve"> телефонний довідник, який має змогу виконувати всі необхідні за умовою завдання функції. Реалізовано інтерактивне керування програмою в терміналі та розбиття проєкту на ієрархію класів. Застосовано основні принципи ООП на практиці. </w:t>
+      </w:r>
+    </w:p>
+    <w:p>
+      <w:pPr>
+        <w:spacing w:after="0" w:line="360" w:lineRule="auto"/>
+        <w:ind w:firstLine="709"/>
+        <w:jc w:val="both"/>
+        <w:rPr>
+          <w:rFonts w:ascii="Times New Roman" w:hAnsi="Times New Roman" w:cs="Times New Roman"/>
+          <w:sz w:val="28"/>
+          <w:szCs w:val="28"/>
+          <w:lang w:val="uk-UA"/>
+        </w:rPr>
+      </w:pPr>
+      <w:r>
+        <w:rPr>
+          <w:rFonts w:ascii="Times New Roman" w:hAnsi="Times New Roman" w:cs="Times New Roman"/>
+          <w:sz w:val="28"/>
+          <w:szCs w:val="28"/>
+          <w:lang w:val="uk-UA"/>
+        </w:rPr>
+        <w:t xml:space="preserve">ООП допомагає </w:t>
+      </w:r>
+      <w:r>
+        <w:rPr>
+          <w:rFonts w:ascii="Times New Roman" w:hAnsi="Times New Roman" w:cs="Times New Roman"/>
+          <w:sz w:val="28"/>
+          <w:szCs w:val="28"/>
+          <w:lang w:val="uk-UA"/>
+        </w:rPr>
+        <w:t xml:space="preserve">розбити складне завдання на його прості складові. Такий формат дозволяє чітко бачити кожен компонент програми і за що він відповідає. Ієрархія класів </w:t>
+      </w:r>
+      <w:r>
+        <w:rPr>
+          <w:rFonts w:ascii="Times New Roman" w:hAnsi="Times New Roman" w:cs="Times New Roman"/>
+          <w:sz w:val="28"/>
+          <w:szCs w:val="28"/>
+          <w:lang w:val="uk-UA"/>
+        </w:rPr>
+        <w:t>—</w:t>
+      </w:r>
+      <w:r>
+        <w:rPr>
+          <w:rFonts w:ascii="Times New Roman" w:hAnsi="Times New Roman" w:cs="Times New Roman"/>
+          <w:sz w:val="28"/>
+          <w:szCs w:val="28"/>
+          <w:lang w:val="uk-UA"/>
+        </w:rPr>
+        <w:t xml:space="preserve"> невід’ємна частина ООП, яка дозволяє створювати зв’язки між </w:t>
+      </w:r>
+      <w:r>
+        <w:rPr>
+          <w:rFonts w:ascii="Times New Roman" w:hAnsi="Times New Roman" w:cs="Times New Roman"/>
+          <w:sz w:val="28"/>
+          <w:szCs w:val="28"/>
+          <w:lang w:val="uk-UA"/>
+        </w:rPr>
+        <w:t xml:space="preserve">об’єктами та </w:t>
+      </w:r>
+      <w:r>
+        <w:rPr>
+          <w:rFonts w:ascii="Times New Roman" w:hAnsi="Times New Roman" w:cs="Times New Roman"/>
+          <w:sz w:val="28"/>
+          <w:szCs w:val="28"/>
+          <w:lang w:val="uk-UA"/>
+        </w:rPr>
+        <w:t xml:space="preserve">даними без плутанини. Наш телефонний довідник </w:t>
+      </w:r>
+      <w:r>
+        <w:rPr>
+          <w:rFonts w:ascii="Times New Roman" w:hAnsi="Times New Roman" w:cs="Times New Roman"/>
+          <w:sz w:val="28"/>
+          <w:szCs w:val="28"/>
+          <w:lang w:val="uk-UA"/>
+        </w:rPr>
+        <w:t>—</w:t>
+      </w:r>
+      <w:r>
+        <w:rPr>
+          <w:rFonts w:ascii="Times New Roman" w:hAnsi="Times New Roman" w:cs="Times New Roman"/>
+          <w:sz w:val="28"/>
+          <w:szCs w:val="28"/>
+          <w:lang w:val="uk-UA"/>
+        </w:rPr>
+        <w:t xml:space="preserve"> це приклад, як можна купу рядків, типів та задач організовувати в окремі елементи програми і керувати кожним з них від їх задання до перетворення на потрібний результат.</w:t>
+      </w:r>
     </w:p>
     <w:p>
       <w:pPr>
         <w:tabs>
           <w:tab w:val="center" w:pos="4677"/>
         </w:tabs>
-        <w:spacing w:line="360" w:lineRule="auto"/>
+        <w:spacing w:after="0" w:line="360" w:lineRule="auto"/>
         <w:ind w:firstLine="709"/>
         <w:jc w:val="both"/>
         <w:rPr>
@@ -7341,58 +8537,139 @@
           <w:lang w:val="uk-UA"/>
         </w:rPr>
       </w:pPr>
+      <w:r>
+        <w:rPr>
+          <w:rFonts w:ascii="Times New Roman" w:hAnsi="Times New Roman" w:cs="Times New Roman"/>
+          <w:sz w:val="28"/>
+          <w:szCs w:val="28"/>
+          <w:lang w:val="uk-UA"/>
+        </w:rPr>
+        <w:t xml:space="preserve">Телефонний довідник </w:t>
+      </w:r>
+      <w:r>
+        <w:rPr>
+          <w:rFonts w:ascii="Times New Roman" w:hAnsi="Times New Roman" w:cs="Times New Roman"/>
+          <w:sz w:val="28"/>
+          <w:szCs w:val="28"/>
+          <w:lang w:val="uk-UA"/>
+        </w:rPr>
+        <w:t xml:space="preserve">чудово демонструє структуру об’єктів та методів в ООП. Кожен довідник </w:t>
+      </w:r>
+      <w:r>
+        <w:rPr>
+          <w:rFonts w:ascii="Times New Roman" w:hAnsi="Times New Roman" w:cs="Times New Roman"/>
+          <w:sz w:val="28"/>
+          <w:szCs w:val="28"/>
+          <w:lang w:val="uk-UA"/>
+        </w:rPr>
+        <w:t>—</w:t>
+      </w:r>
+      <w:r>
+        <w:rPr>
+          <w:rFonts w:ascii="Times New Roman" w:hAnsi="Times New Roman" w:cs="Times New Roman"/>
+          <w:sz w:val="28"/>
+          <w:szCs w:val="28"/>
+          <w:lang w:val="uk-UA"/>
+        </w:rPr>
+        <w:t xml:space="preserve"> це сукупність записів. Кожен запис розділяється на дві категорії. Кожна категорія має однакове призначення </w:t>
+      </w:r>
+      <w:r>
+        <w:rPr>
+          <w:rFonts w:ascii="Times New Roman" w:hAnsi="Times New Roman" w:cs="Times New Roman"/>
+          <w:sz w:val="28"/>
+          <w:szCs w:val="28"/>
+          <w:lang w:val="uk-UA"/>
+        </w:rPr>
+        <w:t>—</w:t>
+      </w:r>
+      <w:r>
+        <w:rPr>
+          <w:rFonts w:ascii="Times New Roman" w:hAnsi="Times New Roman" w:cs="Times New Roman"/>
+          <w:sz w:val="28"/>
+          <w:szCs w:val="28"/>
+          <w:lang w:val="uk-UA"/>
+        </w:rPr>
+        <w:t xml:space="preserve"> виведення чи запис інформації, але різні категорії зберігають різну інформацію. Інформація в записах також розбивається на класи, такі як </w:t>
+      </w:r>
+      <w:r>
+        <w:rPr>
+          <w:rFonts w:ascii="Times New Roman" w:hAnsi="Times New Roman" w:cs="Times New Roman"/>
+          <w:sz w:val="28"/>
+          <w:szCs w:val="28"/>
+          <w:lang w:val="en-US"/>
+        </w:rPr>
+        <w:t>Phone</w:t>
+      </w:r>
+      <w:r>
+        <w:rPr>
+          <w:rFonts w:ascii="Times New Roman" w:hAnsi="Times New Roman" w:cs="Times New Roman"/>
+          <w:sz w:val="28"/>
+          <w:szCs w:val="28"/>
+          <w:lang w:val="uk-UA"/>
+        </w:rPr>
+        <w:t xml:space="preserve">, </w:t>
+      </w:r>
+      <w:r>
+        <w:rPr>
+          <w:rFonts w:ascii="Times New Roman" w:hAnsi="Times New Roman" w:cs="Times New Roman"/>
+          <w:sz w:val="28"/>
+          <w:szCs w:val="28"/>
+          <w:lang w:val="en-US"/>
+        </w:rPr>
+        <w:t>string</w:t>
+      </w:r>
+      <w:r>
+        <w:rPr>
+          <w:rFonts w:ascii="Times New Roman" w:hAnsi="Times New Roman" w:cs="Times New Roman"/>
+          <w:sz w:val="28"/>
+          <w:szCs w:val="28"/>
+          <w:lang w:val="uk-UA"/>
+        </w:rPr>
+        <w:t xml:space="preserve">, </w:t>
+      </w:r>
+      <w:r>
+        <w:rPr>
+          <w:rFonts w:ascii="Times New Roman" w:hAnsi="Times New Roman" w:cs="Times New Roman"/>
+          <w:sz w:val="28"/>
+          <w:szCs w:val="28"/>
+          <w:lang w:val="en-US"/>
+        </w:rPr>
+        <w:t>vector</w:t>
+      </w:r>
+      <w:r>
+        <w:rPr>
+          <w:rFonts w:ascii="Times New Roman" w:hAnsi="Times New Roman" w:cs="Times New Roman"/>
+          <w:sz w:val="28"/>
+          <w:szCs w:val="28"/>
+          <w:lang w:val="uk-UA"/>
+        </w:rPr>
+        <w:t>, ці класи в свою чергу мають своє призначення і зберігають іншу інформацію. Всі ці класи збираються в один довідник, щоб над ними виконувалися дії. А якщо потрібно змінити щось для окремого класу</w:t>
+      </w:r>
+      <w:r>
+        <w:rPr>
+          <w:rFonts w:ascii="Times New Roman" w:hAnsi="Times New Roman" w:cs="Times New Roman"/>
+          <w:sz w:val="28"/>
+          <w:szCs w:val="28"/>
+          <w:lang w:val="uk-UA"/>
+        </w:rPr>
+        <w:t>, чи додати новий клас або поле</w:t>
+      </w:r>
+      <w:r>
+        <w:rPr>
+          <w:rFonts w:ascii="Times New Roman" w:hAnsi="Times New Roman" w:cs="Times New Roman"/>
+          <w:sz w:val="28"/>
+          <w:szCs w:val="28"/>
+          <w:lang w:val="uk-UA"/>
+        </w:rPr>
+        <w:t>, інші не потрібно підлаштовувати під зміни.</w:t>
+      </w:r>
     </w:p>
     <w:p>
       <w:pPr>
         <w:tabs>
           <w:tab w:val="center" w:pos="4677"/>
         </w:tabs>
-        <w:spacing w:line="360" w:lineRule="auto"/>
-        <w:jc w:val="both"/>
-        <w:rPr>
-          <w:rFonts w:ascii="Times New Roman" w:hAnsi="Times New Roman" w:cs="Times New Roman"/>
-          <w:sz w:val="28"/>
-          <w:szCs w:val="28"/>
-          <w:lang w:val="uk-UA"/>
-        </w:rPr>
-      </w:pPr>
-    </w:p>
-    <w:p>
-      <w:pPr>
-        <w:pStyle w:val="1"/>
-        <w:jc w:val="center"/>
-        <w:rPr>
-          <w:rFonts w:ascii="Times New Roman" w:hAnsi="Times New Roman" w:cs="Times New Roman"/>
-          <w:b/>
-          <w:color w:val="000000" w:themeColor="text1"/>
-          <w:lang w:val="uk-UA"/>
-        </w:rPr>
-      </w:pPr>
-      <w:bookmarkStart w:id="13" w:name="_Toc231598387"/>
-      <w:r>
-        <w:rPr>
-          <w:rFonts w:ascii="Times New Roman" w:hAnsi="Times New Roman" w:cs="Times New Roman"/>
-          <w:b/>
-          <w:color w:val="000000" w:themeColor="text1"/>
-          <w:lang w:val="uk-UA"/>
-        </w:rPr>
-        <w:lastRenderedPageBreak/>
-        <w:t>В</w:t>
-      </w:r>
-      <w:r>
-        <w:rPr>
-          <w:rFonts w:ascii="Times New Roman" w:hAnsi="Times New Roman" w:cs="Times New Roman"/>
-          <w:b/>
-          <w:color w:val="000000" w:themeColor="text1"/>
-          <w:lang w:val="uk-UA"/>
-        </w:rPr>
-        <w:t>ИСНОВКИ</w:t>
-      </w:r>
-      <w:bookmarkEnd w:id="13"/>
-    </w:p>
-    <w:p>
-      <w:pPr>
-        <w:spacing w:line="360" w:lineRule="auto"/>
+        <w:spacing w:after="0" w:line="360" w:lineRule="auto"/>
         <w:ind w:firstLine="709"/>
         <w:jc w:val="both"/>
         <w:rPr>
@@ -7402,62 +8679,13 @@
           <w:lang w:val="uk-UA"/>
         </w:rPr>
       </w:pPr>
-    </w:p>
-    <w:p>
-      <w:pPr>
-        <w:spacing w:line="360" w:lineRule="auto"/>
-        <w:ind w:firstLine="709"/>
-        <w:jc w:val="both"/>
-        <w:rPr>
-          <w:rFonts w:ascii="Times New Roman" w:hAnsi="Times New Roman" w:cs="Times New Roman"/>
-          <w:sz w:val="28"/>
-          <w:szCs w:val="28"/>
-          <w:lang w:val="uk-UA"/>
-        </w:rPr>
-      </w:pPr>
-      <w:r>
-        <w:rPr>
-          <w:rFonts w:ascii="Times New Roman" w:hAnsi="Times New Roman" w:cs="Times New Roman"/>
-          <w:sz w:val="28"/>
-          <w:szCs w:val="28"/>
-          <w:lang w:val="uk-UA"/>
-        </w:rPr>
-        <w:t xml:space="preserve">ООП допомагає </w:t>
-      </w:r>
-      <w:r>
-        <w:rPr>
-          <w:rFonts w:ascii="Times New Roman" w:hAnsi="Times New Roman" w:cs="Times New Roman"/>
-          <w:sz w:val="28"/>
-          <w:szCs w:val="28"/>
-          <w:lang w:val="uk-UA"/>
-        </w:rPr>
-        <w:t xml:space="preserve">розбити складне завдання на його прості складові. Такий формат дозволяє чітко бачити кожен компонент програми і за що він відповідає. Ієрархія класів - невід’ємна частина ООП, яка дозволяє створювати зв’язки між </w:t>
-      </w:r>
-      <w:r>
-        <w:rPr>
-          <w:rFonts w:ascii="Times New Roman" w:hAnsi="Times New Roman" w:cs="Times New Roman"/>
-          <w:sz w:val="28"/>
-          <w:szCs w:val="28"/>
-          <w:lang w:val="uk-UA"/>
-        </w:rPr>
-        <w:t xml:space="preserve">об’єктами та </w:t>
-      </w:r>
-      <w:r>
-        <w:rPr>
-          <w:rFonts w:ascii="Times New Roman" w:hAnsi="Times New Roman" w:cs="Times New Roman"/>
-          <w:sz w:val="28"/>
-          <w:szCs w:val="28"/>
-          <w:lang w:val="uk-UA"/>
-        </w:rPr>
-        <w:t>даними без плутанини. Наш телефонний довідник - це приклад, як можна купу рядків, типів та задач організовувати в окремі елементи програми і керувати кожним з них від їх задання до перетворення на потрібний результат.</w:t>
-      </w:r>
     </w:p>
     <w:p>
       <w:pPr>
         <w:tabs>
           <w:tab w:val="center" w:pos="4677"/>
         </w:tabs>
-        <w:spacing w:line="360" w:lineRule="auto"/>
+        <w:spacing w:after="0" w:line="360" w:lineRule="auto"/>
         <w:ind w:firstLine="709"/>
         <w:jc w:val="both"/>
         <w:rPr>
@@ -7467,111 +8695,210 @@
           <w:lang w:val="uk-UA"/>
         </w:rPr>
       </w:pPr>
-      <w:r>
-        <w:rPr>
-          <w:rFonts w:ascii="Times New Roman" w:hAnsi="Times New Roman" w:cs="Times New Roman"/>
-          <w:sz w:val="28"/>
-          <w:szCs w:val="28"/>
-          <w:lang w:val="uk-UA"/>
-        </w:rPr>
-        <w:t xml:space="preserve">Телефонний довідник </w:t>
-      </w:r>
-      <w:r>
-        <w:rPr>
-          <w:rFonts w:ascii="Times New Roman" w:hAnsi="Times New Roman" w:cs="Times New Roman"/>
-          <w:sz w:val="28"/>
-          <w:szCs w:val="28"/>
-          <w:lang w:val="uk-UA"/>
-        </w:rPr>
-        <w:t xml:space="preserve">чудово демонструє структуру об’єктів та методів в ООП. Кожен довідник - це сукупність записів. Кожен запис розділяється на дві категорії. Кожна категорія має однакове призначення - виведення чи запис інформації, але різні категорії зберігають різну інформацію. Інформація в записах також розбивається на класи, такі як </w:t>
-      </w:r>
-      <w:r>
-        <w:rPr>
-          <w:rFonts w:ascii="Times New Roman" w:hAnsi="Times New Roman" w:cs="Times New Roman"/>
-          <w:sz w:val="28"/>
-          <w:szCs w:val="28"/>
-          <w:lang w:val="en-US"/>
-        </w:rPr>
-        <w:t>Phone</w:t>
-      </w:r>
-      <w:r>
-        <w:rPr>
-          <w:rFonts w:ascii="Times New Roman" w:hAnsi="Times New Roman" w:cs="Times New Roman"/>
-          <w:sz w:val="28"/>
-          <w:szCs w:val="28"/>
-          <w:lang w:val="uk-UA"/>
-        </w:rPr>
-        <w:t xml:space="preserve">, </w:t>
-      </w:r>
-      <w:r>
-        <w:rPr>
-          <w:rFonts w:ascii="Times New Roman" w:hAnsi="Times New Roman" w:cs="Times New Roman"/>
-          <w:sz w:val="28"/>
-          <w:szCs w:val="28"/>
-          <w:lang w:val="en-US"/>
-        </w:rPr>
-        <w:t>string</w:t>
-      </w:r>
-      <w:r>
-        <w:rPr>
-          <w:rFonts w:ascii="Times New Roman" w:hAnsi="Times New Roman" w:cs="Times New Roman"/>
-          <w:sz w:val="28"/>
-          <w:szCs w:val="28"/>
-          <w:lang w:val="uk-UA"/>
-        </w:rPr>
-        <w:t xml:space="preserve">, </w:t>
-      </w:r>
-      <w:r>
-        <w:rPr>
-          <w:rFonts w:ascii="Times New Roman" w:hAnsi="Times New Roman" w:cs="Times New Roman"/>
-          <w:sz w:val="28"/>
-          <w:szCs w:val="28"/>
-          <w:lang w:val="en-US"/>
-        </w:rPr>
-        <w:t>vector</w:t>
-      </w:r>
-      <w:r>
-        <w:rPr>
-          <w:rFonts w:ascii="Times New Roman" w:hAnsi="Times New Roman" w:cs="Times New Roman"/>
-          <w:sz w:val="28"/>
-          <w:szCs w:val="28"/>
-          <w:lang w:val="uk-UA"/>
-        </w:rPr>
-        <w:t>, ці класи в свою чергу мають своє призначення і зберігають іншу інформацію. Всі ці класи збираються в один довідник, щоб над ними виконувалися дії. А якщо потрібно змінити щось для окремого класу</w:t>
-      </w:r>
-      <w:r>
-        <w:rPr>
-          <w:rFonts w:ascii="Times New Roman" w:hAnsi="Times New Roman" w:cs="Times New Roman"/>
-          <w:sz w:val="28"/>
-          <w:szCs w:val="28"/>
-          <w:lang w:val="uk-UA"/>
-        </w:rPr>
-        <w:t>, чи додати новий клас або поле</w:t>
-      </w:r>
-      <w:r>
-        <w:rPr>
-          <w:rFonts w:ascii="Times New Roman" w:hAnsi="Times New Roman" w:cs="Times New Roman"/>
-          <w:sz w:val="28"/>
-          <w:szCs w:val="28"/>
-          <w:lang w:val="uk-UA"/>
-        </w:rPr>
-        <w:t>, інші не потрібно підлаштовувати під зміни.</w:t>
-      </w:r>
-    </w:p>
-    <w:p>
-      <w:pPr>
+    </w:p>
+    <w:p>
+      <w:pPr>
+        <w:tabs>
+          <w:tab w:val="center" w:pos="4677"/>
+        </w:tabs>
+        <w:spacing w:after="0" w:line="360" w:lineRule="auto"/>
+        <w:ind w:firstLine="709"/>
+        <w:jc w:val="both"/>
+        <w:rPr>
+          <w:rFonts w:ascii="Times New Roman" w:hAnsi="Times New Roman" w:cs="Times New Roman"/>
+          <w:sz w:val="28"/>
+          <w:szCs w:val="28"/>
+          <w:lang w:val="uk-UA"/>
+        </w:rPr>
+      </w:pPr>
+    </w:p>
+    <w:p>
+      <w:pPr>
+        <w:tabs>
+          <w:tab w:val="center" w:pos="4677"/>
+        </w:tabs>
+        <w:spacing w:after="0" w:line="360" w:lineRule="auto"/>
+        <w:ind w:firstLine="709"/>
+        <w:jc w:val="both"/>
+        <w:rPr>
+          <w:rFonts w:ascii="Times New Roman" w:hAnsi="Times New Roman" w:cs="Times New Roman"/>
+          <w:sz w:val="28"/>
+          <w:szCs w:val="28"/>
+          <w:lang w:val="uk-UA"/>
+        </w:rPr>
+      </w:pPr>
+    </w:p>
+    <w:p>
+      <w:pPr>
+        <w:tabs>
+          <w:tab w:val="center" w:pos="4677"/>
+        </w:tabs>
+        <w:spacing w:after="0" w:line="360" w:lineRule="auto"/>
+        <w:ind w:firstLine="709"/>
+        <w:jc w:val="both"/>
+        <w:rPr>
+          <w:rFonts w:ascii="Times New Roman" w:hAnsi="Times New Roman" w:cs="Times New Roman"/>
+          <w:sz w:val="28"/>
+          <w:szCs w:val="28"/>
+          <w:lang w:val="uk-UA"/>
+        </w:rPr>
+      </w:pPr>
+    </w:p>
+    <w:p>
+      <w:pPr>
+        <w:pStyle w:val="1"/>
         <w:spacing w:line="360" w:lineRule="auto"/>
-        <w:jc w:val="both"/>
-        <w:rPr>
-          <w:rFonts w:ascii="Times New Roman" w:hAnsi="Times New Roman" w:cs="Times New Roman"/>
-          <w:sz w:val="28"/>
-          <w:szCs w:val="28"/>
-          <w:lang w:val="uk-UA"/>
-        </w:rPr>
-      </w:pPr>
+        <w:jc w:val="center"/>
+        <w:rPr>
+          <w:rFonts w:ascii="Times New Roman" w:hAnsi="Times New Roman" w:cs="Times New Roman"/>
+          <w:b/>
+          <w:color w:val="000000" w:themeColor="text1"/>
+          <w:lang w:val="uk-UA"/>
+        </w:rPr>
+      </w:pPr>
+      <w:bookmarkStart w:id="18" w:name="_Toc231731804"/>
+      <w:r>
+        <w:rPr>
+          <w:rFonts w:ascii="Times New Roman" w:hAnsi="Times New Roman" w:cs="Times New Roman"/>
+          <w:b/>
+          <w:color w:val="000000" w:themeColor="text1"/>
+          <w:lang w:val="uk-UA"/>
+        </w:rPr>
+        <w:lastRenderedPageBreak/>
+        <w:t>ДОДАТОК А</w:t>
+      </w:r>
+      <w:bookmarkEnd w:id="18"/>
+      <w:r>
+        <w:rPr>
+          <w:rFonts w:ascii="Times New Roman" w:hAnsi="Times New Roman" w:cs="Times New Roman"/>
+          <w:b/>
+          <w:color w:val="000000" w:themeColor="text1"/>
+          <w:lang w:val="uk-UA"/>
+        </w:rPr>
+        <w:t xml:space="preserve"> </w:t>
+      </w:r>
+    </w:p>
+    <w:p>
+      <w:pPr>
+        <w:spacing w:after="0"/>
+        <w:jc w:val="center"/>
+        <w:rPr>
+          <w:rFonts w:ascii="Times New Roman" w:hAnsi="Times New Roman" w:cs="Times New Roman"/>
+          <w:b/>
+          <w:sz w:val="32"/>
+          <w:szCs w:val="32"/>
+          <w:lang w:val="uk-UA"/>
+        </w:rPr>
+      </w:pPr>
+      <w:r>
+        <w:rPr>
+          <w:rFonts w:ascii="Times New Roman" w:hAnsi="Times New Roman" w:cs="Times New Roman"/>
+          <w:sz w:val="28"/>
+          <w:szCs w:val="28"/>
+          <w:lang w:val="uk-UA"/>
+        </w:rPr>
+        <w:drawing>
+          <wp:anchor distT="0" distB="0" distL="114300" distR="114300" simplePos="0" relativeHeight="251665408" behindDoc="0" locked="0" layoutInCell="1" allowOverlap="1" wp14:anchorId="288267DF" wp14:editId="1A0D3B79">
+            <wp:simplePos x="0" y="0"/>
+            <wp:positionH relativeFrom="margin">
+              <wp:align>center</wp:align>
+            </wp:positionH>
+            <wp:positionV relativeFrom="paragraph">
+              <wp:posOffset>1520190</wp:posOffset>
+            </wp:positionV>
+            <wp:extent cx="7738745" cy="5524500"/>
+            <wp:effectExtent l="2223" t="0" r="0" b="0"/>
+            <wp:wrapTopAndBottom/>
+            <wp:docPr id="8" name="Рисунок 8"/>
+            <wp:cNvGraphicFramePr>
+              <a:graphicFrameLocks xmlns:a="http://schemas.openxmlformats.org/drawingml/2006/main" noChangeAspect="1"/>
+            </wp:cNvGraphicFramePr>
+            <a:graphic xmlns:a="http://schemas.openxmlformats.org/drawingml/2006/main">
+              <a:graphicData uri="http://schemas.openxmlformats.org/drawingml/2006/picture">
+                <pic:pic xmlns:pic="http://schemas.openxmlformats.org/drawingml/2006/picture">
+                  <pic:nvPicPr>
+                    <pic:cNvPr id="1" name=""/>
+                    <pic:cNvPicPr/>
+                  </pic:nvPicPr>
+                  <pic:blipFill>
+                    <a:blip r:embed="rId14"/>
+                    <a:stretch>
+                      <a:fillRect/>
+                    </a:stretch>
+                  </pic:blipFill>
+                  <pic:spPr>
+                    <a:xfrm rot="5400000">
+                      <a:off x="0" y="0"/>
+                      <a:ext cx="7738745" cy="5524500"/>
+                    </a:xfrm>
+                    <a:prstGeom prst="rect">
+                      <a:avLst/>
+                    </a:prstGeom>
+                  </pic:spPr>
+                </pic:pic>
+              </a:graphicData>
+            </a:graphic>
+            <wp14:sizeRelH relativeFrom="margin">
+              <wp14:pctWidth>0</wp14:pctWidth>
+            </wp14:sizeRelH>
+            <wp14:sizeRelV relativeFrom="margin">
+              <wp14:pctHeight>0</wp14:pctHeight>
+            </wp14:sizeRelV>
+          </wp:anchor>
+        </w:drawing>
+      </w:r>
+      <w:r>
+        <w:rPr>
+          <w:rFonts w:ascii="Times New Roman" w:hAnsi="Times New Roman" w:cs="Times New Roman"/>
+          <w:b/>
+          <w:sz w:val="32"/>
+          <w:szCs w:val="32"/>
+          <w:lang w:val="uk-UA"/>
+        </w:rPr>
+        <w:t>Діаграма класів</w:t>
+      </w:r>
+    </w:p>
+    <w:p>
+      <w:pPr>
+        <w:spacing w:after="0" w:line="360" w:lineRule="auto"/>
+        <w:jc w:val="center"/>
+        <w:rPr>
+          <w:rFonts w:ascii="Times New Roman" w:hAnsi="Times New Roman" w:cs="Times New Roman"/>
+          <w:sz w:val="28"/>
+          <w:szCs w:val="28"/>
+          <w:lang w:val="uk-UA"/>
+        </w:rPr>
+      </w:pPr>
+      <w:r>
+        <w:rPr>
+          <w:rFonts w:ascii="Times New Roman" w:hAnsi="Times New Roman" w:cs="Times New Roman"/>
+          <w:sz w:val="28"/>
+          <w:szCs w:val="28"/>
+          <w:lang w:val="uk-UA"/>
+        </w:rPr>
+        <w:t xml:space="preserve">Рисунок А.1 </w:t>
+      </w:r>
+      <w:r>
+        <w:rPr>
+          <w:rFonts w:ascii="Times New Roman" w:hAnsi="Times New Roman" w:cs="Times New Roman"/>
+          <w:sz w:val="28"/>
+          <w:szCs w:val="28"/>
+          <w:lang w:val="uk-UA"/>
+        </w:rPr>
+        <w:t>—</w:t>
+      </w:r>
+      <w:r>
+        <w:rPr>
+          <w:rFonts w:ascii="Times New Roman" w:hAnsi="Times New Roman" w:cs="Times New Roman"/>
+          <w:sz w:val="28"/>
+          <w:szCs w:val="28"/>
+          <w:lang w:val="uk-UA"/>
+        </w:rPr>
+        <w:t xml:space="preserve"> діаграма класів</w:t>
+      </w:r>
     </w:p>
     <w:sectPr>
-      <w:headerReference w:type="default" r:id="rId14"/>
+      <w:headerReference w:type="default" r:id="rId15"/>
       <w:pgSz w:w="11906" w:h="16838"/>
       <w:pgMar w:top="1134" w:right="850" w:bottom="1134" w:left="1701" w:header="708" w:footer="708" w:gutter="0"/>
       <w:pgNumType w:start="1"/>
@@ -7848,6 +9175,184 @@
     </w:lvl>
   </w:abstractNum>
   <w:abstractNum w:abstractNumId="1" w15:restartNumberingAfterBreak="0">
+    <w:nsid w:val="0F490A69"/>
+    <w:multiLevelType w:val="hybridMultilevel"/>
+    <w:tmpl w:val="96CCB346"/>
+    <w:lvl w:ilvl="0" w:tplc="0B504806">
+      <w:start w:val="1"/>
+      <w:numFmt w:val="decimal"/>
+      <w:lvlText w:val="%1."/>
+      <w:lvlJc w:val="left"/>
+      <w:pPr>
+        <w:ind w:left="1080" w:hanging="360"/>
+      </w:pPr>
+      <w:rPr>
+        <w:rFonts w:hint="default"/>
+      </w:rPr>
+    </w:lvl>
+    <w:lvl w:ilvl="1" w:tplc="04190019" w:tentative="1">
+      <w:start w:val="1"/>
+      <w:numFmt w:val="lowerLetter"/>
+      <w:lvlText w:val="%2."/>
+      <w:lvlJc w:val="left"/>
+      <w:pPr>
+        <w:ind w:left="1800" w:hanging="360"/>
+      </w:pPr>
+    </w:lvl>
+    <w:lvl w:ilvl="2" w:tplc="0419001B" w:tentative="1">
+      <w:start w:val="1"/>
+      <w:numFmt w:val="lowerRoman"/>
+      <w:lvlText w:val="%3."/>
+      <w:lvlJc w:val="right"/>
+      <w:pPr>
+        <w:ind w:left="2520" w:hanging="180"/>
+      </w:pPr>
+    </w:lvl>
+    <w:lvl w:ilvl="3" w:tplc="0419000F" w:tentative="1">
+      <w:start w:val="1"/>
+      <w:numFmt w:val="decimal"/>
+      <w:lvlText w:val="%4."/>
+      <w:lvlJc w:val="left"/>
+      <w:pPr>
+        <w:ind w:left="3240" w:hanging="360"/>
+      </w:pPr>
+    </w:lvl>
+    <w:lvl w:ilvl="4" w:tplc="04190019" w:tentative="1">
+      <w:start w:val="1"/>
+      <w:numFmt w:val="lowerLetter"/>
+      <w:lvlText w:val="%5."/>
+      <w:lvlJc w:val="left"/>
+      <w:pPr>
+        <w:ind w:left="3960" w:hanging="360"/>
+      </w:pPr>
+    </w:lvl>
+    <w:lvl w:ilvl="5" w:tplc="0419001B" w:tentative="1">
+      <w:start w:val="1"/>
+      <w:numFmt w:val="lowerRoman"/>
+      <w:lvlText w:val="%6."/>
+      <w:lvlJc w:val="right"/>
+      <w:pPr>
+        <w:ind w:left="4680" w:hanging="180"/>
+      </w:pPr>
+    </w:lvl>
+    <w:lvl w:ilvl="6" w:tplc="0419000F" w:tentative="1">
+      <w:start w:val="1"/>
+      <w:numFmt w:val="decimal"/>
+      <w:lvlText w:val="%7."/>
+      <w:lvlJc w:val="left"/>
+      <w:pPr>
+        <w:ind w:left="5400" w:hanging="360"/>
+      </w:pPr>
+    </w:lvl>
+    <w:lvl w:ilvl="7" w:tplc="04190019" w:tentative="1">
+      <w:start w:val="1"/>
+      <w:numFmt w:val="lowerLetter"/>
+      <w:lvlText w:val="%8."/>
+      <w:lvlJc w:val="left"/>
+      <w:pPr>
+        <w:ind w:left="6120" w:hanging="360"/>
+      </w:pPr>
+    </w:lvl>
+    <w:lvl w:ilvl="8" w:tplc="0419001B" w:tentative="1">
+      <w:start w:val="1"/>
+      <w:numFmt w:val="lowerRoman"/>
+      <w:lvlText w:val="%9."/>
+      <w:lvlJc w:val="right"/>
+      <w:pPr>
+        <w:ind w:left="6840" w:hanging="180"/>
+      </w:pPr>
+    </w:lvl>
+  </w:abstractNum>
+  <w:abstractNum w:abstractNumId="2" w15:restartNumberingAfterBreak="0">
+    <w:nsid w:val="10AA0B74"/>
+    <w:multiLevelType w:val="hybridMultilevel"/>
+    <w:tmpl w:val="123CF82A"/>
+    <w:lvl w:ilvl="0" w:tplc="253E13E6">
+      <w:start w:val="1"/>
+      <w:numFmt w:val="decimal"/>
+      <w:lvlText w:val="2.%1"/>
+      <w:lvlJc w:val="center"/>
+      <w:pPr>
+        <w:ind w:left="1068" w:hanging="360"/>
+      </w:pPr>
+      <w:rPr>
+        <w:rFonts w:hint="default"/>
+      </w:rPr>
+    </w:lvl>
+    <w:lvl w:ilvl="1" w:tplc="04190019" w:tentative="1">
+      <w:start w:val="1"/>
+      <w:numFmt w:val="lowerLetter"/>
+      <w:lvlText w:val="%2."/>
+      <w:lvlJc w:val="left"/>
+      <w:pPr>
+        <w:ind w:left="1788" w:hanging="360"/>
+      </w:pPr>
+    </w:lvl>
+    <w:lvl w:ilvl="2" w:tplc="0419001B" w:tentative="1">
+      <w:start w:val="1"/>
+      <w:numFmt w:val="lowerRoman"/>
+      <w:lvlText w:val="%3."/>
+      <w:lvlJc w:val="right"/>
+      <w:pPr>
+        <w:ind w:left="2508" w:hanging="180"/>
+      </w:pPr>
+    </w:lvl>
+    <w:lvl w:ilvl="3" w:tplc="0419000F" w:tentative="1">
+      <w:start w:val="1"/>
+      <w:numFmt w:val="decimal"/>
+      <w:lvlText w:val="%4."/>
+      <w:lvlJc w:val="left"/>
+      <w:pPr>
+        <w:ind w:left="3228" w:hanging="360"/>
+      </w:pPr>
+    </w:lvl>
+    <w:lvl w:ilvl="4" w:tplc="04190019" w:tentative="1">
+      <w:start w:val="1"/>
+      <w:numFmt w:val="lowerLetter"/>
+      <w:lvlText w:val="%5."/>
+      <w:lvlJc w:val="left"/>
+      <w:pPr>
+        <w:ind w:left="3948" w:hanging="360"/>
+      </w:pPr>
+    </w:lvl>
+    <w:lvl w:ilvl="5" w:tplc="0419001B" w:tentative="1">
+      <w:start w:val="1"/>
+      <w:numFmt w:val="lowerRoman"/>
+      <w:lvlText w:val="%6."/>
+      <w:lvlJc w:val="right"/>
+      <w:pPr>
+        <w:ind w:left="4668" w:hanging="180"/>
+      </w:pPr>
+    </w:lvl>
+    <w:lvl w:ilvl="6" w:tplc="0419000F" w:tentative="1">
+      <w:start w:val="1"/>
+      <w:numFmt w:val="decimal"/>
+      <w:lvlText w:val="%7."/>
+      <w:lvlJc w:val="left"/>
+      <w:pPr>
+        <w:ind w:left="5388" w:hanging="360"/>
+      </w:pPr>
+    </w:lvl>
+    <w:lvl w:ilvl="7" w:tplc="04190019" w:tentative="1">
+      <w:start w:val="1"/>
+      <w:numFmt w:val="lowerLetter"/>
+      <w:lvlText w:val="%8."/>
+      <w:lvlJc w:val="left"/>
+      <w:pPr>
+        <w:ind w:left="6108" w:hanging="360"/>
+      </w:pPr>
+    </w:lvl>
+    <w:lvl w:ilvl="8" w:tplc="0419001B" w:tentative="1">
+      <w:start w:val="1"/>
+      <w:numFmt w:val="lowerRoman"/>
+      <w:lvlText w:val="%9."/>
+      <w:lvlJc w:val="right"/>
+      <w:pPr>
+        <w:ind w:left="6828" w:hanging="180"/>
+      </w:pPr>
+    </w:lvl>
+  </w:abstractNum>
+  <w:abstractNum w:abstractNumId="3" w15:restartNumberingAfterBreak="0">
     <w:nsid w:val="10B76788"/>
     <w:multiLevelType w:val="hybridMultilevel"/>
     <w:tmpl w:val="9434F248"/>
@@ -7936,17 +9441,17 @@
       </w:pPr>
     </w:lvl>
   </w:abstractNum>
-  <w:abstractNum w:abstractNumId="2" w15:restartNumberingAfterBreak="0">
+  <w:abstractNum w:abstractNumId="4" w15:restartNumberingAfterBreak="0">
     <w:nsid w:val="13124B1E"/>
     <w:multiLevelType w:val="hybridMultilevel"/>
-    <w:tmpl w:val="FFB0AFC8"/>
-    <w:lvl w:ilvl="0" w:tplc="04190011">
+    <w:tmpl w:val="A2A413F2"/>
+    <w:lvl w:ilvl="0" w:tplc="2954C9DC">
       <w:start w:val="1"/>
       <w:numFmt w:val="decimal"/>
       <w:lvlText w:val="%1)"/>
       <w:lvlJc w:val="left"/>
       <w:pPr>
-        <w:ind w:left="720" w:hanging="360"/>
+        <w:ind w:left="1068" w:hanging="360"/>
       </w:pPr>
       <w:rPr>
         <w:rFonts w:hint="default"/>
@@ -7958,7 +9463,7 @@
       <w:lvlText w:val="o"/>
       <w:lvlJc w:val="left"/>
       <w:pPr>
-        <w:ind w:left="1440" w:hanging="360"/>
+        <w:ind w:left="1788" w:hanging="360"/>
       </w:pPr>
       <w:rPr>
         <w:rFonts w:ascii="Courier New" w:hAnsi="Courier New" w:cs="Courier New" w:hint="default"/>
@@ -7970,7 +9475,7 @@
       <w:lvlText w:val=""/>
       <w:lvlJc w:val="left"/>
       <w:pPr>
-        <w:ind w:left="2160" w:hanging="360"/>
+        <w:ind w:left="2508" w:hanging="360"/>
       </w:pPr>
       <w:rPr>
         <w:rFonts w:ascii="Wingdings" w:hAnsi="Wingdings" w:hint="default"/>
@@ -7982,7 +9487,7 @@
       <w:lvlText w:val=""/>
       <w:lvlJc w:val="left"/>
       <w:pPr>
-        <w:ind w:left="2880" w:hanging="360"/>
+        <w:ind w:left="3228" w:hanging="360"/>
       </w:pPr>
       <w:rPr>
         <w:rFonts w:ascii="Symbol" w:hAnsi="Symbol" w:hint="default"/>
@@ -7994,7 +9499,7 @@
       <w:lvlText w:val="o"/>
       <w:lvlJc w:val="left"/>
       <w:pPr>
-        <w:ind w:left="3600" w:hanging="360"/>
+        <w:ind w:left="3948" w:hanging="360"/>
       </w:pPr>
       <w:rPr>
         <w:rFonts w:ascii="Courier New" w:hAnsi="Courier New" w:cs="Courier New" w:hint="default"/>
@@ -8006,7 +9511,7 @@
       <w:lvlText w:val=""/>
       <w:lvlJc w:val="left"/>
       <w:pPr>
-        <w:ind w:left="4320" w:hanging="360"/>
+        <w:ind w:left="4668" w:hanging="360"/>
       </w:pPr>
       <w:rPr>
         <w:rFonts w:ascii="Wingdings" w:hAnsi="Wingdings" w:hint="default"/>
@@ -8018,7 +9523,7 @@
       <w:lvlText w:val=""/>
       <w:lvlJc w:val="left"/>
       <w:pPr>
-        <w:ind w:left="5040" w:hanging="360"/>
+        <w:ind w:left="5388" w:hanging="360"/>
       </w:pPr>
       <w:rPr>
         <w:rFonts w:ascii="Symbol" w:hAnsi="Symbol" w:hint="default"/>
@@ -8030,7 +9535,7 @@
       <w:lvlText w:val="o"/>
       <w:lvlJc w:val="left"/>
       <w:pPr>
-        <w:ind w:left="5760" w:hanging="360"/>
+        <w:ind w:left="6108" w:hanging="360"/>
       </w:pPr>
       <w:rPr>
         <w:rFonts w:ascii="Courier New" w:hAnsi="Courier New" w:cs="Courier New" w:hint="default"/>
@@ -8042,14 +9547,14 @@
       <w:lvlText w:val=""/>
       <w:lvlJc w:val="left"/>
       <w:pPr>
-        <w:ind w:left="6480" w:hanging="360"/>
+        <w:ind w:left="6828" w:hanging="360"/>
       </w:pPr>
       <w:rPr>
         <w:rFonts w:ascii="Wingdings" w:hAnsi="Wingdings" w:hint="default"/>
       </w:rPr>
     </w:lvl>
   </w:abstractNum>
-  <w:abstractNum w:abstractNumId="3" w15:restartNumberingAfterBreak="0">
+  <w:abstractNum w:abstractNumId="5" w15:restartNumberingAfterBreak="0">
     <w:nsid w:val="139F0179"/>
     <w:multiLevelType w:val="hybridMultilevel"/>
     <w:tmpl w:val="4E2A0378"/>
@@ -8135,7 +9640,7 @@
       </w:pPr>
     </w:lvl>
   </w:abstractNum>
-  <w:abstractNum w:abstractNumId="4" w15:restartNumberingAfterBreak="0">
+  <w:abstractNum w:abstractNumId="6" w15:restartNumberingAfterBreak="0">
     <w:nsid w:val="14924A9E"/>
     <w:multiLevelType w:val="hybridMultilevel"/>
     <w:tmpl w:val="98521AC2"/>
@@ -8221,7 +9726,7 @@
       </w:pPr>
     </w:lvl>
   </w:abstractNum>
-  <w:abstractNum w:abstractNumId="5" w15:restartNumberingAfterBreak="0">
+  <w:abstractNum w:abstractNumId="7" w15:restartNumberingAfterBreak="0">
     <w:nsid w:val="15773092"/>
     <w:multiLevelType w:val="hybridMultilevel"/>
     <w:tmpl w:val="3EB05276"/>
@@ -8307,7 +9812,7 @@
       </w:pPr>
     </w:lvl>
   </w:abstractNum>
-  <w:abstractNum w:abstractNumId="6" w15:restartNumberingAfterBreak="0">
+  <w:abstractNum w:abstractNumId="8" w15:restartNumberingAfterBreak="0">
     <w:nsid w:val="159E7C08"/>
     <w:multiLevelType w:val="hybridMultilevel"/>
     <w:tmpl w:val="3524341A"/>
@@ -8393,7 +9898,217 @@
       </w:pPr>
     </w:lvl>
   </w:abstractNum>
-  <w:abstractNum w:abstractNumId="7" w15:restartNumberingAfterBreak="0">
+  <w:abstractNum w:abstractNumId="9" w15:restartNumberingAfterBreak="0">
+    <w:nsid w:val="1D1860C4"/>
+    <w:multiLevelType w:val="multilevel"/>
+    <w:tmpl w:val="F8BE41CE"/>
+    <w:lvl w:ilvl="0">
+      <w:start w:val="1"/>
+      <w:numFmt w:val="decimal"/>
+      <w:lvlText w:val="%1."/>
+      <w:lvlJc w:val="left"/>
+      <w:pPr>
+        <w:ind w:left="720" w:hanging="360"/>
+      </w:pPr>
+      <w:rPr>
+        <w:rFonts w:hint="default"/>
+      </w:rPr>
+    </w:lvl>
+    <w:lvl w:ilvl="1">
+      <w:start w:val="1"/>
+      <w:numFmt w:val="decimal"/>
+      <w:isLgl/>
+      <w:lvlText w:val="%1.%2"/>
+      <w:lvlJc w:val="left"/>
+      <w:pPr>
+        <w:ind w:left="1129" w:hanging="420"/>
+      </w:pPr>
+      <w:rPr>
+        <w:rFonts w:hint="default"/>
+      </w:rPr>
+    </w:lvl>
+    <w:lvl w:ilvl="2">
+      <w:start w:val="1"/>
+      <w:numFmt w:val="decimal"/>
+      <w:isLgl/>
+      <w:lvlText w:val="%1.%2.%3"/>
+      <w:lvlJc w:val="left"/>
+      <w:pPr>
+        <w:ind w:left="1778" w:hanging="720"/>
+      </w:pPr>
+      <w:rPr>
+        <w:rFonts w:hint="default"/>
+      </w:rPr>
+    </w:lvl>
+    <w:lvl w:ilvl="3">
+      <w:start w:val="1"/>
+      <w:numFmt w:val="decimal"/>
+      <w:isLgl/>
+      <w:lvlText w:val="%1.%2.%3.%4"/>
+      <w:lvlJc w:val="left"/>
+      <w:pPr>
+        <w:ind w:left="2487" w:hanging="1080"/>
+      </w:pPr>
+      <w:rPr>
+        <w:rFonts w:hint="default"/>
+      </w:rPr>
+    </w:lvl>
+    <w:lvl w:ilvl="4">
+      <w:start w:val="1"/>
+      <w:numFmt w:val="decimal"/>
+      <w:isLgl/>
+      <w:lvlText w:val="%1.%2.%3.%4.%5"/>
+      <w:lvlJc w:val="left"/>
+      <w:pPr>
+        <w:ind w:left="2836" w:hanging="1080"/>
+      </w:pPr>
+      <w:rPr>
+        <w:rFonts w:hint="default"/>
+      </w:rPr>
+    </w:lvl>
+    <w:lvl w:ilvl="5">
+      <w:start w:val="1"/>
+      <w:numFmt w:val="decimal"/>
+      <w:isLgl/>
+      <w:lvlText w:val="%1.%2.%3.%4.%5.%6"/>
+      <w:lvlJc w:val="left"/>
+      <w:pPr>
+        <w:ind w:left="3545" w:hanging="1440"/>
+      </w:pPr>
+      <w:rPr>
+        <w:rFonts w:hint="default"/>
+      </w:rPr>
+    </w:lvl>
+    <w:lvl w:ilvl="6">
+      <w:start w:val="1"/>
+      <w:numFmt w:val="decimal"/>
+      <w:isLgl/>
+      <w:lvlText w:val="%1.%2.%3.%4.%5.%6.%7"/>
+      <w:lvlJc w:val="left"/>
+      <w:pPr>
+        <w:ind w:left="3894" w:hanging="1440"/>
+      </w:pPr>
+      <w:rPr>
+        <w:rFonts w:hint="default"/>
+      </w:rPr>
+    </w:lvl>
+    <w:lvl w:ilvl="7">
+      <w:start w:val="1"/>
+      <w:numFmt w:val="decimal"/>
+      <w:isLgl/>
+      <w:lvlText w:val="%1.%2.%3.%4.%5.%6.%7.%8"/>
+      <w:lvlJc w:val="left"/>
+      <w:pPr>
+        <w:ind w:left="4603" w:hanging="1800"/>
+      </w:pPr>
+      <w:rPr>
+        <w:rFonts w:hint="default"/>
+      </w:rPr>
+    </w:lvl>
+    <w:lvl w:ilvl="8">
+      <w:start w:val="1"/>
+      <w:numFmt w:val="decimal"/>
+      <w:isLgl/>
+      <w:lvlText w:val="%1.%2.%3.%4.%5.%6.%7.%8.%9"/>
+      <w:lvlJc w:val="left"/>
+      <w:pPr>
+        <w:ind w:left="5312" w:hanging="2160"/>
+      </w:pPr>
+      <w:rPr>
+        <w:rFonts w:hint="default"/>
+      </w:rPr>
+    </w:lvl>
+  </w:abstractNum>
+  <w:abstractNum w:abstractNumId="10" w15:restartNumberingAfterBreak="0">
+    <w:nsid w:val="219F0961"/>
+    <w:multiLevelType w:val="hybridMultilevel"/>
+    <w:tmpl w:val="F92A515C"/>
+    <w:lvl w:ilvl="0" w:tplc="253E13E6">
+      <w:start w:val="1"/>
+      <w:numFmt w:val="decimal"/>
+      <w:lvlText w:val="2.%1"/>
+      <w:lvlJc w:val="center"/>
+      <w:pPr>
+        <w:ind w:left="1440" w:hanging="360"/>
+      </w:pPr>
+      <w:rPr>
+        <w:rFonts w:hint="default"/>
+      </w:rPr>
+    </w:lvl>
+    <w:lvl w:ilvl="1" w:tplc="04190019" w:tentative="1">
+      <w:start w:val="1"/>
+      <w:numFmt w:val="lowerLetter"/>
+      <w:lvlText w:val="%2."/>
+      <w:lvlJc w:val="left"/>
+      <w:pPr>
+        <w:ind w:left="2160" w:hanging="360"/>
+      </w:pPr>
+    </w:lvl>
+    <w:lvl w:ilvl="2" w:tplc="0419001B" w:tentative="1">
+      <w:start w:val="1"/>
+      <w:numFmt w:val="lowerRoman"/>
+      <w:lvlText w:val="%3."/>
+      <w:lvlJc w:val="right"/>
+      <w:pPr>
+        <w:ind w:left="2880" w:hanging="180"/>
+      </w:pPr>
+    </w:lvl>
+    <w:lvl w:ilvl="3" w:tplc="0419000F" w:tentative="1">
+      <w:start w:val="1"/>
+      <w:numFmt w:val="decimal"/>
+      <w:lvlText w:val="%4."/>
+      <w:lvlJc w:val="left"/>
+      <w:pPr>
+        <w:ind w:left="3600" w:hanging="360"/>
+      </w:pPr>
+    </w:lvl>
+    <w:lvl w:ilvl="4" w:tplc="04190019" w:tentative="1">
+      <w:start w:val="1"/>
+      <w:numFmt w:val="lowerLetter"/>
+      <w:lvlText w:val="%5."/>
+      <w:lvlJc w:val="left"/>
+      <w:pPr>
+        <w:ind w:left="4320" w:hanging="360"/>
+      </w:pPr>
+    </w:lvl>
+    <w:lvl w:ilvl="5" w:tplc="0419001B" w:tentative="1">
+      <w:start w:val="1"/>
+      <w:numFmt w:val="lowerRoman"/>
+      <w:lvlText w:val="%6."/>
+      <w:lvlJc w:val="right"/>
+      <w:pPr>
+        <w:ind w:left="5040" w:hanging="180"/>
+      </w:pPr>
+    </w:lvl>
+    <w:lvl w:ilvl="6" w:tplc="0419000F" w:tentative="1">
+      <w:start w:val="1"/>
+      <w:numFmt w:val="decimal"/>
+      <w:lvlText w:val="%7."/>
+      <w:lvlJc w:val="left"/>
+      <w:pPr>
+        <w:ind w:left="5760" w:hanging="360"/>
+      </w:pPr>
+    </w:lvl>
+    <w:lvl w:ilvl="7" w:tplc="04190019" w:tentative="1">
+      <w:start w:val="1"/>
+      <w:numFmt w:val="lowerLetter"/>
+      <w:lvlText w:val="%8."/>
+      <w:lvlJc w:val="left"/>
+      <w:pPr>
+        <w:ind w:left="6480" w:hanging="360"/>
+      </w:pPr>
+    </w:lvl>
+    <w:lvl w:ilvl="8" w:tplc="0419001B" w:tentative="1">
+      <w:start w:val="1"/>
+      <w:numFmt w:val="lowerRoman"/>
+      <w:lvlText w:val="%9."/>
+      <w:lvlJc w:val="right"/>
+      <w:pPr>
+        <w:ind w:left="7200" w:hanging="180"/>
+      </w:pPr>
+    </w:lvl>
+  </w:abstractNum>
+  <w:abstractNum w:abstractNumId="11" w15:restartNumberingAfterBreak="0">
     <w:nsid w:val="24882C6A"/>
     <w:multiLevelType w:val="hybridMultilevel"/>
     <w:tmpl w:val="2FC4EF42"/>
@@ -8479,7 +10194,7 @@
       </w:pPr>
     </w:lvl>
   </w:abstractNum>
-  <w:abstractNum w:abstractNumId="8" w15:restartNumberingAfterBreak="0">
+  <w:abstractNum w:abstractNumId="12" w15:restartNumberingAfterBreak="0">
     <w:nsid w:val="265F4995"/>
     <w:multiLevelType w:val="hybridMultilevel"/>
     <w:tmpl w:val="175C941A"/>
@@ -8569,7 +10284,7 @@
       </w:pPr>
     </w:lvl>
   </w:abstractNum>
-  <w:abstractNum w:abstractNumId="9" w15:restartNumberingAfterBreak="0">
+  <w:abstractNum w:abstractNumId="13" w15:restartNumberingAfterBreak="0">
     <w:nsid w:val="2C8F18CB"/>
     <w:multiLevelType w:val="hybridMultilevel"/>
     <w:tmpl w:val="D90642D0"/>
@@ -8655,7 +10370,185 @@
       </w:pPr>
     </w:lvl>
   </w:abstractNum>
-  <w:abstractNum w:abstractNumId="10" w15:restartNumberingAfterBreak="0">
+  <w:abstractNum w:abstractNumId="14" w15:restartNumberingAfterBreak="0">
+    <w:nsid w:val="34C23572"/>
+    <w:multiLevelType w:val="hybridMultilevel"/>
+    <w:tmpl w:val="CE60C9F0"/>
+    <w:lvl w:ilvl="0" w:tplc="0419000F">
+      <w:start w:val="1"/>
+      <w:numFmt w:val="decimal"/>
+      <w:lvlText w:val="%1."/>
+      <w:lvlJc w:val="left"/>
+      <w:pPr>
+        <w:ind w:left="720" w:hanging="360"/>
+      </w:pPr>
+      <w:rPr>
+        <w:rFonts w:hint="default"/>
+      </w:rPr>
+    </w:lvl>
+    <w:lvl w:ilvl="1" w:tplc="04190019" w:tentative="1">
+      <w:start w:val="1"/>
+      <w:numFmt w:val="lowerLetter"/>
+      <w:lvlText w:val="%2."/>
+      <w:lvlJc w:val="left"/>
+      <w:pPr>
+        <w:ind w:left="1440" w:hanging="360"/>
+      </w:pPr>
+    </w:lvl>
+    <w:lvl w:ilvl="2" w:tplc="0419001B" w:tentative="1">
+      <w:start w:val="1"/>
+      <w:numFmt w:val="lowerRoman"/>
+      <w:lvlText w:val="%3."/>
+      <w:lvlJc w:val="right"/>
+      <w:pPr>
+        <w:ind w:left="2160" w:hanging="180"/>
+      </w:pPr>
+    </w:lvl>
+    <w:lvl w:ilvl="3" w:tplc="0419000F" w:tentative="1">
+      <w:start w:val="1"/>
+      <w:numFmt w:val="decimal"/>
+      <w:lvlText w:val="%4."/>
+      <w:lvlJc w:val="left"/>
+      <w:pPr>
+        <w:ind w:left="2880" w:hanging="360"/>
+      </w:pPr>
+    </w:lvl>
+    <w:lvl w:ilvl="4" w:tplc="04190019" w:tentative="1">
+      <w:start w:val="1"/>
+      <w:numFmt w:val="lowerLetter"/>
+      <w:lvlText w:val="%5."/>
+      <w:lvlJc w:val="left"/>
+      <w:pPr>
+        <w:ind w:left="3600" w:hanging="360"/>
+      </w:pPr>
+    </w:lvl>
+    <w:lvl w:ilvl="5" w:tplc="0419001B" w:tentative="1">
+      <w:start w:val="1"/>
+      <w:numFmt w:val="lowerRoman"/>
+      <w:lvlText w:val="%6."/>
+      <w:lvlJc w:val="right"/>
+      <w:pPr>
+        <w:ind w:left="4320" w:hanging="180"/>
+      </w:pPr>
+    </w:lvl>
+    <w:lvl w:ilvl="6" w:tplc="0419000F" w:tentative="1">
+      <w:start w:val="1"/>
+      <w:numFmt w:val="decimal"/>
+      <w:lvlText w:val="%7."/>
+      <w:lvlJc w:val="left"/>
+      <w:pPr>
+        <w:ind w:left="5040" w:hanging="360"/>
+      </w:pPr>
+    </w:lvl>
+    <w:lvl w:ilvl="7" w:tplc="04190019" w:tentative="1">
+      <w:start w:val="1"/>
+      <w:numFmt w:val="lowerLetter"/>
+      <w:lvlText w:val="%8."/>
+      <w:lvlJc w:val="left"/>
+      <w:pPr>
+        <w:ind w:left="5760" w:hanging="360"/>
+      </w:pPr>
+    </w:lvl>
+    <w:lvl w:ilvl="8" w:tplc="0419001B" w:tentative="1">
+      <w:start w:val="1"/>
+      <w:numFmt w:val="lowerRoman"/>
+      <w:lvlText w:val="%9."/>
+      <w:lvlJc w:val="right"/>
+      <w:pPr>
+        <w:ind w:left="6480" w:hanging="180"/>
+      </w:pPr>
+    </w:lvl>
+  </w:abstractNum>
+  <w:abstractNum w:abstractNumId="15" w15:restartNumberingAfterBreak="0">
+    <w:nsid w:val="38106C3B"/>
+    <w:multiLevelType w:val="hybridMultilevel"/>
+    <w:tmpl w:val="5D863A24"/>
+    <w:lvl w:ilvl="0" w:tplc="1B7E00E2">
+      <w:start w:val="1"/>
+      <w:numFmt w:val="decimal"/>
+      <w:lvlText w:val="%1"/>
+      <w:lvlJc w:val="left"/>
+      <w:pPr>
+        <w:ind w:left="1440" w:hanging="360"/>
+      </w:pPr>
+      <w:rPr>
+        <w:rFonts w:hint="default"/>
+      </w:rPr>
+    </w:lvl>
+    <w:lvl w:ilvl="1" w:tplc="04190019" w:tentative="1">
+      <w:start w:val="1"/>
+      <w:numFmt w:val="lowerLetter"/>
+      <w:lvlText w:val="%2."/>
+      <w:lvlJc w:val="left"/>
+      <w:pPr>
+        <w:ind w:left="2160" w:hanging="360"/>
+      </w:pPr>
+    </w:lvl>
+    <w:lvl w:ilvl="2" w:tplc="0419001B" w:tentative="1">
+      <w:start w:val="1"/>
+      <w:numFmt w:val="lowerRoman"/>
+      <w:lvlText w:val="%3."/>
+      <w:lvlJc w:val="right"/>
+      <w:pPr>
+        <w:ind w:left="2880" w:hanging="180"/>
+      </w:pPr>
+    </w:lvl>
+    <w:lvl w:ilvl="3" w:tplc="0419000F" w:tentative="1">
+      <w:start w:val="1"/>
+      <w:numFmt w:val="decimal"/>
+      <w:lvlText w:val="%4."/>
+      <w:lvlJc w:val="left"/>
+      <w:pPr>
+        <w:ind w:left="3600" w:hanging="360"/>
+      </w:pPr>
+    </w:lvl>
+    <w:lvl w:ilvl="4" w:tplc="04190019" w:tentative="1">
+      <w:start w:val="1"/>
+      <w:numFmt w:val="lowerLetter"/>
+      <w:lvlText w:val="%5."/>
+      <w:lvlJc w:val="left"/>
+      <w:pPr>
+        <w:ind w:left="4320" w:hanging="360"/>
+      </w:pPr>
+    </w:lvl>
+    <w:lvl w:ilvl="5" w:tplc="0419001B" w:tentative="1">
+      <w:start w:val="1"/>
+      <w:numFmt w:val="lowerRoman"/>
+      <w:lvlText w:val="%6."/>
+      <w:lvlJc w:val="right"/>
+      <w:pPr>
+        <w:ind w:left="5040" w:hanging="180"/>
+      </w:pPr>
+    </w:lvl>
+    <w:lvl w:ilvl="6" w:tplc="0419000F" w:tentative="1">
+      <w:start w:val="1"/>
+      <w:numFmt w:val="decimal"/>
+      <w:lvlText w:val="%7."/>
+      <w:lvlJc w:val="left"/>
+      <w:pPr>
+        <w:ind w:left="5760" w:hanging="360"/>
+      </w:pPr>
+    </w:lvl>
+    <w:lvl w:ilvl="7" w:tplc="04190019" w:tentative="1">
+      <w:start w:val="1"/>
+      <w:numFmt w:val="lowerLetter"/>
+      <w:lvlText w:val="%8."/>
+      <w:lvlJc w:val="left"/>
+      <w:pPr>
+        <w:ind w:left="6480" w:hanging="360"/>
+      </w:pPr>
+    </w:lvl>
+    <w:lvl w:ilvl="8" w:tplc="0419001B" w:tentative="1">
+      <w:start w:val="1"/>
+      <w:numFmt w:val="lowerRoman"/>
+      <w:lvlText w:val="%9."/>
+      <w:lvlJc w:val="right"/>
+      <w:pPr>
+        <w:ind w:left="7200" w:hanging="180"/>
+      </w:pPr>
+    </w:lvl>
+  </w:abstractNum>
+  <w:abstractNum w:abstractNumId="16" w15:restartNumberingAfterBreak="0">
     <w:nsid w:val="3C892013"/>
     <w:multiLevelType w:val="hybridMultilevel"/>
     <w:tmpl w:val="6BE0E0B0"/>
@@ -8741,7 +10634,7 @@
       </w:pPr>
     </w:lvl>
   </w:abstractNum>
-  <w:abstractNum w:abstractNumId="11" w15:restartNumberingAfterBreak="0">
+  <w:abstractNum w:abstractNumId="17" w15:restartNumberingAfterBreak="0">
     <w:nsid w:val="3D0820FA"/>
     <w:multiLevelType w:val="hybridMultilevel"/>
     <w:tmpl w:val="C988DF44"/>
@@ -8830,7 +10723,7 @@
       </w:pPr>
     </w:lvl>
   </w:abstractNum>
-  <w:abstractNum w:abstractNumId="12" w15:restartNumberingAfterBreak="0">
+  <w:abstractNum w:abstractNumId="18" w15:restartNumberingAfterBreak="0">
     <w:nsid w:val="413265A4"/>
     <w:multiLevelType w:val="hybridMultilevel"/>
     <w:tmpl w:val="38CEC890"/>
@@ -8943,7 +10836,7 @@
       </w:rPr>
     </w:lvl>
   </w:abstractNum>
-  <w:abstractNum w:abstractNumId="13" w15:restartNumberingAfterBreak="0">
+  <w:abstractNum w:abstractNumId="19" w15:restartNumberingAfterBreak="0">
     <w:nsid w:val="44B22BE5"/>
     <w:multiLevelType w:val="hybridMultilevel"/>
     <w:tmpl w:val="756088E8"/>
@@ -9032,7 +10925,274 @@
       </w:pPr>
     </w:lvl>
   </w:abstractNum>
-  <w:abstractNum w:abstractNumId="14" w15:restartNumberingAfterBreak="0">
+  <w:abstractNum w:abstractNumId="20" w15:restartNumberingAfterBreak="0">
+    <w:nsid w:val="4C2034E2"/>
+    <w:multiLevelType w:val="hybridMultilevel"/>
+    <w:tmpl w:val="21066C76"/>
+    <w:lvl w:ilvl="0" w:tplc="277414DC">
+      <w:start w:val="1"/>
+      <w:numFmt w:val="decimal"/>
+      <w:lvlText w:val="2.%1"/>
+      <w:lvlJc w:val="right"/>
+      <w:pPr>
+        <w:ind w:left="2137" w:hanging="360"/>
+      </w:pPr>
+      <w:rPr>
+        <w:rFonts w:hint="default"/>
+      </w:rPr>
+    </w:lvl>
+    <w:lvl w:ilvl="1" w:tplc="04190019" w:tentative="1">
+      <w:start w:val="1"/>
+      <w:numFmt w:val="lowerLetter"/>
+      <w:lvlText w:val="%2."/>
+      <w:lvlJc w:val="left"/>
+      <w:pPr>
+        <w:ind w:left="2149" w:hanging="360"/>
+      </w:pPr>
+    </w:lvl>
+    <w:lvl w:ilvl="2" w:tplc="0419001B" w:tentative="1">
+      <w:start w:val="1"/>
+      <w:numFmt w:val="lowerRoman"/>
+      <w:lvlText w:val="%3."/>
+      <w:lvlJc w:val="right"/>
+      <w:pPr>
+        <w:ind w:left="2869" w:hanging="180"/>
+      </w:pPr>
+    </w:lvl>
+    <w:lvl w:ilvl="3" w:tplc="0419000F" w:tentative="1">
+      <w:start w:val="1"/>
+      <w:numFmt w:val="decimal"/>
+      <w:lvlText w:val="%4."/>
+      <w:lvlJc w:val="left"/>
+      <w:pPr>
+        <w:ind w:left="3589" w:hanging="360"/>
+      </w:pPr>
+    </w:lvl>
+    <w:lvl w:ilvl="4" w:tplc="04190019" w:tentative="1">
+      <w:start w:val="1"/>
+      <w:numFmt w:val="lowerLetter"/>
+      <w:lvlText w:val="%5."/>
+      <w:lvlJc w:val="left"/>
+      <w:pPr>
+        <w:ind w:left="4309" w:hanging="360"/>
+      </w:pPr>
+    </w:lvl>
+    <w:lvl w:ilvl="5" w:tplc="0419001B" w:tentative="1">
+      <w:start w:val="1"/>
+      <w:numFmt w:val="lowerRoman"/>
+      <w:lvlText w:val="%6."/>
+      <w:lvlJc w:val="right"/>
+      <w:pPr>
+        <w:ind w:left="5029" w:hanging="180"/>
+      </w:pPr>
+    </w:lvl>
+    <w:lvl w:ilvl="6" w:tplc="0419000F" w:tentative="1">
+      <w:start w:val="1"/>
+      <w:numFmt w:val="decimal"/>
+      <w:lvlText w:val="%7."/>
+      <w:lvlJc w:val="left"/>
+      <w:pPr>
+        <w:ind w:left="5749" w:hanging="360"/>
+      </w:pPr>
+    </w:lvl>
+    <w:lvl w:ilvl="7" w:tplc="04190019" w:tentative="1">
+      <w:start w:val="1"/>
+      <w:numFmt w:val="lowerLetter"/>
+      <w:lvlText w:val="%8."/>
+      <w:lvlJc w:val="left"/>
+      <w:pPr>
+        <w:ind w:left="6469" w:hanging="360"/>
+      </w:pPr>
+    </w:lvl>
+    <w:lvl w:ilvl="8" w:tplc="0419001B" w:tentative="1">
+      <w:start w:val="1"/>
+      <w:numFmt w:val="lowerRoman"/>
+      <w:lvlText w:val="%9."/>
+      <w:lvlJc w:val="right"/>
+      <w:pPr>
+        <w:ind w:left="7189" w:hanging="180"/>
+      </w:pPr>
+    </w:lvl>
+  </w:abstractNum>
+  <w:abstractNum w:abstractNumId="21" w15:restartNumberingAfterBreak="0">
+    <w:nsid w:val="4C424213"/>
+    <w:multiLevelType w:val="hybridMultilevel"/>
+    <w:tmpl w:val="6C8005B0"/>
+    <w:lvl w:ilvl="0" w:tplc="B90CBB50">
+      <w:start w:val="1"/>
+      <w:numFmt w:val="decimal"/>
+      <w:lvlText w:val="%1"/>
+      <w:lvlJc w:val="left"/>
+      <w:pPr>
+        <w:ind w:left="1080" w:hanging="360"/>
+      </w:pPr>
+      <w:rPr>
+        <w:rFonts w:hint="default"/>
+      </w:rPr>
+    </w:lvl>
+    <w:lvl w:ilvl="1" w:tplc="04190019" w:tentative="1">
+      <w:start w:val="1"/>
+      <w:numFmt w:val="lowerLetter"/>
+      <w:lvlText w:val="%2."/>
+      <w:lvlJc w:val="left"/>
+      <w:pPr>
+        <w:ind w:left="1800" w:hanging="360"/>
+      </w:pPr>
+    </w:lvl>
+    <w:lvl w:ilvl="2" w:tplc="0419001B" w:tentative="1">
+      <w:start w:val="1"/>
+      <w:numFmt w:val="lowerRoman"/>
+      <w:lvlText w:val="%3."/>
+      <w:lvlJc w:val="right"/>
+      <w:pPr>
+        <w:ind w:left="2520" w:hanging="180"/>
+      </w:pPr>
+    </w:lvl>
+    <w:lvl w:ilvl="3" w:tplc="0419000F" w:tentative="1">
+      <w:start w:val="1"/>
+      <w:numFmt w:val="decimal"/>
+      <w:lvlText w:val="%4."/>
+      <w:lvlJc w:val="left"/>
+      <w:pPr>
+        <w:ind w:left="3240" w:hanging="360"/>
+      </w:pPr>
+    </w:lvl>
+    <w:lvl w:ilvl="4" w:tplc="04190019" w:tentative="1">
+      <w:start w:val="1"/>
+      <w:numFmt w:val="lowerLetter"/>
+      <w:lvlText w:val="%5."/>
+      <w:lvlJc w:val="left"/>
+      <w:pPr>
+        <w:ind w:left="3960" w:hanging="360"/>
+      </w:pPr>
+    </w:lvl>
+    <w:lvl w:ilvl="5" w:tplc="0419001B" w:tentative="1">
+      <w:start w:val="1"/>
+      <w:numFmt w:val="lowerRoman"/>
+      <w:lvlText w:val="%6."/>
+      <w:lvlJc w:val="right"/>
+      <w:pPr>
+        <w:ind w:left="4680" w:hanging="180"/>
+      </w:pPr>
+    </w:lvl>
+    <w:lvl w:ilvl="6" w:tplc="0419000F" w:tentative="1">
+      <w:start w:val="1"/>
+      <w:numFmt w:val="decimal"/>
+      <w:lvlText w:val="%7."/>
+      <w:lvlJc w:val="left"/>
+      <w:pPr>
+        <w:ind w:left="5400" w:hanging="360"/>
+      </w:pPr>
+    </w:lvl>
+    <w:lvl w:ilvl="7" w:tplc="04190019" w:tentative="1">
+      <w:start w:val="1"/>
+      <w:numFmt w:val="lowerLetter"/>
+      <w:lvlText w:val="%8."/>
+      <w:lvlJc w:val="left"/>
+      <w:pPr>
+        <w:ind w:left="6120" w:hanging="360"/>
+      </w:pPr>
+    </w:lvl>
+    <w:lvl w:ilvl="8" w:tplc="0419001B" w:tentative="1">
+      <w:start w:val="1"/>
+      <w:numFmt w:val="lowerRoman"/>
+      <w:lvlText w:val="%9."/>
+      <w:lvlJc w:val="right"/>
+      <w:pPr>
+        <w:ind w:left="6840" w:hanging="180"/>
+      </w:pPr>
+    </w:lvl>
+  </w:abstractNum>
+  <w:abstractNum w:abstractNumId="22" w15:restartNumberingAfterBreak="0">
+    <w:nsid w:val="561D588F"/>
+    <w:multiLevelType w:val="hybridMultilevel"/>
+    <w:tmpl w:val="777C6CEC"/>
+    <w:lvl w:ilvl="0" w:tplc="253E13E6">
+      <w:start w:val="1"/>
+      <w:numFmt w:val="decimal"/>
+      <w:lvlText w:val="2.%1"/>
+      <w:lvlJc w:val="center"/>
+      <w:pPr>
+        <w:ind w:left="720" w:hanging="360"/>
+      </w:pPr>
+      <w:rPr>
+        <w:rFonts w:hint="default"/>
+      </w:rPr>
+    </w:lvl>
+    <w:lvl w:ilvl="1" w:tplc="04190019">
+      <w:start w:val="1"/>
+      <w:numFmt w:val="lowerLetter"/>
+      <w:lvlText w:val="%2."/>
+      <w:lvlJc w:val="left"/>
+      <w:pPr>
+        <w:ind w:left="1440" w:hanging="360"/>
+      </w:pPr>
+    </w:lvl>
+    <w:lvl w:ilvl="2" w:tplc="0419001B" w:tentative="1">
+      <w:start w:val="1"/>
+      <w:numFmt w:val="lowerRoman"/>
+      <w:lvlText w:val="%3."/>
+      <w:lvlJc w:val="right"/>
+      <w:pPr>
+        <w:ind w:left="2160" w:hanging="180"/>
+      </w:pPr>
+    </w:lvl>
+    <w:lvl w:ilvl="3" w:tplc="0419000F" w:tentative="1">
+      <w:start w:val="1"/>
+      <w:numFmt w:val="decimal"/>
+      <w:lvlText w:val="%4."/>
+      <w:lvlJc w:val="left"/>
+      <w:pPr>
+        <w:ind w:left="2880" w:hanging="360"/>
+      </w:pPr>
+    </w:lvl>
+    <w:lvl w:ilvl="4" w:tplc="04190019" w:tentative="1">
+      <w:start w:val="1"/>
+      <w:numFmt w:val="lowerLetter"/>
+      <w:lvlText w:val="%5."/>
+      <w:lvlJc w:val="left"/>
+      <w:pPr>
+        <w:ind w:left="3600" w:hanging="360"/>
+      </w:pPr>
+    </w:lvl>
+    <w:lvl w:ilvl="5" w:tplc="0419001B" w:tentative="1">
+      <w:start w:val="1"/>
+      <w:numFmt w:val="lowerRoman"/>
+      <w:lvlText w:val="%6."/>
+      <w:lvlJc w:val="right"/>
+      <w:pPr>
+        <w:ind w:left="4320" w:hanging="180"/>
+      </w:pPr>
+    </w:lvl>
+    <w:lvl w:ilvl="6" w:tplc="0419000F" w:tentative="1">
+      <w:start w:val="1"/>
+      <w:numFmt w:val="decimal"/>
+      <w:lvlText w:val="%7."/>
+      <w:lvlJc w:val="left"/>
+      <w:pPr>
+        <w:ind w:left="5040" w:hanging="360"/>
+      </w:pPr>
+    </w:lvl>
+    <w:lvl w:ilvl="7" w:tplc="04190019" w:tentative="1">
+      <w:start w:val="1"/>
+      <w:numFmt w:val="lowerLetter"/>
+      <w:lvlText w:val="%8."/>
+      <w:lvlJc w:val="left"/>
+      <w:pPr>
+        <w:ind w:left="5760" w:hanging="360"/>
+      </w:pPr>
+    </w:lvl>
+    <w:lvl w:ilvl="8" w:tplc="0419001B" w:tentative="1">
+      <w:start w:val="1"/>
+      <w:numFmt w:val="lowerRoman"/>
+      <w:lvlText w:val="%9."/>
+      <w:lvlJc w:val="right"/>
+      <w:pPr>
+        <w:ind w:left="6480" w:hanging="180"/>
+      </w:pPr>
+    </w:lvl>
+  </w:abstractNum>
+  <w:abstractNum w:abstractNumId="23" w15:restartNumberingAfterBreak="0">
     <w:nsid w:val="5BD66D25"/>
     <w:multiLevelType w:val="hybridMultilevel"/>
     <w:tmpl w:val="19CCFF6C"/>
@@ -9121,7 +11281,7 @@
       </w:pPr>
     </w:lvl>
   </w:abstractNum>
-  <w:abstractNum w:abstractNumId="15" w15:restartNumberingAfterBreak="0">
+  <w:abstractNum w:abstractNumId="24" w15:restartNumberingAfterBreak="0">
     <w:nsid w:val="5DB526FE"/>
     <w:multiLevelType w:val="hybridMultilevel"/>
     <w:tmpl w:val="BB42695A"/>
@@ -9210,7 +11370,185 @@
       </w:pPr>
     </w:lvl>
   </w:abstractNum>
-  <w:abstractNum w:abstractNumId="16" w15:restartNumberingAfterBreak="0">
+  <w:abstractNum w:abstractNumId="25" w15:restartNumberingAfterBreak="0">
+    <w:nsid w:val="60061659"/>
+    <w:multiLevelType w:val="hybridMultilevel"/>
+    <w:tmpl w:val="F89AF76E"/>
+    <w:lvl w:ilvl="0" w:tplc="04190011">
+      <w:start w:val="1"/>
+      <w:numFmt w:val="decimal"/>
+      <w:lvlText w:val="%1)"/>
+      <w:lvlJc w:val="left"/>
+      <w:pPr>
+        <w:ind w:left="1069" w:hanging="360"/>
+      </w:pPr>
+      <w:rPr>
+        <w:rFonts w:hint="default"/>
+      </w:rPr>
+    </w:lvl>
+    <w:lvl w:ilvl="1" w:tplc="04190019" w:tentative="1">
+      <w:start w:val="1"/>
+      <w:numFmt w:val="lowerLetter"/>
+      <w:lvlText w:val="%2."/>
+      <w:lvlJc w:val="left"/>
+      <w:pPr>
+        <w:ind w:left="1081" w:hanging="360"/>
+      </w:pPr>
+    </w:lvl>
+    <w:lvl w:ilvl="2" w:tplc="0419001B" w:tentative="1">
+      <w:start w:val="1"/>
+      <w:numFmt w:val="lowerRoman"/>
+      <w:lvlText w:val="%3."/>
+      <w:lvlJc w:val="right"/>
+      <w:pPr>
+        <w:ind w:left="1801" w:hanging="180"/>
+      </w:pPr>
+    </w:lvl>
+    <w:lvl w:ilvl="3" w:tplc="0419000F" w:tentative="1">
+      <w:start w:val="1"/>
+      <w:numFmt w:val="decimal"/>
+      <w:lvlText w:val="%4."/>
+      <w:lvlJc w:val="left"/>
+      <w:pPr>
+        <w:ind w:left="2521" w:hanging="360"/>
+      </w:pPr>
+    </w:lvl>
+    <w:lvl w:ilvl="4" w:tplc="04190019" w:tentative="1">
+      <w:start w:val="1"/>
+      <w:numFmt w:val="lowerLetter"/>
+      <w:lvlText w:val="%5."/>
+      <w:lvlJc w:val="left"/>
+      <w:pPr>
+        <w:ind w:left="3241" w:hanging="360"/>
+      </w:pPr>
+    </w:lvl>
+    <w:lvl w:ilvl="5" w:tplc="0419001B" w:tentative="1">
+      <w:start w:val="1"/>
+      <w:numFmt w:val="lowerRoman"/>
+      <w:lvlText w:val="%6."/>
+      <w:lvlJc w:val="right"/>
+      <w:pPr>
+        <w:ind w:left="3961" w:hanging="180"/>
+      </w:pPr>
+    </w:lvl>
+    <w:lvl w:ilvl="6" w:tplc="0419000F" w:tentative="1">
+      <w:start w:val="1"/>
+      <w:numFmt w:val="decimal"/>
+      <w:lvlText w:val="%7."/>
+      <w:lvlJc w:val="left"/>
+      <w:pPr>
+        <w:ind w:left="4681" w:hanging="360"/>
+      </w:pPr>
+    </w:lvl>
+    <w:lvl w:ilvl="7" w:tplc="04190019" w:tentative="1">
+      <w:start w:val="1"/>
+      <w:numFmt w:val="lowerLetter"/>
+      <w:lvlText w:val="%8."/>
+      <w:lvlJc w:val="left"/>
+      <w:pPr>
+        <w:ind w:left="5401" w:hanging="360"/>
+      </w:pPr>
+    </w:lvl>
+    <w:lvl w:ilvl="8" w:tplc="0419001B" w:tentative="1">
+      <w:start w:val="1"/>
+      <w:numFmt w:val="lowerRoman"/>
+      <w:lvlText w:val="%9."/>
+      <w:lvlJc w:val="right"/>
+      <w:pPr>
+        <w:ind w:left="6121" w:hanging="180"/>
+      </w:pPr>
+    </w:lvl>
+  </w:abstractNum>
+  <w:abstractNum w:abstractNumId="26" w15:restartNumberingAfterBreak="0">
+    <w:nsid w:val="638F32C2"/>
+    <w:multiLevelType w:val="hybridMultilevel"/>
+    <w:tmpl w:val="B8D6A016"/>
+    <w:lvl w:ilvl="0" w:tplc="277414DC">
+      <w:start w:val="1"/>
+      <w:numFmt w:val="decimal"/>
+      <w:lvlText w:val="2.%1"/>
+      <w:lvlJc w:val="right"/>
+      <w:pPr>
+        <w:ind w:left="1428" w:hanging="360"/>
+      </w:pPr>
+      <w:rPr>
+        <w:rFonts w:hint="default"/>
+      </w:rPr>
+    </w:lvl>
+    <w:lvl w:ilvl="1" w:tplc="04190019" w:tentative="1">
+      <w:start w:val="1"/>
+      <w:numFmt w:val="lowerLetter"/>
+      <w:lvlText w:val="%2."/>
+      <w:lvlJc w:val="left"/>
+      <w:pPr>
+        <w:ind w:left="2148" w:hanging="360"/>
+      </w:pPr>
+    </w:lvl>
+    <w:lvl w:ilvl="2" w:tplc="0419001B" w:tentative="1">
+      <w:start w:val="1"/>
+      <w:numFmt w:val="lowerRoman"/>
+      <w:lvlText w:val="%3."/>
+      <w:lvlJc w:val="right"/>
+      <w:pPr>
+        <w:ind w:left="2868" w:hanging="180"/>
+      </w:pPr>
+    </w:lvl>
+    <w:lvl w:ilvl="3" w:tplc="0419000F" w:tentative="1">
+      <w:start w:val="1"/>
+      <w:numFmt w:val="decimal"/>
+      <w:lvlText w:val="%4."/>
+      <w:lvlJc w:val="left"/>
+      <w:pPr>
+        <w:ind w:left="3588" w:hanging="360"/>
+      </w:pPr>
+    </w:lvl>
+    <w:lvl w:ilvl="4" w:tplc="04190019" w:tentative="1">
+      <w:start w:val="1"/>
+      <w:numFmt w:val="lowerLetter"/>
+      <w:lvlText w:val="%5."/>
+      <w:lvlJc w:val="left"/>
+      <w:pPr>
+        <w:ind w:left="4308" w:hanging="360"/>
+      </w:pPr>
+    </w:lvl>
+    <w:lvl w:ilvl="5" w:tplc="0419001B" w:tentative="1">
+      <w:start w:val="1"/>
+      <w:numFmt w:val="lowerRoman"/>
+      <w:lvlText w:val="%6."/>
+      <w:lvlJc w:val="right"/>
+      <w:pPr>
+        <w:ind w:left="5028" w:hanging="180"/>
+      </w:pPr>
+    </w:lvl>
+    <w:lvl w:ilvl="6" w:tplc="0419000F" w:tentative="1">
+      <w:start w:val="1"/>
+      <w:numFmt w:val="decimal"/>
+      <w:lvlText w:val="%7."/>
+      <w:lvlJc w:val="left"/>
+      <w:pPr>
+        <w:ind w:left="5748" w:hanging="360"/>
+      </w:pPr>
+    </w:lvl>
+    <w:lvl w:ilvl="7" w:tplc="04190019" w:tentative="1">
+      <w:start w:val="1"/>
+      <w:numFmt w:val="lowerLetter"/>
+      <w:lvlText w:val="%8."/>
+      <w:lvlJc w:val="left"/>
+      <w:pPr>
+        <w:ind w:left="6468" w:hanging="360"/>
+      </w:pPr>
+    </w:lvl>
+    <w:lvl w:ilvl="8" w:tplc="0419001B" w:tentative="1">
+      <w:start w:val="1"/>
+      <w:numFmt w:val="lowerRoman"/>
+      <w:lvlText w:val="%9."/>
+      <w:lvlJc w:val="right"/>
+      <w:pPr>
+        <w:ind w:left="7188" w:hanging="180"/>
+      </w:pPr>
+    </w:lvl>
+  </w:abstractNum>
+  <w:abstractNum w:abstractNumId="27" w15:restartNumberingAfterBreak="0">
     <w:nsid w:val="679B7957"/>
     <w:multiLevelType w:val="hybridMultilevel"/>
     <w:tmpl w:val="C0121A00"/>
@@ -9323,7 +11661,99 @@
       </w:rPr>
     </w:lvl>
   </w:abstractNum>
-  <w:abstractNum w:abstractNumId="17" w15:restartNumberingAfterBreak="0">
+  <w:abstractNum w:abstractNumId="28" w15:restartNumberingAfterBreak="0">
+    <w:nsid w:val="6A1D1817"/>
+    <w:multiLevelType w:val="hybridMultilevel"/>
+    <w:tmpl w:val="AA2028BE"/>
+    <w:lvl w:ilvl="0" w:tplc="253E13E6">
+      <w:start w:val="1"/>
+      <w:numFmt w:val="decimal"/>
+      <w:lvlText w:val="2.%1"/>
+      <w:lvlJc w:val="center"/>
+      <w:pPr>
+        <w:ind w:left="720" w:hanging="360"/>
+      </w:pPr>
+      <w:rPr>
+        <w:rFonts w:hint="default"/>
+      </w:rPr>
+    </w:lvl>
+    <w:lvl w:ilvl="1" w:tplc="253E13E6">
+      <w:start w:val="1"/>
+      <w:numFmt w:val="decimal"/>
+      <w:lvlText w:val="2.%2"/>
+      <w:lvlJc w:val="center"/>
+      <w:pPr>
+        <w:ind w:left="1440" w:hanging="360"/>
+      </w:pPr>
+      <w:rPr>
+        <w:rFonts w:hint="default"/>
+      </w:rPr>
+    </w:lvl>
+    <w:lvl w:ilvl="2" w:tplc="0419001B" w:tentative="1">
+      <w:start w:val="1"/>
+      <w:numFmt w:val="lowerRoman"/>
+      <w:lvlText w:val="%3."/>
+      <w:lvlJc w:val="right"/>
+      <w:pPr>
+        <w:ind w:left="2160" w:hanging="180"/>
+      </w:pPr>
+    </w:lvl>
+    <w:lvl w:ilvl="3" w:tplc="0419000F" w:tentative="1">
+      <w:start w:val="1"/>
+      <w:numFmt w:val="decimal"/>
+      <w:lvlText w:val="%4."/>
+      <w:lvlJc w:val="left"/>
+      <w:pPr>
+        <w:ind w:left="2880" w:hanging="360"/>
+      </w:pPr>
+    </w:lvl>
+    <w:lvl w:ilvl="4" w:tplc="04190019" w:tentative="1">
+      <w:start w:val="1"/>
+      <w:numFmt w:val="lowerLetter"/>
+      <w:lvlText w:val="%5."/>
+      <w:lvlJc w:val="left"/>
+      <w:pPr>
+        <w:ind w:left="3600" w:hanging="360"/>
+      </w:pPr>
+    </w:lvl>
+    <w:lvl w:ilvl="5" w:tplc="0419001B" w:tentative="1">
+      <w:start w:val="1"/>
+      <w:numFmt w:val="lowerRoman"/>
+      <w:lvlText w:val="%6."/>
+      <w:lvlJc w:val="right"/>
+      <w:pPr>
+        <w:ind w:left="4320" w:hanging="180"/>
+      </w:pPr>
+    </w:lvl>
+    <w:lvl w:ilvl="6" w:tplc="0419000F" w:tentative="1">
+      <w:start w:val="1"/>
+      <w:numFmt w:val="decimal"/>
+      <w:lvlText w:val="%7."/>
+      <w:lvlJc w:val="left"/>
+      <w:pPr>
+        <w:ind w:left="5040" w:hanging="360"/>
+      </w:pPr>
+    </w:lvl>
+    <w:lvl w:ilvl="7" w:tplc="04190019" w:tentative="1">
+      <w:start w:val="1"/>
+      <w:numFmt w:val="lowerLetter"/>
+      <w:lvlText w:val="%8."/>
+      <w:lvlJc w:val="left"/>
+      <w:pPr>
+        <w:ind w:left="5760" w:hanging="360"/>
+      </w:pPr>
+    </w:lvl>
+    <w:lvl w:ilvl="8" w:tplc="0419001B" w:tentative="1">
+      <w:start w:val="1"/>
+      <w:numFmt w:val="lowerRoman"/>
+      <w:lvlText w:val="%9."/>
+      <w:lvlJc w:val="right"/>
+      <w:pPr>
+        <w:ind w:left="6480" w:hanging="180"/>
+      </w:pPr>
+    </w:lvl>
+  </w:abstractNum>
+  <w:abstractNum w:abstractNumId="29" w15:restartNumberingAfterBreak="0">
     <w:nsid w:val="6CF305CE"/>
     <w:multiLevelType w:val="hybridMultilevel"/>
     <w:tmpl w:val="C494ED32"/>
@@ -9409,7 +11839,7 @@
       </w:pPr>
     </w:lvl>
   </w:abstractNum>
-  <w:abstractNum w:abstractNumId="18" w15:restartNumberingAfterBreak="0">
+  <w:abstractNum w:abstractNumId="30" w15:restartNumberingAfterBreak="0">
     <w:nsid w:val="743D24CE"/>
     <w:multiLevelType w:val="hybridMultilevel"/>
     <w:tmpl w:val="68D4206E"/>
@@ -9495,7 +11925,96 @@
       </w:pPr>
     </w:lvl>
   </w:abstractNum>
-  <w:abstractNum w:abstractNumId="19" w15:restartNumberingAfterBreak="0">
+  <w:abstractNum w:abstractNumId="31" w15:restartNumberingAfterBreak="0">
+    <w:nsid w:val="74A70A80"/>
+    <w:multiLevelType w:val="hybridMultilevel"/>
+    <w:tmpl w:val="70F83BDC"/>
+    <w:lvl w:ilvl="0" w:tplc="BFAA5850">
+      <w:start w:val="1"/>
+      <w:numFmt w:val="decimal"/>
+      <w:lvlText w:val="%1"/>
+      <w:lvlJc w:val="left"/>
+      <w:pPr>
+        <w:ind w:left="720" w:hanging="360"/>
+      </w:pPr>
+      <w:rPr>
+        <w:rFonts w:hint="default"/>
+      </w:rPr>
+    </w:lvl>
+    <w:lvl w:ilvl="1" w:tplc="04190019" w:tentative="1">
+      <w:start w:val="1"/>
+      <w:numFmt w:val="lowerLetter"/>
+      <w:lvlText w:val="%2."/>
+      <w:lvlJc w:val="left"/>
+      <w:pPr>
+        <w:ind w:left="1440" w:hanging="360"/>
+      </w:pPr>
+    </w:lvl>
+    <w:lvl w:ilvl="2" w:tplc="0419001B" w:tentative="1">
+      <w:start w:val="1"/>
+      <w:numFmt w:val="lowerRoman"/>
+      <w:lvlText w:val="%3."/>
+      <w:lvlJc w:val="right"/>
+      <w:pPr>
+        <w:ind w:left="2160" w:hanging="180"/>
+      </w:pPr>
+    </w:lvl>
+    <w:lvl w:ilvl="3" w:tplc="0419000F" w:tentative="1">
+      <w:start w:val="1"/>
+      <w:numFmt w:val="decimal"/>
+      <w:lvlText w:val="%4."/>
+      <w:lvlJc w:val="left"/>
+      <w:pPr>
+        <w:ind w:left="2880" w:hanging="360"/>
+      </w:pPr>
+    </w:lvl>
+    <w:lvl w:ilvl="4" w:tplc="04190019" w:tentative="1">
+      <w:start w:val="1"/>
+      <w:numFmt w:val="lowerLetter"/>
+      <w:lvlText w:val="%5."/>
+      <w:lvlJc w:val="left"/>
+      <w:pPr>
+        <w:ind w:left="3600" w:hanging="360"/>
+      </w:pPr>
+    </w:lvl>
+    <w:lvl w:ilvl="5" w:tplc="0419001B" w:tentative="1">
+      <w:start w:val="1"/>
+      <w:numFmt w:val="lowerRoman"/>
+      <w:lvlText w:val="%6."/>
+      <w:lvlJc w:val="right"/>
+      <w:pPr>
+        <w:ind w:left="4320" w:hanging="180"/>
+      </w:pPr>
+    </w:lvl>
+    <w:lvl w:ilvl="6" w:tplc="0419000F" w:tentative="1">
+      <w:start w:val="1"/>
+      <w:numFmt w:val="decimal"/>
+      <w:lvlText w:val="%7."/>
+      <w:lvlJc w:val="left"/>
+      <w:pPr>
+        <w:ind w:left="5040" w:hanging="360"/>
+      </w:pPr>
+    </w:lvl>
+    <w:lvl w:ilvl="7" w:tplc="04190019" w:tentative="1">
+      <w:start w:val="1"/>
+      <w:numFmt w:val="lowerLetter"/>
+      <w:lvlText w:val="%8."/>
+      <w:lvlJc w:val="left"/>
+      <w:pPr>
+        <w:ind w:left="5760" w:hanging="360"/>
+      </w:pPr>
+    </w:lvl>
+    <w:lvl w:ilvl="8" w:tplc="0419001B" w:tentative="1">
+      <w:start w:val="1"/>
+      <w:numFmt w:val="lowerRoman"/>
+      <w:lvlText w:val="%9."/>
+      <w:lvlJc w:val="right"/>
+      <w:pPr>
+        <w:ind w:left="6480" w:hanging="180"/>
+      </w:pPr>
+    </w:lvl>
+  </w:abstractNum>
+  <w:abstractNum w:abstractNumId="32" w15:restartNumberingAfterBreak="0">
     <w:nsid w:val="7ADE6CA1"/>
     <w:multiLevelType w:val="hybridMultilevel"/>
     <w:tmpl w:val="31E6C6F4"/>
@@ -9581,7 +12100,7 @@
       </w:pPr>
     </w:lvl>
   </w:abstractNum>
-  <w:abstractNum w:abstractNumId="20" w15:restartNumberingAfterBreak="0">
+  <w:abstractNum w:abstractNumId="33" w15:restartNumberingAfterBreak="0">
     <w:nsid w:val="7F8563CB"/>
     <w:multiLevelType w:val="multilevel"/>
     <w:tmpl w:val="328C7DEC"/>
@@ -9703,67 +12222,106 @@
     </w:lvl>
   </w:abstractNum>
   <w:num w:numId="1">
+    <w:abstractNumId w:val="27"/>
+  </w:num>
+  <w:num w:numId="2">
+    <w:abstractNumId w:val="19"/>
+  </w:num>
+  <w:num w:numId="3">
+    <w:abstractNumId w:val="23"/>
+  </w:num>
+  <w:num w:numId="4">
+    <w:abstractNumId w:val="24"/>
+  </w:num>
+  <w:num w:numId="5">
+    <w:abstractNumId w:val="18"/>
+  </w:num>
+  <w:num w:numId="6">
+    <w:abstractNumId w:val="3"/>
+  </w:num>
+  <w:num w:numId="7">
+    <w:abstractNumId w:val="12"/>
+  </w:num>
+  <w:num w:numId="8">
+    <w:abstractNumId w:val="17"/>
+  </w:num>
+  <w:num w:numId="9">
+    <w:abstractNumId w:val="33"/>
+  </w:num>
+  <w:num w:numId="10">
     <w:abstractNumId w:val="16"/>
   </w:num>
-  <w:num w:numId="2">
-    <w:abstractNumId w:val="13"/>
-  </w:num>
-  <w:num w:numId="3">
-    <w:abstractNumId w:val="14"/>
-  </w:num>
-  <w:num w:numId="4">
-    <w:abstractNumId w:val="15"/>
-  </w:num>
-  <w:num w:numId="5">
-    <w:abstractNumId w:val="12"/>
-  </w:num>
-  <w:num w:numId="6">
-    <w:abstractNumId w:val="1"/>
-  </w:num>
-  <w:num w:numId="7">
+  <w:num w:numId="11">
     <w:abstractNumId w:val="8"/>
   </w:num>
-  <w:num w:numId="8">
-    <w:abstractNumId w:val="11"/>
-  </w:num>
-  <w:num w:numId="9">
-    <w:abstractNumId w:val="20"/>
-  </w:num>
-  <w:num w:numId="10">
-    <w:abstractNumId w:val="10"/>
-  </w:num>
-  <w:num w:numId="11">
-    <w:abstractNumId w:val="6"/>
-  </w:num>
   <w:num w:numId="12">
-    <w:abstractNumId w:val="17"/>
+    <w:abstractNumId w:val="29"/>
   </w:num>
   <w:num w:numId="13">
     <w:abstractNumId w:val="0"/>
   </w:num>
   <w:num w:numId="14">
+    <w:abstractNumId w:val="13"/>
+  </w:num>
+  <w:num w:numId="15">
+    <w:abstractNumId w:val="32"/>
+  </w:num>
+  <w:num w:numId="16">
+    <w:abstractNumId w:val="11"/>
+  </w:num>
+  <w:num w:numId="17">
+    <w:abstractNumId w:val="7"/>
+  </w:num>
+  <w:num w:numId="18">
+    <w:abstractNumId w:val="30"/>
+  </w:num>
+  <w:num w:numId="19">
+    <w:abstractNumId w:val="5"/>
+  </w:num>
+  <w:num w:numId="20">
+    <w:abstractNumId w:val="6"/>
+  </w:num>
+  <w:num w:numId="21">
+    <w:abstractNumId w:val="4"/>
+  </w:num>
+  <w:num w:numId="22">
+    <w:abstractNumId w:val="14"/>
+  </w:num>
+  <w:num w:numId="23">
+    <w:abstractNumId w:val="21"/>
+  </w:num>
+  <w:num w:numId="24">
+    <w:abstractNumId w:val="15"/>
+  </w:num>
+  <w:num w:numId="25">
+    <w:abstractNumId w:val="31"/>
+  </w:num>
+  <w:num w:numId="26">
+    <w:abstractNumId w:val="1"/>
+  </w:num>
+  <w:num w:numId="27">
     <w:abstractNumId w:val="9"/>
   </w:num>
-  <w:num w:numId="15">
-    <w:abstractNumId w:val="19"/>
+  <w:num w:numId="28">
+    <w:abstractNumId w:val="22"/>
   </w:num>
-  <w:num w:numId="16">
-    <w:abstractNumId w:val="7"/>
+  <w:num w:numId="29">
+    <w:abstractNumId w:val="28"/>
   </w:num>
-  <w:num w:numId="17">
-    <w:abstractNumId w:val="5"/>
+  <w:num w:numId="30">
+    <w:abstractNumId w:val="2"/>
   </w:num>
-  <w:num w:numId="18">
-    <w:abstractNumId w:val="18"/>
+  <w:num w:numId="31">
+    <w:abstractNumId w:val="10"/>
   </w:num>
-  <w:num w:numId="19">
-    <w:abstractNumId w:val="3"/>
+  <w:num w:numId="32">
+    <w:abstractNumId w:val="26"/>
   </w:num>
-  <w:num w:numId="20">
-    <w:abstractNumId w:val="4"/>
+  <w:num w:numId="33">
+    <w:abstractNumId w:val="20"/>
   </w:num>
-  <w:num w:numId="21">
-    <w:abstractNumId w:val="2"/>
+  <w:num w:numId="34">
+    <w:abstractNumId w:val="25"/>
   </w:num>
 </w:numbering>
 </file>
@@ -10232,6 +12790,28 @@
       <w:szCs w:val="24"/>
     </w:rPr>
   </w:style>
+  <w:style w:type="paragraph" w:styleId="4">
+    <w:name w:val="heading 4"/>
+    <w:basedOn w:val="a"/>
+    <w:next w:val="a"/>
+    <w:link w:val="40"/>
+    <w:uiPriority w:val="9"/>
+    <w:unhideWhenUsed/>
+    <w:qFormat/>
+    <w:rsid w:val="00F31106"/>
+    <w:pPr>
+      <w:keepNext/>
+      <w:keepLines/>
+      <w:spacing w:before="40" w:after="0"/>
+      <w:outlineLvl w:val="3"/>
+    </w:pPr>
+    <w:rPr>
+      <w:rFonts w:asciiTheme="majorHAnsi" w:eastAsiaTheme="majorEastAsia" w:hAnsiTheme="majorHAnsi" w:cstheme="majorBidi"/>
+      <w:i/>
+      <w:iCs/>
+      <w:color w:val="2F5496" w:themeColor="accent1" w:themeShade="BF"/>
+    </w:rPr>
+  </w:style>
   <w:style w:type="character" w:default="1" w:styleId="a0">
     <w:name w:val="Default Paragraph Font"/>
     <w:uiPriority w:val="1"/>
@@ -10493,14 +13073,14 @@
     <w:autoRedefine/>
     <w:uiPriority w:val="39"/>
     <w:unhideWhenUsed/>
-    <w:rsid w:val="00F07A0C"/>
+    <w:rsid w:val="00693BF1"/>
     <w:pPr>
       <w:tabs>
         <w:tab w:val="left" w:pos="1100"/>
         <w:tab w:val="right" w:leader="dot" w:pos="9345"/>
       </w:tabs>
       <w:spacing w:after="100"/>
-      <w:ind w:left="440"/>
+      <w:ind w:left="425"/>
     </w:pPr>
   </w:style>
   <w:style w:type="paragraph" w:styleId="af0">
@@ -10531,6 +13111,113 @@
       <w:rFonts w:ascii="Segoe UI" w:hAnsi="Segoe UI" w:cs="Segoe UI"/>
       <w:sz w:val="18"/>
       <w:szCs w:val="18"/>
+    </w:rPr>
+  </w:style>
+  <w:style w:type="paragraph" w:customStyle="1" w:styleId="12">
+    <w:name w:val="Стиль1"/>
+    <w:basedOn w:val="1"/>
+    <w:link w:val="13"/>
+    <w:qFormat/>
+    <w:rsid w:val="00325A4D"/>
+    <w:pPr>
+      <w:jc w:val="center"/>
+    </w:pPr>
+    <w:rPr>
+      <w:rFonts w:ascii="Times New Roman" w:hAnsi="Times New Roman" w:cs="Times New Roman"/>
+      <w:b/>
+      <w:color w:val="000000" w:themeColor="text1"/>
+      <w:lang w:val="uk-UA"/>
+    </w:rPr>
+  </w:style>
+  <w:style w:type="paragraph" w:styleId="af2">
+    <w:name w:val="caption"/>
+    <w:basedOn w:val="a"/>
+    <w:next w:val="a"/>
+    <w:uiPriority w:val="35"/>
+    <w:unhideWhenUsed/>
+    <w:qFormat/>
+    <w:rsid w:val="004205B4"/>
+    <w:pPr>
+      <w:spacing w:after="200" w:line="240" w:lineRule="auto"/>
+    </w:pPr>
+    <w:rPr>
+      <w:i/>
+      <w:iCs/>
+      <w:color w:val="44546A" w:themeColor="text2"/>
+      <w:sz w:val="18"/>
+      <w:szCs w:val="18"/>
+    </w:rPr>
+  </w:style>
+  <w:style w:type="character" w:customStyle="1" w:styleId="13">
+    <w:name w:val="Стиль1 Знак"/>
+    <w:basedOn w:val="10"/>
+    <w:link w:val="12"/>
+    <w:rsid w:val="00325A4D"/>
+    <w:rPr>
+      <w:rFonts w:ascii="Times New Roman" w:eastAsiaTheme="majorEastAsia" w:hAnsi="Times New Roman" w:cs="Times New Roman"/>
+      <w:b/>
+      <w:color w:val="000000" w:themeColor="text1"/>
+      <w:sz w:val="32"/>
+      <w:szCs w:val="32"/>
+      <w:lang w:val="uk-UA"/>
+    </w:rPr>
+  </w:style>
+  <w:style w:type="character" w:customStyle="1" w:styleId="40">
+    <w:name w:val="Заголовок 4 Знак"/>
+    <w:basedOn w:val="a0"/>
+    <w:link w:val="4"/>
+    <w:uiPriority w:val="9"/>
+    <w:rsid w:val="00F31106"/>
+    <w:rPr>
+      <w:rFonts w:asciiTheme="majorHAnsi" w:eastAsiaTheme="majorEastAsia" w:hAnsiTheme="majorHAnsi" w:cstheme="majorBidi"/>
+      <w:i/>
+      <w:iCs/>
+      <w:color w:val="2F5496" w:themeColor="accent1" w:themeShade="BF"/>
+    </w:rPr>
+  </w:style>
+  <w:style w:type="character" w:styleId="af3">
+    <w:name w:val="Unresolved Mention"/>
+    <w:basedOn w:val="a0"/>
+    <w:uiPriority w:val="99"/>
+    <w:semiHidden/>
+    <w:unhideWhenUsed/>
+    <w:rsid w:val="00F31106"/>
+    <w:rPr>
+      <w:color w:val="605E5C"/>
+      <w:shd w:val="clear" w:color="auto" w:fill="E1DFDD"/>
+    </w:rPr>
+  </w:style>
+  <w:style w:type="paragraph" w:customStyle="1" w:styleId="af4">
+    <w:name w:val="Основ"/>
+    <w:basedOn w:val="a"/>
+    <w:link w:val="af5"/>
+    <w:qFormat/>
+    <w:rsid w:val="00F31106"/>
+    <w:pPr>
+      <w:tabs>
+        <w:tab w:val="center" w:pos="4677"/>
+      </w:tabs>
+      <w:spacing w:after="40" w:line="360" w:lineRule="auto"/>
+      <w:ind w:firstLine="709"/>
+      <w:jc w:val="both"/>
+    </w:pPr>
+    <w:rPr>
+      <w:rFonts w:ascii="Times New Roman" w:hAnsi="Times New Roman" w:cs="Times New Roman"/>
+      <w:sz w:val="28"/>
+      <w:szCs w:val="28"/>
+      <w:lang w:val="uk-UA"/>
+    </w:rPr>
+  </w:style>
+  <w:style w:type="character" w:customStyle="1" w:styleId="af5">
+    <w:name w:val="Основ Знак"/>
+    <w:basedOn w:val="a0"/>
+    <w:link w:val="af4"/>
+    <w:rsid w:val="00F31106"/>
+    <w:rPr>
+      <w:rFonts w:ascii="Times New Roman" w:hAnsi="Times New Roman" w:cs="Times New Roman"/>
+      <w:sz w:val="28"/>
+      <w:szCs w:val="28"/>
+      <w:lang w:val="uk-UA"/>
     </w:rPr>
   </w:style>
 </w:styles>
@@ -10836,7 +13523,7 @@
 </file>
 
 <file path=customXml/itemProps1.xml><?xml version="1.0" encoding="utf-8"?>
-<ds:datastoreItem xmlns:ds="http://schemas.openxmlformats.org/officeDocument/2006/customXml" ds:itemID="{4C4E2B54-4B4A-4917-B656-E4E1DBE24F10}">
+<ds:datastoreItem xmlns:ds="http://schemas.openxmlformats.org/officeDocument/2006/customXml" ds:itemID="{8455F40F-E377-4D0D-9308-07197F7BC01D}">
   <ds:schemaRefs>
     <ds:schemaRef ds:uri="http://schemas.openxmlformats.org/officeDocument/2006/bibliography"/>
   </ds:schemaRefs>
